--- a/docs/G11_Final_Report.docx
+++ b/docs/G11_Final_Report.docx
@@ -734,6 +734,90 @@
         <w:t>3. Relational Database (PostgreSQL)</w:t>
       </w:r>
     </w:p>
+    <w:p>
+      <w:pPr>
+        <w:pStyle w:val="Heading2"/>
+        <w:spacing w:before="240" w:after="120"/>
+      </w:pPr>
+      <w:r>
+        <w:rPr>
+          <w:color w:val="1976D2"/>
+          <w:sz w:val="28"/>
+        </w:rPr>
+        <w:t>3.0 Entity-Relationship Diagram</w:t>
+      </w:r>
+    </w:p>
+    <w:p>
+      <w:pPr>
+        <w:jc w:val="center"/>
+      </w:pPr>
+      <w:r>
+        <w:drawing>
+          <wp:inline xmlns:a="http://schemas.openxmlformats.org/drawingml/2006/main" xmlns:pic="http://schemas.openxmlformats.org/drawingml/2006/picture">
+            <wp:extent cx="5760720" cy="3260697"/>
+            <wp:docPr id="1" name="Picture 1"/>
+            <wp:cNvGraphicFramePr>
+              <a:graphicFrameLocks noChangeAspect="1"/>
+            </wp:cNvGraphicFramePr>
+            <a:graphic>
+              <a:graphicData uri="http://schemas.openxmlformats.org/drawingml/2006/picture">
+                <pic:pic>
+                  <pic:nvPicPr>
+                    <pic:cNvPr id="0" name="ER_Diagram.png"/>
+                    <pic:cNvPicPr/>
+                  </pic:nvPicPr>
+                  <pic:blipFill>
+                    <a:blip r:embed="rId9"/>
+                    <a:stretch>
+                      <a:fillRect/>
+                    </a:stretch>
+                  </pic:blipFill>
+                  <pic:spPr>
+                    <a:xfrm>
+                      <a:off x="0" y="0"/>
+                      <a:ext cx="5760720" cy="3260697"/>
+                    </a:xfrm>
+                    <a:prstGeom prst="rect"/>
+                  </pic:spPr>
+                </pic:pic>
+              </a:graphicData>
+            </a:graphic>
+          </wp:inline>
+        </w:drawing>
+      </w:r>
+    </w:p>
+    <w:p>
+      <w:pPr>
+        <w:jc w:val="center"/>
+      </w:pPr>
+      <w:r>
+        <w:rPr>
+          <w:i/>
+          <w:color w:val="757575"/>
+          <w:sz w:val="16"/>
+        </w:rPr>
+        <w:t>Figure 1: Complete Entity-Relationship Diagram showing all 8 PostgreSQL tables (left), 4 MongoDB collections (right), relationships (solid blue arrows), database triggers (dashed orange arrows), and the CDC sync flow via the Outbox Pattern (purple arrow).</w:t>
+      </w:r>
+    </w:p>
+    <w:p>
+      <w:pPr/>
+      <w:r>
+        <w:rPr>
+          <w:sz w:val="20"/>
+        </w:rPr>
+        <w:t>Diagram Explanation: The ER diagram above illustrates the complete dual-database architecture. On the left side (blue), 8 PostgreSQL tables model the transactional core: users stores authentication credentials with bcrypt-hashed passwords, customers holds customer profiles with UUID primary keys, products maintains the catalog with CHECK constraints on stock quantities, orders records each purchase linked to a customer, and order_items captures individual line items with foreign keys to both orders and products. The outbox table serves as a CDC event store, order_audit_log tracks every field-level change, and alerts records fraud detection results.</w:t>
+      </w:r>
+    </w:p>
+    <w:p>
+      <w:pPr/>
+      <w:r>
+        <w:rPr>
+          <w:sz w:val="20"/>
+        </w:rPr>
+        <w:t>On the right side (green), 4 MongoDB collections implement established NoSQL patterns: user_sessions uses the Bucket Pattern to accumulate clickstream events via atomic $push + $inc operations, session_stats provides pre-computed session aggregates (Computed Pattern), customer_order_summary holds denormalized order data synced via CDC (CDC Target Pattern), and funnel_metrics caches conversion funnel results (Cached Pattern). Relationships are shown as solid blue arrows, triggers as dashed orange arrows, and the CDC sync flow as a purple arrow.</w:t>
+      </w:r>
+    </w:p>
+    <w:p/>
     <w:p>
       <w:pPr>
         <w:pStyle w:val="Heading2"/>

--- a/docs/G11_Final_Report.docx
+++ b/docs/G11_Final_Report.docx
@@ -749,12 +749,25 @@
     </w:p>
     <w:p>
       <w:pPr>
+        <w:spacing w:after="80"/>
+      </w:pPr>
+      <w:r>
+        <w:rPr>
+          <w:b/>
+          <w:color w:val="1976D2"/>
+          <w:sz w:val="22"/>
+        </w:rPr>
+        <w:t>Part 1: PostgreSQL — Relational Database (8 Tables, 4 Triggers)</w:t>
+      </w:r>
+    </w:p>
+    <w:p>
+      <w:pPr>
         <w:jc w:val="center"/>
       </w:pPr>
       <w:r>
         <w:drawing>
           <wp:inline xmlns:a="http://schemas.openxmlformats.org/drawingml/2006/main" xmlns:pic="http://schemas.openxmlformats.org/drawingml/2006/picture">
-            <wp:extent cx="5760720" cy="3260697"/>
+            <wp:extent cx="5760720" cy="4470156"/>
             <wp:docPr id="1" name="Picture 1"/>
             <wp:cNvGraphicFramePr>
               <a:graphicFrameLocks noChangeAspect="1"/>
@@ -763,7 +776,7 @@
               <a:graphicData uri="http://schemas.openxmlformats.org/drawingml/2006/picture">
                 <pic:pic>
                   <pic:nvPicPr>
-                    <pic:cNvPr id="0" name="ER_Diagram.png"/>
+                    <pic:cNvPr id="0" name="ER_Diagram_PostgreSQL.png"/>
                     <pic:cNvPicPr/>
                   </pic:nvPicPr>
                   <pic:blipFill>
@@ -775,7 +788,7 @@
                   <pic:spPr>
                     <a:xfrm>
                       <a:off x="0" y="0"/>
-                      <a:ext cx="5760720" cy="3260697"/>
+                      <a:ext cx="5760720" cy="4470156"/>
                     </a:xfrm>
                     <a:prstGeom prst="rect"/>
                   </pic:spPr>
@@ -796,7 +809,83 @@
           <w:color w:val="757575"/>
           <w:sz w:val="16"/>
         </w:rPr>
-        <w:t>Figure 1: Complete Entity-Relationship Diagram showing all 8 PostgreSQL tables (left), 4 MongoDB collections (right), relationships (solid blue arrows), database triggers (dashed orange arrows), and the CDC sync flow via the Outbox Pattern (purple arrow).</w:t>
+        <w:t>Figure 1a: PostgreSQL ER Diagram — 8 tables with FK relationships (solid blue arrows), 4 database triggers (dashed orange arrows), and fraud detection link (dotted gray). The trigger info box details all 4 automatic database rules: stock check, inventory deduction, outbox CDC event generation, and audit logging.</w:t>
+      </w:r>
+    </w:p>
+    <w:p/>
+    <w:p>
+      <w:pPr>
+        <w:spacing w:after="80"/>
+      </w:pPr>
+      <w:r>
+        <w:rPr>
+          <w:b/>
+          <w:color w:val="0D47A1"/>
+          <w:sz w:val="22"/>
+        </w:rPr>
+        <w:t>Part 2: MongoDB — NoSQL Document Store (4 Collections, 4 Patterns)</w:t>
+      </w:r>
+    </w:p>
+    <w:p>
+      <w:pPr>
+        <w:jc w:val="center"/>
+      </w:pPr>
+      <w:r>
+        <w:drawing>
+          <wp:inline xmlns:a="http://schemas.openxmlformats.org/drawingml/2006/main" xmlns:pic="http://schemas.openxmlformats.org/drawingml/2006/picture">
+            <wp:extent cx="5760720" cy="3843194"/>
+            <wp:docPr id="2" name="Picture 2"/>
+            <wp:cNvGraphicFramePr>
+              <a:graphicFrameLocks noChangeAspect="1"/>
+            </wp:cNvGraphicFramePr>
+            <a:graphic>
+              <a:graphicData uri="http://schemas.openxmlformats.org/drawingml/2006/picture">
+                <pic:pic>
+                  <pic:nvPicPr>
+                    <pic:cNvPr id="0" name="ER_Diagram_MongoDB.png"/>
+                    <pic:cNvPicPr/>
+                  </pic:nvPicPr>
+                  <pic:blipFill>
+                    <a:blip r:embed="rId10"/>
+                    <a:stretch>
+                      <a:fillRect/>
+                    </a:stretch>
+                  </pic:blipFill>
+                  <pic:spPr>
+                    <a:xfrm>
+                      <a:off x="0" y="0"/>
+                      <a:ext cx="5760720" cy="3843194"/>
+                    </a:xfrm>
+                    <a:prstGeom prst="rect"/>
+                  </pic:spPr>
+                </pic:pic>
+              </a:graphicData>
+            </a:graphic>
+          </wp:inline>
+        </w:drawing>
+      </w:r>
+    </w:p>
+    <w:p>
+      <w:pPr>
+        <w:jc w:val="center"/>
+      </w:pPr>
+      <w:r>
+        <w:rPr>
+          <w:i/>
+          <w:color w:val="757575"/>
+          <w:sz w:val="16"/>
+        </w:rPr>
+        <w:t>Figure 1b: MongoDB Collections — 4 collections implementing established NoSQL design patterns: Bucket Pattern (user_sessions), Computed Pattern (session_stats), CDC Target Pattern (customer_order_summary), and Cached Pattern (funnel_metrics). The CDC sync box explains the Outbox Pattern flow from PostgreSQL to MongoDB. The operations box lists all MongoDB operations and indexes used.</w:t>
+      </w:r>
+    </w:p>
+    <w:p/>
+    <w:p>
+      <w:pPr/>
+      <w:r>
+        <w:rPr>
+          <w:sz w:val="20"/>
+        </w:rPr>
+        <w:t>Diagram Explanation: The ER diagrams above illustrate the complete dual-database architecture split across two pages for readability. In Figure 1a (PostgreSQL), 8 tables model the transactional core: users stores authentication credentials with bcrypt-hashed passwords, customers holds customer profiles with UUID primary keys, products maintains the catalog with CHECK constraints on stock quantities, orders records each purchase linked to a customer, and order_items captures individual line items with foreign keys to both orders and products. The outbox table serves as a CDC event store, order_audit_log tracks every field-level change, and alerts records fraud detection results.</w:t>
       </w:r>
     </w:p>
     <w:p>
@@ -805,16 +894,7 @@
         <w:rPr>
           <w:sz w:val="20"/>
         </w:rPr>
-        <w:t>Diagram Explanation: The ER diagram above illustrates the complete dual-database architecture. On the left side (blue), 8 PostgreSQL tables model the transactional core: users stores authentication credentials with bcrypt-hashed passwords, customers holds customer profiles with UUID primary keys, products maintains the catalog with CHECK constraints on stock quantities, orders records each purchase linked to a customer, and order_items captures individual line items with foreign keys to both orders and products. The outbox table serves as a CDC event store, order_audit_log tracks every field-level change, and alerts records fraud detection results.</w:t>
-      </w:r>
-    </w:p>
-    <w:p>
-      <w:pPr/>
-      <w:r>
-        <w:rPr>
-          <w:sz w:val="20"/>
-        </w:rPr>
-        <w:t>On the right side (green), 4 MongoDB collections implement established NoSQL patterns: user_sessions uses the Bucket Pattern to accumulate clickstream events via atomic $push + $inc operations, session_stats provides pre-computed session aggregates (Computed Pattern), customer_order_summary holds denormalized order data synced via CDC (CDC Target Pattern), and funnel_metrics caches conversion funnel results (Cached Pattern). Relationships are shown as solid blue arrows, triggers as dashed orange arrows, and the CDC sync flow as a purple arrow.</w:t>
+        <w:t>In Figure 1b (MongoDB), 4 collections implement established NoSQL patterns: user_sessions uses the Bucket Pattern to accumulate clickstream events via atomic $push + $inc operations, session_stats provides pre-computed session aggregates (Computed Pattern), customer_order_summary holds denormalized order data synced via CDC (CDC Target Pattern), and funnel_metrics caches conversion funnel results (Cached Pattern). The CDC sync box details the 4-step Outbox Pattern flow from PostgreSQL trigger to MongoDB atomic update every 5 seconds.</w:t>
       </w:r>
     </w:p>
     <w:p/>

--- a/docs/G11_Final_Report.docx
+++ b/docs/G11_Final_Report.docx
@@ -1133,7 +1133,7 @@
                 <w:color w:val="333333"/>
                 <w:sz w:val="18"/>
               </w:rPr>
-              <w:t>VARCHAR PK, 7 categories, unit_price, stock_quantity (CHECK &gt;= 0). 1,197 items.</w:t>
+              <w:t>VARCHAR PK, name, 7 categories, unit_price, stock_quantity (CHECK &gt;= 0). 1,197 items.</w:t>
             </w:r>
           </w:p>
         </w:tc>
@@ -1183,7 +1183,7 @@
                 <w:color w:val="333333"/>
                 <w:sz w:val="18"/>
               </w:rPr>
-              <w:t>UUID PK, FK → customers, order_date, total_amount, status. ~53,000 rows.</w:t>
+              <w:t>UUID PK, FK → customers, order_date, total_amount, status. ~33,580 rows (full) / 3,000 (demo).</w:t>
             </w:r>
           </w:p>
         </w:tc>
@@ -2446,7 +2446,7 @@
           <w:color w:val="333333"/>
           <w:sz w:val="20"/>
         </w:rPr>
-        <w:t>JWT authentication with bcrypt password hashing and role-based access control (customer/admin)</w:t>
+        <w:t>JWT authentication with bcrypt password hashing and role-based access control (customer/admin). The first user (user_1) is auto-assigned admin role for instant dashboard access.</w:t>
       </w:r>
     </w:p>
     <w:p>
@@ -2458,7 +2458,7 @@
           <w:color w:val="333333"/>
           <w:sz w:val="20"/>
         </w:rPr>
-        <w:t>Product catalog with category filter (7 categories), text search, and pagination (20/100 per page)</w:t>
+        <w:t>Product catalog with category filter (7 categories), text search, product names, and pagination (20/100 per page)</w:t>
       </w:r>
     </w:p>
     <w:p>
@@ -2470,7 +2470,7 @@
           <w:color w:val="333333"/>
           <w:sz w:val="20"/>
         </w:rPr>
-        <w:t>Clickstream event tracking via MongoDB Bucket Pattern — all 4 funnel event types recorded with $push + $inc</w:t>
+        <w:t>Clickstream event tracking via MongoDB Bucket Pattern — all 4 funnel event types recorded. Bulk data loading uses batch $push: { $each: [...] } (one DB call per session); runtime uses individual $push + $inc (O(1) per event)</w:t>
       </w:r>
     </w:p>
     <w:p>
@@ -2506,7 +2506,7 @@
           <w:color w:val="333333"/>
           <w:sz w:val="20"/>
         </w:rPr>
-        <w:t>Admin dashboard with RFM pie chart (Champions/Loyal/At Risk/Lost), funnel bar chart (4-stage conversion), market basket table (top 10 pairs), top products, sales by category, and fraud alerts table</w:t>
+        <w:t>Admin dashboard with RFM pie chart, funnel bar chart (4-stage conversion), market basket (top 10 pairs with product names), top products, sales by category, and fraud alerts</w:t>
       </w:r>
     </w:p>
     <w:p>
@@ -2518,7 +2518,19 @@
           <w:color w:val="333333"/>
           <w:sz w:val="20"/>
         </w:rPr>
-        <w:t>Automated test suite — 161 tests covering every endpoint, trigger, and error case (7-second runtime, 100% pass rate)</w:t>
+        <w:t>Optimized data loader: ~50s demo mode (24x speedup via batch MongoDB writes, nrows sampling, shared bcrypt hash). Controlled via DEMO_MODE env var in .env file. Full 275K-row dataset via DEMO_MODE=false</w:t>
+      </w:r>
+    </w:p>
+    <w:p>
+      <w:pPr>
+        <w:pStyle w:val="ListBullet"/>
+      </w:pPr>
+      <w:r>
+        <w:rPr>
+          <w:color w:val="333333"/>
+          <w:sz w:val="20"/>
+        </w:rPr>
+        <w:t>Automated test suite — 161 tests covering every endpoint, trigger, and error case (3-7 second runtime, 100% pass)</w:t>
       </w:r>
     </w:p>
     <w:p>
@@ -3716,7 +3728,7 @@
           <w:color w:val="333333"/>
           <w:sz w:val="20"/>
         </w:rPr>
-        <w:t>perfectly matched the clickstream use case. $push + $inc operations are O(1) and avoid the document-per-event anti-pattern.</w:t>
+        <w:t>perfectly matched the clickstream use case. Bulk loading uses $push: { $each: [...] } (one DB call per session); runtime $push + $inc operations are O(1) and avoid the document-per-event anti-pattern.</w:t>
       </w:r>
     </w:p>
     <w:p>
@@ -4254,7 +4266,7 @@
                 <w:color w:val="333333"/>
                 <w:sz w:val="18"/>
               </w:rPr>
-              <w:t>CSV ingestion pipeline for 6 datasets into both databases</w:t>
+              <w:t>CSV ingestion pipeline (batch-optimized: ~50s demo, ~20 min full). DEMO_MODE env var, nrows sampling, bulk MongoDB writes.</w:t>
             </w:r>
           </w:p>
         </w:tc>

--- a/docs/G11_Final_Report.docx
+++ b/docs/G11_Final_Report.docx
@@ -1687,67 +1687,708 @@
           <w:color w:val="1976D2"/>
           <w:sz w:val="28"/>
         </w:rPr>
-        <w:t>3.3 Advanced SQL</w:t>
+        <w:t>3.3 Advanced SQL Queries</w:t>
       </w:r>
     </w:p>
     <w:p>
-      <w:pPr>
-        <w:pStyle w:val="ListBullet"/>
+      <w:pPr/>
+      <w:r>
+        <w:rPr>
+          <w:sz w:val="20"/>
+        </w:rPr>
+        <w:t>The following queries demonstrate advanced relational database techniques: Common Table Expressions (CTEs), NTILE window functions, self-joins, and CASE expressions — all executed as raw SQL via SQLAlchemy's text() function.</w:t>
+      </w:r>
+    </w:p>
+    <w:p>
+      <w:pPr/>
+      <w:r>
+        <w:rPr>
+          <w:color w:val="757575"/>
+          <w:sz w:val="18"/>
+        </w:rPr>
+        <w:t>RFM (Recency, Frequency, Monetary) segmentation classifies every customer into one of 5 behavioural segments. This query uses a two-stage CTE: first, order_summary aggregates per-customer metrics (last order date, order count, total spend). Second, rfm_scores applies the NTILE(4) window function to divide customers into quartiles along each dimension. The final SELECT combines the scores and maps ranges to human-readable segment labels (Champions, Loyal Customers, Potential Loyalists, At Risk, Lost). NTILE is a PostgreSQL window function that cannot be easily expressed in ORM — raw SQL was chosen deliberately to demonstrate database-level expertise.</w:t>
+      </w:r>
+    </w:p>
+    <w:p>
+      <w:pPr>
+        <w:spacing w:after="20"/>
       </w:pPr>
       <w:r>
         <w:rPr>
           <w:b/>
-          <w:color w:val="333333"/>
-          <w:sz w:val="20"/>
+          <w:color w:val="757575"/>
+          <w:sz w:val="16"/>
         </w:rPr>
-        <w:t xml:space="preserve">RFM Segmentation: </w:t>
-      </w:r>
-      <w:r>
-        <w:rPr>
-          <w:color w:val="333333"/>
-          <w:sz w:val="20"/>
-        </w:rPr>
-        <w:t>Uses CTE with NTILE(4) to classify customers into 5 segments: Champions, Loyal Customers, Potential Loyalists, At Risk, and Lost.</w:t>
+        <w:t>▌ RFM Segmentation — CTE + NTILE(4) + CASE (relational_service.py)</w:t>
       </w:r>
     </w:p>
     <w:p>
       <w:pPr>
-        <w:pStyle w:val="ListBullet"/>
+        <w:spacing w:before="0" w:after="0" w:line="240" w:lineRule="auto"/>
+        <w:shd w:fill="F5F5F5"/>
+      </w:pPr>
+      <w:r>
+        <w:rPr>
+          <w:rFonts w:ascii="Consolas" w:hAnsi="Consolas"/>
+          <w:color w:val="333333"/>
+          <w:sz w:val="15"/>
+        </w:rPr>
+        <w:t>WITH order_summary AS (</w:t>
+      </w:r>
+    </w:p>
+    <w:p>
+      <w:pPr>
+        <w:spacing w:before="0" w:after="0" w:line="240" w:lineRule="auto"/>
+        <w:shd w:fill="F5F5F5"/>
+      </w:pPr>
+      <w:r>
+        <w:rPr>
+          <w:rFonts w:ascii="Consolas" w:hAnsi="Consolas"/>
+          <w:color w:val="333333"/>
+          <w:sz w:val="15"/>
+        </w:rPr>
+        <w:t xml:space="preserve">    SELECT</w:t>
+      </w:r>
+    </w:p>
+    <w:p>
+      <w:pPr>
+        <w:spacing w:before="0" w:after="0" w:line="240" w:lineRule="auto"/>
+        <w:shd w:fill="F5F5F5"/>
+      </w:pPr>
+      <w:r>
+        <w:rPr>
+          <w:rFonts w:ascii="Consolas" w:hAnsi="Consolas"/>
+          <w:color w:val="333333"/>
+          <w:sz w:val="15"/>
+        </w:rPr>
+        <w:t xml:space="preserve">        o.customer_id,</w:t>
+      </w:r>
+    </w:p>
+    <w:p>
+      <w:pPr>
+        <w:spacing w:before="0" w:after="0" w:line="240" w:lineRule="auto"/>
+        <w:shd w:fill="F5F5F5"/>
+      </w:pPr>
+      <w:r>
+        <w:rPr>
+          <w:rFonts w:ascii="Consolas" w:hAnsi="Consolas"/>
+          <w:color w:val="333333"/>
+          <w:sz w:val="15"/>
+        </w:rPr>
+        <w:t xml:space="preserve">        MAX(o.order_date) AS last_order_date,</w:t>
+      </w:r>
+    </w:p>
+    <w:p>
+      <w:pPr>
+        <w:spacing w:before="0" w:after="0" w:line="240" w:lineRule="auto"/>
+        <w:shd w:fill="F5F5F5"/>
+      </w:pPr>
+      <w:r>
+        <w:rPr>
+          <w:rFonts w:ascii="Consolas" w:hAnsi="Consolas"/>
+          <w:color w:val="333333"/>
+          <w:sz w:val="15"/>
+        </w:rPr>
+        <w:t xml:space="preserve">        COUNT(o.order_id) AS frequency,</w:t>
+      </w:r>
+    </w:p>
+    <w:p>
+      <w:pPr>
+        <w:spacing w:before="0" w:after="0" w:line="240" w:lineRule="auto"/>
+        <w:shd w:fill="F5F5F5"/>
+      </w:pPr>
+      <w:r>
+        <w:rPr>
+          <w:rFonts w:ascii="Consolas" w:hAnsi="Consolas"/>
+          <w:color w:val="333333"/>
+          <w:sz w:val="15"/>
+        </w:rPr>
+        <w:t xml:space="preserve">        COALESCE(SUM(o.total_amount), 0) AS monetary</w:t>
+      </w:r>
+    </w:p>
+    <w:p>
+      <w:pPr>
+        <w:spacing w:before="0" w:after="0" w:line="240" w:lineRule="auto"/>
+        <w:shd w:fill="F5F5F5"/>
+      </w:pPr>
+      <w:r>
+        <w:rPr>
+          <w:rFonts w:ascii="Consolas" w:hAnsi="Consolas"/>
+          <w:color w:val="333333"/>
+          <w:sz w:val="15"/>
+        </w:rPr>
+        <w:t xml:space="preserve">    FROM orders o</w:t>
+      </w:r>
+    </w:p>
+    <w:p>
+      <w:pPr>
+        <w:spacing w:before="0" w:after="0" w:line="240" w:lineRule="auto"/>
+        <w:shd w:fill="F5F5F5"/>
+      </w:pPr>
+      <w:r>
+        <w:rPr>
+          <w:rFonts w:ascii="Consolas" w:hAnsi="Consolas"/>
+          <w:color w:val="333333"/>
+          <w:sz w:val="15"/>
+        </w:rPr>
+        <w:t xml:space="preserve">    GROUP BY o.customer_id</w:t>
+      </w:r>
+    </w:p>
+    <w:p>
+      <w:pPr>
+        <w:spacing w:before="0" w:after="0" w:line="240" w:lineRule="auto"/>
+        <w:shd w:fill="F5F5F5"/>
+      </w:pPr>
+      <w:r>
+        <w:rPr>
+          <w:rFonts w:ascii="Consolas" w:hAnsi="Consolas"/>
+          <w:color w:val="333333"/>
+          <w:sz w:val="15"/>
+        </w:rPr>
+        <w:t>),</w:t>
+      </w:r>
+    </w:p>
+    <w:p>
+      <w:pPr>
+        <w:spacing w:before="0" w:after="0" w:line="240" w:lineRule="auto"/>
+        <w:shd w:fill="F5F5F5"/>
+      </w:pPr>
+      <w:r>
+        <w:rPr>
+          <w:rFonts w:ascii="Consolas" w:hAnsi="Consolas"/>
+          <w:color w:val="333333"/>
+          <w:sz w:val="15"/>
+        </w:rPr>
+        <w:t>rfm_scores AS (</w:t>
+      </w:r>
+    </w:p>
+    <w:p>
+      <w:pPr>
+        <w:spacing w:before="0" w:after="0" w:line="240" w:lineRule="auto"/>
+        <w:shd w:fill="F5F5F5"/>
+      </w:pPr>
+      <w:r>
+        <w:rPr>
+          <w:rFonts w:ascii="Consolas" w:hAnsi="Consolas"/>
+          <w:color w:val="333333"/>
+          <w:sz w:val="15"/>
+        </w:rPr>
+        <w:t xml:space="preserve">    SELECT</w:t>
+      </w:r>
+    </w:p>
+    <w:p>
+      <w:pPr>
+        <w:spacing w:before="0" w:after="0" w:line="240" w:lineRule="auto"/>
+        <w:shd w:fill="F5F5F5"/>
+      </w:pPr>
+      <w:r>
+        <w:rPr>
+          <w:rFonts w:ascii="Consolas" w:hAnsi="Consolas"/>
+          <w:color w:val="333333"/>
+          <w:sz w:val="15"/>
+        </w:rPr>
+        <w:t xml:space="preserve">        customer_id,</w:t>
+      </w:r>
+    </w:p>
+    <w:p>
+      <w:pPr>
+        <w:spacing w:before="0" w:after="0" w:line="240" w:lineRule="auto"/>
+        <w:shd w:fill="F5F5F5"/>
+      </w:pPr>
+      <w:r>
+        <w:rPr>
+          <w:rFonts w:ascii="Consolas" w:hAnsi="Consolas"/>
+          <w:color w:val="333333"/>
+          <w:sz w:val="15"/>
+        </w:rPr>
+        <w:t xml:space="preserve">        EXTRACT(DAY FROM (NOW() - last_order_date)) AS recency_days,</w:t>
+      </w:r>
+    </w:p>
+    <w:p>
+      <w:pPr>
+        <w:spacing w:before="0" w:after="0" w:line="240" w:lineRule="auto"/>
+        <w:shd w:fill="F5F5F5"/>
+      </w:pPr>
+      <w:r>
+        <w:rPr>
+          <w:rFonts w:ascii="Consolas" w:hAnsi="Consolas"/>
+          <w:color w:val="333333"/>
+          <w:sz w:val="15"/>
+        </w:rPr>
+        <w:t xml:space="preserve">        frequency, monetary,</w:t>
+      </w:r>
+    </w:p>
+    <w:p>
+      <w:pPr>
+        <w:spacing w:before="0" w:after="0" w:line="240" w:lineRule="auto"/>
+        <w:shd w:fill="F5F5F5"/>
+      </w:pPr>
+      <w:r>
+        <w:rPr>
+          <w:rFonts w:ascii="Consolas" w:hAnsi="Consolas"/>
+          <w:color w:val="333333"/>
+          <w:sz w:val="15"/>
+        </w:rPr>
+        <w:t xml:space="preserve">        NTILE(4) OVER (ORDER BY EXTRACT(DAY FROM (NOW() - last_order_date)) DESC) AS r_score,</w:t>
+      </w:r>
+    </w:p>
+    <w:p>
+      <w:pPr>
+        <w:spacing w:before="0" w:after="0" w:line="240" w:lineRule="auto"/>
+        <w:shd w:fill="F5F5F5"/>
+      </w:pPr>
+      <w:r>
+        <w:rPr>
+          <w:rFonts w:ascii="Consolas" w:hAnsi="Consolas"/>
+          <w:color w:val="333333"/>
+          <w:sz w:val="15"/>
+        </w:rPr>
+        <w:t xml:space="preserve">        NTILE(4) OVER (ORDER BY frequency ASC) AS f_score,</w:t>
+      </w:r>
+    </w:p>
+    <w:p>
+      <w:pPr>
+        <w:spacing w:before="0" w:after="0" w:line="240" w:lineRule="auto"/>
+        <w:shd w:fill="F5F5F5"/>
+      </w:pPr>
+      <w:r>
+        <w:rPr>
+          <w:rFonts w:ascii="Consolas" w:hAnsi="Consolas"/>
+          <w:color w:val="333333"/>
+          <w:sz w:val="15"/>
+        </w:rPr>
+        <w:t xml:space="preserve">        NTILE(4) OVER (ORDER BY monetary ASC) AS m_score</w:t>
+      </w:r>
+    </w:p>
+    <w:p>
+      <w:pPr>
+        <w:spacing w:before="0" w:after="0" w:line="240" w:lineRule="auto"/>
+        <w:shd w:fill="F5F5F5"/>
+      </w:pPr>
+      <w:r>
+        <w:rPr>
+          <w:rFonts w:ascii="Consolas" w:hAnsi="Consolas"/>
+          <w:color w:val="333333"/>
+          <w:sz w:val="15"/>
+        </w:rPr>
+        <w:t xml:space="preserve">    FROM order_summary</w:t>
+      </w:r>
+    </w:p>
+    <w:p>
+      <w:pPr>
+        <w:spacing w:before="0" w:after="0" w:line="240" w:lineRule="auto"/>
+        <w:shd w:fill="F5F5F5"/>
+      </w:pPr>
+      <w:r>
+        <w:rPr>
+          <w:rFonts w:ascii="Consolas" w:hAnsi="Consolas"/>
+          <w:color w:val="333333"/>
+          <w:sz w:val="15"/>
+        </w:rPr>
+        <w:t>)</w:t>
+      </w:r>
+    </w:p>
+    <w:p>
+      <w:pPr>
+        <w:spacing w:before="0" w:after="0" w:line="240" w:lineRule="auto"/>
+        <w:shd w:fill="F5F5F5"/>
+      </w:pPr>
+      <w:r>
+        <w:rPr>
+          <w:rFonts w:ascii="Consolas" w:hAnsi="Consolas"/>
+          <w:color w:val="333333"/>
+          <w:sz w:val="15"/>
+        </w:rPr>
+        <w:t>SELECT</w:t>
+      </w:r>
+    </w:p>
+    <w:p>
+      <w:pPr>
+        <w:spacing w:before="0" w:after="0" w:line="240" w:lineRule="auto"/>
+        <w:shd w:fill="F5F5F5"/>
+      </w:pPr>
+      <w:r>
+        <w:rPr>
+          <w:rFonts w:ascii="Consolas" w:hAnsi="Consolas"/>
+          <w:color w:val="333333"/>
+          <w:sz w:val="15"/>
+        </w:rPr>
+        <w:t xml:space="preserve">    customer_id::TEXT, recency_days, frequency,</w:t>
+      </w:r>
+    </w:p>
+    <w:p>
+      <w:pPr>
+        <w:spacing w:before="0" w:after="0" w:line="240" w:lineRule="auto"/>
+        <w:shd w:fill="F5F5F5"/>
+      </w:pPr>
+      <w:r>
+        <w:rPr>
+          <w:rFonts w:ascii="Consolas" w:hAnsi="Consolas"/>
+          <w:color w:val="333333"/>
+          <w:sz w:val="15"/>
+        </w:rPr>
+        <w:t xml:space="preserve">    ROUND(monetary::numeric, 2) AS monetary,</w:t>
+      </w:r>
+    </w:p>
+    <w:p>
+      <w:pPr>
+        <w:spacing w:before="0" w:after="0" w:line="240" w:lineRule="auto"/>
+        <w:shd w:fill="F5F5F5"/>
+      </w:pPr>
+      <w:r>
+        <w:rPr>
+          <w:rFonts w:ascii="Consolas" w:hAnsi="Consolas"/>
+          <w:color w:val="333333"/>
+          <w:sz w:val="15"/>
+        </w:rPr>
+        <w:t xml:space="preserve">    r_score, f_score, m_score,</w:t>
+      </w:r>
+    </w:p>
+    <w:p>
+      <w:pPr>
+        <w:spacing w:before="0" w:after="0" w:line="240" w:lineRule="auto"/>
+        <w:shd w:fill="F5F5F5"/>
+      </w:pPr>
+      <w:r>
+        <w:rPr>
+          <w:rFonts w:ascii="Consolas" w:hAnsi="Consolas"/>
+          <w:color w:val="333333"/>
+          <w:sz w:val="15"/>
+        </w:rPr>
+        <w:t xml:space="preserve">    (r_score + f_score + m_score) AS total_score,</w:t>
+      </w:r>
+    </w:p>
+    <w:p>
+      <w:pPr>
+        <w:spacing w:before="0" w:after="0" w:line="240" w:lineRule="auto"/>
+        <w:shd w:fill="F5F5F5"/>
+      </w:pPr>
+      <w:r>
+        <w:rPr>
+          <w:rFonts w:ascii="Consolas" w:hAnsi="Consolas"/>
+          <w:color w:val="333333"/>
+          <w:sz w:val="15"/>
+        </w:rPr>
+        <w:t xml:space="preserve">    CASE</w:t>
+      </w:r>
+    </w:p>
+    <w:p>
+      <w:pPr>
+        <w:spacing w:before="0" w:after="0" w:line="240" w:lineRule="auto"/>
+        <w:shd w:fill="F5F5F5"/>
+      </w:pPr>
+      <w:r>
+        <w:rPr>
+          <w:rFonts w:ascii="Consolas" w:hAnsi="Consolas"/>
+          <w:color w:val="333333"/>
+          <w:sz w:val="15"/>
+        </w:rPr>
+        <w:t xml:space="preserve">        WHEN (r_score + f_score + m_score) &gt;= 10 THEN 'Champions'</w:t>
+      </w:r>
+    </w:p>
+    <w:p>
+      <w:pPr>
+        <w:spacing w:before="0" w:after="0" w:line="240" w:lineRule="auto"/>
+        <w:shd w:fill="F5F5F5"/>
+      </w:pPr>
+      <w:r>
+        <w:rPr>
+          <w:rFonts w:ascii="Consolas" w:hAnsi="Consolas"/>
+          <w:color w:val="333333"/>
+          <w:sz w:val="15"/>
+        </w:rPr>
+        <w:t xml:space="preserve">        WHEN (r_score + f_score + m_score) &gt;= 8  THEN 'Loyal Customers'</w:t>
+      </w:r>
+    </w:p>
+    <w:p>
+      <w:pPr>
+        <w:spacing w:before="0" w:after="0" w:line="240" w:lineRule="auto"/>
+        <w:shd w:fill="F5F5F5"/>
+      </w:pPr>
+      <w:r>
+        <w:rPr>
+          <w:rFonts w:ascii="Consolas" w:hAnsi="Consolas"/>
+          <w:color w:val="333333"/>
+          <w:sz w:val="15"/>
+        </w:rPr>
+        <w:t xml:space="preserve">        WHEN (r_score + f_score + m_score) &gt;= 6  THEN 'Potential Loyalists'</w:t>
+      </w:r>
+    </w:p>
+    <w:p>
+      <w:pPr>
+        <w:spacing w:before="0" w:after="0" w:line="240" w:lineRule="auto"/>
+        <w:shd w:fill="F5F5F5"/>
+      </w:pPr>
+      <w:r>
+        <w:rPr>
+          <w:rFonts w:ascii="Consolas" w:hAnsi="Consolas"/>
+          <w:color w:val="333333"/>
+          <w:sz w:val="15"/>
+        </w:rPr>
+        <w:t xml:space="preserve">        WHEN (r_score + f_score + m_score) &gt;= 4  THEN 'At Risk'</w:t>
+      </w:r>
+    </w:p>
+    <w:p>
+      <w:pPr>
+        <w:spacing w:before="0" w:after="0" w:line="240" w:lineRule="auto"/>
+        <w:shd w:fill="F5F5F5"/>
+      </w:pPr>
+      <w:r>
+        <w:rPr>
+          <w:rFonts w:ascii="Consolas" w:hAnsi="Consolas"/>
+          <w:color w:val="333333"/>
+          <w:sz w:val="15"/>
+        </w:rPr>
+        <w:t xml:space="preserve">        ELSE 'Lost'</w:t>
+      </w:r>
+    </w:p>
+    <w:p>
+      <w:pPr>
+        <w:spacing w:before="0" w:after="0" w:line="240" w:lineRule="auto"/>
+        <w:shd w:fill="F5F5F5"/>
+      </w:pPr>
+      <w:r>
+        <w:rPr>
+          <w:rFonts w:ascii="Consolas" w:hAnsi="Consolas"/>
+          <w:color w:val="333333"/>
+          <w:sz w:val="15"/>
+        </w:rPr>
+        <w:t xml:space="preserve">    END AS segment</w:t>
+      </w:r>
+    </w:p>
+    <w:p>
+      <w:pPr>
+        <w:spacing w:before="0" w:after="0" w:line="240" w:lineRule="auto"/>
+        <w:shd w:fill="F5F5F5"/>
+      </w:pPr>
+      <w:r>
+        <w:rPr>
+          <w:rFonts w:ascii="Consolas" w:hAnsi="Consolas"/>
+          <w:color w:val="333333"/>
+          <w:sz w:val="15"/>
+        </w:rPr>
+        <w:t>FROM rfm_scores</w:t>
+      </w:r>
+    </w:p>
+    <w:p>
+      <w:pPr>
+        <w:spacing w:before="0" w:after="0" w:line="240" w:lineRule="auto"/>
+        <w:shd w:fill="F5F5F5"/>
+      </w:pPr>
+      <w:r>
+        <w:rPr>
+          <w:rFonts w:ascii="Consolas" w:hAnsi="Consolas"/>
+          <w:color w:val="333333"/>
+          <w:sz w:val="15"/>
+        </w:rPr>
+        <w:t>ORDER BY total_score DESC;</w:t>
+      </w:r>
+    </w:p>
+    <w:p/>
+    <w:p>
+      <w:pPr>
+        <w:spacing w:after="20"/>
       </w:pPr>
       <w:r>
         <w:rPr>
           <w:b/>
-          <w:color w:val="333333"/>
-          <w:sz w:val="20"/>
+          <w:color w:val="757575"/>
+          <w:sz w:val="16"/>
         </w:rPr>
-        <w:t xml:space="preserve">Market Basket Analysis: </w:t>
-      </w:r>
-      <w:r>
-        <w:rPr>
-          <w:color w:val="333333"/>
-          <w:sz w:val="20"/>
-        </w:rPr>
-        <w:t>Self-join on order_items to find co-occurring product pairs. Returns top N pairs sorted by frequency.</w:t>
+        <w:t>▌ Market Basket Analysis — Self-Join on order_items (relational_service.py)</w:t>
       </w:r>
     </w:p>
     <w:p>
       <w:pPr>
-        <w:pStyle w:val="ListBullet"/>
+        <w:spacing w:before="0" w:after="0" w:line="240" w:lineRule="auto"/>
+        <w:shd w:fill="F5F5F5"/>
       </w:pPr>
       <w:r>
         <w:rPr>
-          <w:b/>
+          <w:rFonts w:ascii="Consolas" w:hAnsi="Consolas"/>
           <w:color w:val="333333"/>
-          <w:sz w:val="20"/>
+          <w:sz w:val="15"/>
         </w:rPr>
-        <w:t xml:space="preserve">Audit Trail: </w:t>
+        <w:t>SELECT</w:t>
       </w:r>
+    </w:p>
+    <w:p>
+      <w:pPr>
+        <w:spacing w:before="0" w:after="0" w:line="240" w:lineRule="auto"/>
+        <w:shd w:fill="F5F5F5"/>
+      </w:pPr>
       <w:r>
         <w:rPr>
+          <w:rFonts w:ascii="Consolas" w:hAnsi="Consolas"/>
           <w:color w:val="333333"/>
-          <w:sz w:val="20"/>
+          <w:sz w:val="15"/>
         </w:rPr>
-        <w:t>Full change history captured by trg_audit_order trigger. Every status and total_amount change is recorded with old/new values and timestamps.</w:t>
+        <w:t xml:space="preserve">    p1.product_id AS product_a, pa.name AS name_a,</w:t>
+      </w:r>
+    </w:p>
+    <w:p>
+      <w:pPr>
+        <w:spacing w:before="0" w:after="0" w:line="240" w:lineRule="auto"/>
+        <w:shd w:fill="F5F5F5"/>
+      </w:pPr>
+      <w:r>
+        <w:rPr>
+          <w:rFonts w:ascii="Consolas" w:hAnsi="Consolas"/>
+          <w:color w:val="333333"/>
+          <w:sz w:val="15"/>
+        </w:rPr>
+        <w:t xml:space="preserve">    p2.product_id AS product_b, pb.name AS name_b,</w:t>
+      </w:r>
+    </w:p>
+    <w:p>
+      <w:pPr>
+        <w:spacing w:before="0" w:after="0" w:line="240" w:lineRule="auto"/>
+        <w:shd w:fill="F5F5F5"/>
+      </w:pPr>
+      <w:r>
+        <w:rPr>
+          <w:rFonts w:ascii="Consolas" w:hAnsi="Consolas"/>
+          <w:color w:val="333333"/>
+          <w:sz w:val="15"/>
+        </w:rPr>
+        <w:t xml:space="preserve">    COUNT(*) AS pair_count</w:t>
+      </w:r>
+    </w:p>
+    <w:p>
+      <w:pPr>
+        <w:spacing w:before="0" w:after="0" w:line="240" w:lineRule="auto"/>
+        <w:shd w:fill="F5F5F5"/>
+      </w:pPr>
+      <w:r>
+        <w:rPr>
+          <w:rFonts w:ascii="Consolas" w:hAnsi="Consolas"/>
+          <w:color w:val="333333"/>
+          <w:sz w:val="15"/>
+        </w:rPr>
+        <w:t>FROM order_items p1</w:t>
+      </w:r>
+    </w:p>
+    <w:p>
+      <w:pPr>
+        <w:spacing w:before="0" w:after="0" w:line="240" w:lineRule="auto"/>
+        <w:shd w:fill="F5F5F5"/>
+      </w:pPr>
+      <w:r>
+        <w:rPr>
+          <w:rFonts w:ascii="Consolas" w:hAnsi="Consolas"/>
+          <w:color w:val="333333"/>
+          <w:sz w:val="15"/>
+        </w:rPr>
+        <w:t>JOIN order_items p2</w:t>
+      </w:r>
+    </w:p>
+    <w:p>
+      <w:pPr>
+        <w:spacing w:before="0" w:after="0" w:line="240" w:lineRule="auto"/>
+        <w:shd w:fill="F5F5F5"/>
+      </w:pPr>
+      <w:r>
+        <w:rPr>
+          <w:rFonts w:ascii="Consolas" w:hAnsi="Consolas"/>
+          <w:color w:val="333333"/>
+          <w:sz w:val="15"/>
+        </w:rPr>
+        <w:t xml:space="preserve">    ON p1.order_id = p2.order_id</w:t>
+      </w:r>
+    </w:p>
+    <w:p>
+      <w:pPr>
+        <w:spacing w:before="0" w:after="0" w:line="240" w:lineRule="auto"/>
+        <w:shd w:fill="F5F5F5"/>
+      </w:pPr>
+      <w:r>
+        <w:rPr>
+          <w:rFonts w:ascii="Consolas" w:hAnsi="Consolas"/>
+          <w:color w:val="333333"/>
+          <w:sz w:val="15"/>
+        </w:rPr>
+        <w:t xml:space="preserve">    AND p1.product_id &lt; p2.product_id</w:t>
+      </w:r>
+    </w:p>
+    <w:p>
+      <w:pPr>
+        <w:spacing w:before="0" w:after="0" w:line="240" w:lineRule="auto"/>
+        <w:shd w:fill="F5F5F5"/>
+      </w:pPr>
+      <w:r>
+        <w:rPr>
+          <w:rFonts w:ascii="Consolas" w:hAnsi="Consolas"/>
+          <w:color w:val="333333"/>
+          <w:sz w:val="15"/>
+        </w:rPr>
+        <w:t>JOIN products pa ON pa.product_id = p1.product_id</w:t>
+      </w:r>
+    </w:p>
+    <w:p>
+      <w:pPr>
+        <w:spacing w:before="0" w:after="0" w:line="240" w:lineRule="auto"/>
+        <w:shd w:fill="F5F5F5"/>
+      </w:pPr>
+      <w:r>
+        <w:rPr>
+          <w:rFonts w:ascii="Consolas" w:hAnsi="Consolas"/>
+          <w:color w:val="333333"/>
+          <w:sz w:val="15"/>
+        </w:rPr>
+        <w:t>JOIN products pb ON pb.product_id = p2.product_id</w:t>
+      </w:r>
+    </w:p>
+    <w:p>
+      <w:pPr>
+        <w:spacing w:before="0" w:after="0" w:line="240" w:lineRule="auto"/>
+        <w:shd w:fill="F5F5F5"/>
+      </w:pPr>
+      <w:r>
+        <w:rPr>
+          <w:rFonts w:ascii="Consolas" w:hAnsi="Consolas"/>
+          <w:color w:val="333333"/>
+          <w:sz w:val="15"/>
+        </w:rPr>
+        <w:t>GROUP BY p1.product_id, pa.name, p2.product_id, pb.name</w:t>
+      </w:r>
+    </w:p>
+    <w:p>
+      <w:pPr>
+        <w:spacing w:before="0" w:after="0" w:line="240" w:lineRule="auto"/>
+        <w:shd w:fill="F5F5F5"/>
+      </w:pPr>
+      <w:r>
+        <w:rPr>
+          <w:rFonts w:ascii="Consolas" w:hAnsi="Consolas"/>
+          <w:color w:val="333333"/>
+          <w:sz w:val="15"/>
+        </w:rPr>
+        <w:t>ORDER BY pair_count DESC</w:t>
+      </w:r>
+    </w:p>
+    <w:p>
+      <w:pPr>
+        <w:spacing w:before="0" w:after="0" w:line="240" w:lineRule="auto"/>
+        <w:shd w:fill="F5F5F5"/>
+      </w:pPr>
+      <w:r>
+        <w:rPr>
+          <w:rFonts w:ascii="Consolas" w:hAnsi="Consolas"/>
+          <w:color w:val="333333"/>
+          <w:sz w:val="15"/>
+        </w:rPr>
+        <w:t>LIMIT :top_n;</w:t>
+      </w:r>
+    </w:p>
+    <w:p/>
+    <w:p>
+      <w:pPr/>
+      <w:r>
+        <w:rPr>
+          <w:color w:val="757575"/>
+          <w:sz w:val="18"/>
+        </w:rPr>
+        <w:t>Market Basket Analysis discovers which products are frequently purchased together — a technique used by Amazon ('Customers who bought this also bought...'). This query performs a self-join on the order_items table: each row is paired with every other row from the same order. The condition p1.product_id &lt; p2.product_id prevents duplicate pairs (A+B is the same as B+A). Two additional JOINs to the products table resolve product names for readability. Results are sorted by pair frequency — the top pair represents the strongest product affinity.</w:t>
       </w:r>
     </w:p>
     <w:p>
@@ -2056,67 +2697,705 @@
           <w:color w:val="1976D2"/>
           <w:sz w:val="28"/>
         </w:rPr>
-        <w:t>4.2 Advanced Queries</w:t>
+        <w:t>4.2 Advanced NoSQL Queries</w:t>
       </w:r>
     </w:p>
     <w:p>
-      <w:pPr>
-        <w:pStyle w:val="ListBullet"/>
+      <w:pPr/>
+      <w:r>
+        <w:rPr>
+          <w:sz w:val="20"/>
+        </w:rPr>
+        <w:t>MongoDB's aggregation pipeline demonstrates document-oriented analytics without relational JOINs. The $facet stage runs 4 parallel counts in a single pass through the data.</w:t>
+      </w:r>
+    </w:p>
+    <w:p>
+      <w:pPr/>
+      <w:r>
+        <w:rPr>
+          <w:color w:val="757575"/>
+          <w:sz w:val="18"/>
+        </w:rPr>
+        <w:t>This $facet aggregation pipeline computes the e-commerce conversion funnel in a single database pass. First, $unwind expands each session's embedded events[] array into individual documents. Then $facet runs four independent sub-pipelines in parallel: each filters for a specific action_type (page_view, add_to_cart, checkout, purchase), groups by session_id to deduplicate sessions, and counts unique sessions per stage. The backend then calculates conversion rates by dividing each stage count by the page_view total. This replaces what would require 4 separate SQL queries with a single MongoDB operation.</w:t>
+      </w:r>
+    </w:p>
+    <w:p>
+      <w:pPr>
+        <w:spacing w:after="20"/>
       </w:pPr>
       <w:r>
         <w:rPr>
           <w:b/>
-          <w:color w:val="333333"/>
-          <w:sz w:val="20"/>
+          <w:color w:val="757575"/>
+          <w:sz w:val="16"/>
         </w:rPr>
-        <w:t xml:space="preserve">$facet Funnel: </w:t>
-      </w:r>
-      <w:r>
-        <w:rPr>
-          <w:color w:val="333333"/>
-          <w:sz w:val="20"/>
-        </w:rPr>
-        <w:t>MongoDB aggregation pipeline with $facet computes conversion rates across 4 stages: page_view → add_to_cart → checkout → purchase. Typical results show ~15% add-to-cart rate and ~6% purchase conversion.</w:t>
+        <w:t>▌ Funnel Analytics — MongoDB $facet Aggregation Pipeline (nosql_service.py)</w:t>
       </w:r>
     </w:p>
     <w:p>
       <w:pPr>
-        <w:pStyle w:val="ListBullet"/>
+        <w:spacing w:before="0" w:after="0" w:line="240" w:lineRule="auto"/>
+        <w:shd w:fill="F5F5F5"/>
+      </w:pPr>
+      <w:r>
+        <w:rPr>
+          <w:rFonts w:ascii="Consolas" w:hAnsi="Consolas"/>
+          <w:color w:val="333333"/>
+          <w:sz w:val="15"/>
+        </w:rPr>
+        <w:t>db.user_sessions.aggregate([</w:t>
+      </w:r>
+    </w:p>
+    <w:p>
+      <w:pPr>
+        <w:spacing w:before="0" w:after="0" w:line="240" w:lineRule="auto"/>
+        <w:shd w:fill="F5F5F5"/>
+      </w:pPr>
+      <w:r>
+        <w:rPr>
+          <w:rFonts w:ascii="Consolas" w:hAnsi="Consolas"/>
+          <w:color w:val="333333"/>
+          <w:sz w:val="15"/>
+        </w:rPr>
+        <w:t xml:space="preserve">  { $unwind: "$events" },</w:t>
+      </w:r>
+    </w:p>
+    <w:p>
+      <w:pPr>
+        <w:spacing w:before="0" w:after="0" w:line="240" w:lineRule="auto"/>
+        <w:shd w:fill="F5F5F5"/>
+      </w:pPr>
+      <w:r>
+        <w:rPr>
+          <w:rFonts w:ascii="Consolas" w:hAnsi="Consolas"/>
+          <w:color w:val="333333"/>
+          <w:sz w:val="15"/>
+        </w:rPr>
+        <w:t xml:space="preserve">  { $facet: {</w:t>
+      </w:r>
+    </w:p>
+    <w:p>
+      <w:pPr>
+        <w:spacing w:before="0" w:after="0" w:line="240" w:lineRule="auto"/>
+        <w:shd w:fill="F5F5F5"/>
+      </w:pPr>
+      <w:r>
+        <w:rPr>
+          <w:rFonts w:ascii="Consolas" w:hAnsi="Consolas"/>
+          <w:color w:val="333333"/>
+          <w:sz w:val="15"/>
+        </w:rPr>
+        <w:t xml:space="preserve">      page_views: [</w:t>
+      </w:r>
+    </w:p>
+    <w:p>
+      <w:pPr>
+        <w:spacing w:before="0" w:after="0" w:line="240" w:lineRule="auto"/>
+        <w:shd w:fill="F5F5F5"/>
+      </w:pPr>
+      <w:r>
+        <w:rPr>
+          <w:rFonts w:ascii="Consolas" w:hAnsi="Consolas"/>
+          <w:color w:val="333333"/>
+          <w:sz w:val="15"/>
+        </w:rPr>
+        <w:t xml:space="preserve">        { $match: {"events.action_type": "page_view"}},</w:t>
+      </w:r>
+    </w:p>
+    <w:p>
+      <w:pPr>
+        <w:spacing w:before="0" w:after="0" w:line="240" w:lineRule="auto"/>
+        <w:shd w:fill="F5F5F5"/>
+      </w:pPr>
+      <w:r>
+        <w:rPr>
+          <w:rFonts w:ascii="Consolas" w:hAnsi="Consolas"/>
+          <w:color w:val="333333"/>
+          <w:sz w:val="15"/>
+        </w:rPr>
+        <w:t xml:space="preserve">        { $group: {_id: "$session_id"}},</w:t>
+      </w:r>
+    </w:p>
+    <w:p>
+      <w:pPr>
+        <w:spacing w:before="0" w:after="0" w:line="240" w:lineRule="auto"/>
+        <w:shd w:fill="F5F5F5"/>
+      </w:pPr>
+      <w:r>
+        <w:rPr>
+          <w:rFonts w:ascii="Consolas" w:hAnsi="Consolas"/>
+          <w:color w:val="333333"/>
+          <w:sz w:val="15"/>
+        </w:rPr>
+        <w:t xml:space="preserve">        { $count: "count"}</w:t>
+      </w:r>
+    </w:p>
+    <w:p>
+      <w:pPr>
+        <w:spacing w:before="0" w:after="0" w:line="240" w:lineRule="auto"/>
+        <w:shd w:fill="F5F5F5"/>
+      </w:pPr>
+      <w:r>
+        <w:rPr>
+          <w:rFonts w:ascii="Consolas" w:hAnsi="Consolas"/>
+          <w:color w:val="333333"/>
+          <w:sz w:val="15"/>
+        </w:rPr>
+        <w:t xml:space="preserve">      ],</w:t>
+      </w:r>
+    </w:p>
+    <w:p>
+      <w:pPr>
+        <w:spacing w:before="0" w:after="0" w:line="240" w:lineRule="auto"/>
+        <w:shd w:fill="F5F5F5"/>
+      </w:pPr>
+      <w:r>
+        <w:rPr>
+          <w:rFonts w:ascii="Consolas" w:hAnsi="Consolas"/>
+          <w:color w:val="333333"/>
+          <w:sz w:val="15"/>
+        </w:rPr>
+        <w:t xml:space="preserve">      add_to_cart: [</w:t>
+      </w:r>
+    </w:p>
+    <w:p>
+      <w:pPr>
+        <w:spacing w:before="0" w:after="0" w:line="240" w:lineRule="auto"/>
+        <w:shd w:fill="F5F5F5"/>
+      </w:pPr>
+      <w:r>
+        <w:rPr>
+          <w:rFonts w:ascii="Consolas" w:hAnsi="Consolas"/>
+          <w:color w:val="333333"/>
+          <w:sz w:val="15"/>
+        </w:rPr>
+        <w:t xml:space="preserve">        { $match: {"events.action_type": "add_to_cart"}},</w:t>
+      </w:r>
+    </w:p>
+    <w:p>
+      <w:pPr>
+        <w:spacing w:before="0" w:after="0" w:line="240" w:lineRule="auto"/>
+        <w:shd w:fill="F5F5F5"/>
+      </w:pPr>
+      <w:r>
+        <w:rPr>
+          <w:rFonts w:ascii="Consolas" w:hAnsi="Consolas"/>
+          <w:color w:val="333333"/>
+          <w:sz w:val="15"/>
+        </w:rPr>
+        <w:t xml:space="preserve">        { $group: {_id: "$session_id"}},</w:t>
+      </w:r>
+    </w:p>
+    <w:p>
+      <w:pPr>
+        <w:spacing w:before="0" w:after="0" w:line="240" w:lineRule="auto"/>
+        <w:shd w:fill="F5F5F5"/>
+      </w:pPr>
+      <w:r>
+        <w:rPr>
+          <w:rFonts w:ascii="Consolas" w:hAnsi="Consolas"/>
+          <w:color w:val="333333"/>
+          <w:sz w:val="15"/>
+        </w:rPr>
+        <w:t xml:space="preserve">        { $count: "count"}</w:t>
+      </w:r>
+    </w:p>
+    <w:p>
+      <w:pPr>
+        <w:spacing w:before="0" w:after="0" w:line="240" w:lineRule="auto"/>
+        <w:shd w:fill="F5F5F5"/>
+      </w:pPr>
+      <w:r>
+        <w:rPr>
+          <w:rFonts w:ascii="Consolas" w:hAnsi="Consolas"/>
+          <w:color w:val="333333"/>
+          <w:sz w:val="15"/>
+        </w:rPr>
+        <w:t xml:space="preserve">      ],</w:t>
+      </w:r>
+    </w:p>
+    <w:p>
+      <w:pPr>
+        <w:spacing w:before="0" w:after="0" w:line="240" w:lineRule="auto"/>
+        <w:shd w:fill="F5F5F5"/>
+      </w:pPr>
+      <w:r>
+        <w:rPr>
+          <w:rFonts w:ascii="Consolas" w:hAnsi="Consolas"/>
+          <w:color w:val="333333"/>
+          <w:sz w:val="15"/>
+        </w:rPr>
+        <w:t xml:space="preserve">      checkouts: [</w:t>
+      </w:r>
+    </w:p>
+    <w:p>
+      <w:pPr>
+        <w:spacing w:before="0" w:after="0" w:line="240" w:lineRule="auto"/>
+        <w:shd w:fill="F5F5F5"/>
+      </w:pPr>
+      <w:r>
+        <w:rPr>
+          <w:rFonts w:ascii="Consolas" w:hAnsi="Consolas"/>
+          <w:color w:val="333333"/>
+          <w:sz w:val="15"/>
+        </w:rPr>
+        <w:t xml:space="preserve">        { $match: {"events.action_type": "checkout"}},</w:t>
+      </w:r>
+    </w:p>
+    <w:p>
+      <w:pPr>
+        <w:spacing w:before="0" w:after="0" w:line="240" w:lineRule="auto"/>
+        <w:shd w:fill="F5F5F5"/>
+      </w:pPr>
+      <w:r>
+        <w:rPr>
+          <w:rFonts w:ascii="Consolas" w:hAnsi="Consolas"/>
+          <w:color w:val="333333"/>
+          <w:sz w:val="15"/>
+        </w:rPr>
+        <w:t xml:space="preserve">        { $group: {_id: "$session_id"}},</w:t>
+      </w:r>
+    </w:p>
+    <w:p>
+      <w:pPr>
+        <w:spacing w:before="0" w:after="0" w:line="240" w:lineRule="auto"/>
+        <w:shd w:fill="F5F5F5"/>
+      </w:pPr>
+      <w:r>
+        <w:rPr>
+          <w:rFonts w:ascii="Consolas" w:hAnsi="Consolas"/>
+          <w:color w:val="333333"/>
+          <w:sz w:val="15"/>
+        </w:rPr>
+        <w:t xml:space="preserve">        { $count: "count"}</w:t>
+      </w:r>
+    </w:p>
+    <w:p>
+      <w:pPr>
+        <w:spacing w:before="0" w:after="0" w:line="240" w:lineRule="auto"/>
+        <w:shd w:fill="F5F5F5"/>
+      </w:pPr>
+      <w:r>
+        <w:rPr>
+          <w:rFonts w:ascii="Consolas" w:hAnsi="Consolas"/>
+          <w:color w:val="333333"/>
+          <w:sz w:val="15"/>
+        </w:rPr>
+        <w:t xml:space="preserve">      ],</w:t>
+      </w:r>
+    </w:p>
+    <w:p>
+      <w:pPr>
+        <w:spacing w:before="0" w:after="0" w:line="240" w:lineRule="auto"/>
+        <w:shd w:fill="F5F5F5"/>
+      </w:pPr>
+      <w:r>
+        <w:rPr>
+          <w:rFonts w:ascii="Consolas" w:hAnsi="Consolas"/>
+          <w:color w:val="333333"/>
+          <w:sz w:val="15"/>
+        </w:rPr>
+        <w:t xml:space="preserve">      purchases: [</w:t>
+      </w:r>
+    </w:p>
+    <w:p>
+      <w:pPr>
+        <w:spacing w:before="0" w:after="0" w:line="240" w:lineRule="auto"/>
+        <w:shd w:fill="F5F5F5"/>
+      </w:pPr>
+      <w:r>
+        <w:rPr>
+          <w:rFonts w:ascii="Consolas" w:hAnsi="Consolas"/>
+          <w:color w:val="333333"/>
+          <w:sz w:val="15"/>
+        </w:rPr>
+        <w:t xml:space="preserve">        { $match: {"events.action_type": "purchase"}},</w:t>
+      </w:r>
+    </w:p>
+    <w:p>
+      <w:pPr>
+        <w:spacing w:before="0" w:after="0" w:line="240" w:lineRule="auto"/>
+        <w:shd w:fill="F5F5F5"/>
+      </w:pPr>
+      <w:r>
+        <w:rPr>
+          <w:rFonts w:ascii="Consolas" w:hAnsi="Consolas"/>
+          <w:color w:val="333333"/>
+          <w:sz w:val="15"/>
+        </w:rPr>
+        <w:t xml:space="preserve">        { $group: {_id: "$session_id"}},</w:t>
+      </w:r>
+    </w:p>
+    <w:p>
+      <w:pPr>
+        <w:spacing w:before="0" w:after="0" w:line="240" w:lineRule="auto"/>
+        <w:shd w:fill="F5F5F5"/>
+      </w:pPr>
+      <w:r>
+        <w:rPr>
+          <w:rFonts w:ascii="Consolas" w:hAnsi="Consolas"/>
+          <w:color w:val="333333"/>
+          <w:sz w:val="15"/>
+        </w:rPr>
+        <w:t xml:space="preserve">        { $count: "count"}</w:t>
+      </w:r>
+    </w:p>
+    <w:p>
+      <w:pPr>
+        <w:spacing w:before="0" w:after="0" w:line="240" w:lineRule="auto"/>
+        <w:shd w:fill="F5F5F5"/>
+      </w:pPr>
+      <w:r>
+        <w:rPr>
+          <w:rFonts w:ascii="Consolas" w:hAnsi="Consolas"/>
+          <w:color w:val="333333"/>
+          <w:sz w:val="15"/>
+        </w:rPr>
+        <w:t xml:space="preserve">      ]</w:t>
+      </w:r>
+    </w:p>
+    <w:p>
+      <w:pPr>
+        <w:spacing w:before="0" w:after="0" w:line="240" w:lineRule="auto"/>
+        <w:shd w:fill="F5F5F5"/>
+      </w:pPr>
+      <w:r>
+        <w:rPr>
+          <w:rFonts w:ascii="Consolas" w:hAnsi="Consolas"/>
+          <w:color w:val="333333"/>
+          <w:sz w:val="15"/>
+        </w:rPr>
+        <w:t xml:space="preserve">  }}</w:t>
+      </w:r>
+    </w:p>
+    <w:p>
+      <w:pPr>
+        <w:spacing w:before="0" w:after="0" w:line="240" w:lineRule="auto"/>
+        <w:shd w:fill="F5F5F5"/>
+      </w:pPr>
+      <w:r>
+        <w:rPr>
+          <w:rFonts w:ascii="Consolas" w:hAnsi="Consolas"/>
+          <w:color w:val="333333"/>
+          <w:sz w:val="15"/>
+        </w:rPr>
+        <w:t>])</w:t>
+      </w:r>
+    </w:p>
+    <w:p/>
+    <w:p>
+      <w:pPr>
+        <w:spacing w:after="20"/>
       </w:pPr>
       <w:r>
         <w:rPr>
           <w:b/>
-          <w:color w:val="333333"/>
-          <w:sz w:val="20"/>
+          <w:color w:val="757575"/>
+          <w:sz w:val="16"/>
         </w:rPr>
-        <w:t xml:space="preserve">Cart Abandonment: </w:t>
-      </w:r>
-      <w:r>
-        <w:rPr>
-          <w:color w:val="333333"/>
-          <w:sz w:val="20"/>
-        </w:rPr>
-        <w:t>Aggregation detecting sessions where add_to_cart events exist but checkout is missing — identifies lost sales opportunities.</w:t>
+        <w:t>▌ Fraud Detection — Cross-Database Velocity Check (nosql_service.py)</w:t>
       </w:r>
     </w:p>
     <w:p>
       <w:pPr>
-        <w:pStyle w:val="ListBullet"/>
+        <w:spacing w:before="0" w:after="0" w:line="240" w:lineRule="auto"/>
+        <w:shd w:fill="F5F5F5"/>
       </w:pPr>
       <w:r>
         <w:rPr>
-          <w:b/>
+          <w:rFonts w:ascii="Consolas" w:hAnsi="Consolas"/>
           <w:color w:val="333333"/>
-          <w:sz w:val="20"/>
+          <w:sz w:val="15"/>
         </w:rPr>
-        <w:t xml:space="preserve">TTL Index: </w:t>
+        <w:t># Velocity-based fraud detection (nosql_service.py)</w:t>
       </w:r>
+    </w:p>
+    <w:p>
+      <w:pPr>
+        <w:spacing w:before="0" w:after="0" w:line="240" w:lineRule="auto"/>
+        <w:shd w:fill="F5F5F5"/>
+      </w:pPr>
       <w:r>
         <w:rPr>
+          <w:rFonts w:ascii="Consolas" w:hAnsi="Consolas"/>
           <w:color w:val="333333"/>
-          <w:sz w:val="20"/>
+          <w:sz w:val="15"/>
         </w:rPr>
-        <w:t>end_time index with expireAfterSeconds: 2592000 (30 days) automatically removes stale session data, managing storage growth without manual intervention.</w:t>
+        <w:t>threshold = settings.FRAUD_EVENT_THRESHOLD  # default: 10</w:t>
+      </w:r>
+    </w:p>
+    <w:p>
+      <w:pPr>
+        <w:spacing w:before="0" w:after="0" w:line="240" w:lineRule="auto"/>
+        <w:shd w:fill="F5F5F5"/>
+      </w:pPr>
+      <w:r>
+        <w:rPr>
+          <w:rFonts w:ascii="Consolas" w:hAnsi="Consolas"/>
+          <w:color w:val="333333"/>
+          <w:sz w:val="15"/>
+        </w:rPr>
+        <w:t>window_start = datetime.utcnow() - timedelta(</w:t>
+      </w:r>
+    </w:p>
+    <w:p>
+      <w:pPr>
+        <w:spacing w:before="0" w:after="0" w:line="240" w:lineRule="auto"/>
+        <w:shd w:fill="F5F5F5"/>
+      </w:pPr>
+      <w:r>
+        <w:rPr>
+          <w:rFonts w:ascii="Consolas" w:hAnsi="Consolas"/>
+          <w:color w:val="333333"/>
+          <w:sz w:val="15"/>
+        </w:rPr>
+        <w:t xml:space="preserve">    seconds=settings.FRAUD_TIME_WINDOW_SECONDS)</w:t>
+      </w:r>
+    </w:p>
+    <w:p>
+      <w:pPr>
+        <w:spacing w:before="0" w:after="0" w:line="240" w:lineRule="auto"/>
+        <w:shd w:fill="F5F5F5"/>
+      </w:pPr>
+      <w:r>
+        <w:rPr>
+          <w:rFonts w:ascii="Consolas" w:hAnsi="Consolas"/>
+          <w:color w:val="333333"/>
+          <w:sz w:val="15"/>
+        </w:rPr>
+      </w:r>
+    </w:p>
+    <w:p>
+      <w:pPr>
+        <w:spacing w:before="0" w:after="0" w:line="240" w:lineRule="auto"/>
+        <w:shd w:fill="F5F5F5"/>
+      </w:pPr>
+      <w:r>
+        <w:rPr>
+          <w:rFonts w:ascii="Consolas" w:hAnsi="Consolas"/>
+          <w:color w:val="333333"/>
+          <w:sz w:val="15"/>
+        </w:rPr>
+        <w:t>session = await db.user_sessions.find_one({</w:t>
+      </w:r>
+    </w:p>
+    <w:p>
+      <w:pPr>
+        <w:spacing w:before="0" w:after="0" w:line="240" w:lineRule="auto"/>
+        <w:shd w:fill="F5F5F5"/>
+      </w:pPr>
+      <w:r>
+        <w:rPr>
+          <w:rFonts w:ascii="Consolas" w:hAnsi="Consolas"/>
+          <w:color w:val="333333"/>
+          <w:sz w:val="15"/>
+        </w:rPr>
+        <w:t xml:space="preserve">    "customer_id": customer_id, "session_id": session_id</w:t>
+      </w:r>
+    </w:p>
+    <w:p>
+      <w:pPr>
+        <w:spacing w:before="0" w:after="0" w:line="240" w:lineRule="auto"/>
+        <w:shd w:fill="F5F5F5"/>
+      </w:pPr>
+      <w:r>
+        <w:rPr>
+          <w:rFonts w:ascii="Consolas" w:hAnsi="Consolas"/>
+          <w:color w:val="333333"/>
+          <w:sz w:val="15"/>
+        </w:rPr>
+        <w:t>})</w:t>
+      </w:r>
+    </w:p>
+    <w:p>
+      <w:pPr>
+        <w:spacing w:before="0" w:after="0" w:line="240" w:lineRule="auto"/>
+        <w:shd w:fill="F5F5F5"/>
+      </w:pPr>
+      <w:r>
+        <w:rPr>
+          <w:rFonts w:ascii="Consolas" w:hAnsi="Consolas"/>
+          <w:color w:val="333333"/>
+          <w:sz w:val="15"/>
+        </w:rPr>
+      </w:r>
+    </w:p>
+    <w:p>
+      <w:pPr>
+        <w:spacing w:before="0" w:after="0" w:line="240" w:lineRule="auto"/>
+        <w:shd w:fill="F5F5F5"/>
+      </w:pPr>
+      <w:r>
+        <w:rPr>
+          <w:rFonts w:ascii="Consolas" w:hAnsi="Consolas"/>
+          <w:color w:val="333333"/>
+          <w:sz w:val="15"/>
+        </w:rPr>
+        <w:t>recent_events = [e for e in session.get("events", [])</w:t>
+      </w:r>
+    </w:p>
+    <w:p>
+      <w:pPr>
+        <w:spacing w:before="0" w:after="0" w:line="240" w:lineRule="auto"/>
+        <w:shd w:fill="F5F5F5"/>
+      </w:pPr>
+      <w:r>
+        <w:rPr>
+          <w:rFonts w:ascii="Consolas" w:hAnsi="Consolas"/>
+          <w:color w:val="333333"/>
+          <w:sz w:val="15"/>
+        </w:rPr>
+        <w:t xml:space="preserve">                 if e["timestamp"] &gt;= window_start]</w:t>
+      </w:r>
+    </w:p>
+    <w:p>
+      <w:pPr>
+        <w:spacing w:before="0" w:after="0" w:line="240" w:lineRule="auto"/>
+        <w:shd w:fill="F5F5F5"/>
+      </w:pPr>
+      <w:r>
+        <w:rPr>
+          <w:rFonts w:ascii="Consolas" w:hAnsi="Consolas"/>
+          <w:color w:val="333333"/>
+          <w:sz w:val="15"/>
+        </w:rPr>
+      </w:r>
+    </w:p>
+    <w:p>
+      <w:pPr>
+        <w:spacing w:before="0" w:after="0" w:line="240" w:lineRule="auto"/>
+        <w:shd w:fill="F5F5F5"/>
+      </w:pPr>
+      <w:r>
+        <w:rPr>
+          <w:rFonts w:ascii="Consolas" w:hAnsi="Consolas"/>
+          <w:color w:val="333333"/>
+          <w:sz w:val="15"/>
+        </w:rPr>
+        <w:t>if len(recent_events) &gt;= threshold:</w:t>
+      </w:r>
+    </w:p>
+    <w:p>
+      <w:pPr>
+        <w:spacing w:before="0" w:after="0" w:line="240" w:lineRule="auto"/>
+        <w:shd w:fill="F5F5F5"/>
+      </w:pPr>
+      <w:r>
+        <w:rPr>
+          <w:rFonts w:ascii="Consolas" w:hAnsi="Consolas"/>
+          <w:color w:val="333333"/>
+          <w:sz w:val="15"/>
+        </w:rPr>
+        <w:t xml:space="preserve">    has_purchase = any(e["action_type"] == "purchase"</w:t>
+      </w:r>
+    </w:p>
+    <w:p>
+      <w:pPr>
+        <w:spacing w:before="0" w:after="0" w:line="240" w:lineRule="auto"/>
+        <w:shd w:fill="F5F5F5"/>
+      </w:pPr>
+      <w:r>
+        <w:rPr>
+          <w:rFonts w:ascii="Consolas" w:hAnsi="Consolas"/>
+          <w:color w:val="333333"/>
+          <w:sz w:val="15"/>
+        </w:rPr>
+        <w:t xml:space="preserve">                       for e in recent_events)</w:t>
+      </w:r>
+    </w:p>
+    <w:p>
+      <w:pPr>
+        <w:spacing w:before="0" w:after="0" w:line="240" w:lineRule="auto"/>
+        <w:shd w:fill="F5F5F5"/>
+      </w:pPr>
+      <w:r>
+        <w:rPr>
+          <w:rFonts w:ascii="Consolas" w:hAnsi="Consolas"/>
+          <w:color w:val="333333"/>
+          <w:sz w:val="15"/>
+        </w:rPr>
+        <w:t xml:space="preserve">    if not has_purchase:</w:t>
+      </w:r>
+    </w:p>
+    <w:p>
+      <w:pPr>
+        <w:spacing w:before="0" w:after="0" w:line="240" w:lineRule="auto"/>
+        <w:shd w:fill="F5F5F5"/>
+      </w:pPr>
+      <w:r>
+        <w:rPr>
+          <w:rFonts w:ascii="Consolas" w:hAnsi="Consolas"/>
+          <w:color w:val="333333"/>
+          <w:sz w:val="15"/>
+        </w:rPr>
+        <w:t xml:space="preserve">        await db.user_sessions.update_one(</w:t>
+      </w:r>
+    </w:p>
+    <w:p>
+      <w:pPr>
+        <w:spacing w:before="0" w:after="0" w:line="240" w:lineRule="auto"/>
+        <w:shd w:fill="F5F5F5"/>
+      </w:pPr>
+      <w:r>
+        <w:rPr>
+          <w:rFonts w:ascii="Consolas" w:hAnsi="Consolas"/>
+          <w:color w:val="333333"/>
+          <w:sz w:val="15"/>
+        </w:rPr>
+        <w:t xml:space="preserve">            {"customer_id": customer_id, "session_id": session_id},</w:t>
+      </w:r>
+    </w:p>
+    <w:p>
+      <w:pPr>
+        <w:spacing w:before="0" w:after="0" w:line="240" w:lineRule="auto"/>
+        <w:shd w:fill="F5F5F5"/>
+      </w:pPr>
+      <w:r>
+        <w:rPr>
+          <w:rFonts w:ascii="Consolas" w:hAnsi="Consolas"/>
+          <w:color w:val="333333"/>
+          <w:sz w:val="15"/>
+        </w:rPr>
+        <w:t xml:space="preserve">            {"$set": {"flagged": True}})</w:t>
+      </w:r>
+    </w:p>
+    <w:p>
+      <w:pPr>
+        <w:spacing w:before="0" w:after="0" w:line="240" w:lineRule="auto"/>
+        <w:shd w:fill="F5F5F5"/>
+      </w:pPr>
+      <w:r>
+        <w:rPr>
+          <w:rFonts w:ascii="Consolas" w:hAnsi="Consolas"/>
+          <w:color w:val="333333"/>
+          <w:sz w:val="15"/>
+        </w:rPr>
+        <w:t xml:space="preserve">        # Cross-database alert: MongoDB flag -&gt; PostgreSQL INSERT</w:t>
+      </w:r>
+    </w:p>
+    <w:p>
+      <w:pPr>
+        <w:spacing w:before="0" w:after="0" w:line="240" w:lineRule="auto"/>
+        <w:shd w:fill="F5F5F5"/>
+      </w:pPr>
+      <w:r>
+        <w:rPr>
+          <w:rFonts w:ascii="Consolas" w:hAnsi="Consolas"/>
+          <w:color w:val="333333"/>
+          <w:sz w:val="15"/>
+        </w:rPr>
+        <w:t xml:space="preserve">        create_alert(db, customer_id, session_id, ...)</w:t>
+      </w:r>
+    </w:p>
+    <w:p/>
+    <w:p>
+      <w:pPr/>
+      <w:r>
+        <w:rPr>
+          <w:color w:val="757575"/>
+          <w:sz w:val="18"/>
+        </w:rPr>
+        <w:t>This velocity-based fraud detector fires whenever a user exceeds the configured threshold (default: 10 add_to_cart events in 60 seconds) without completing a purchase. First, it retrieves the user's session document from MongoDB (O(1) lookup by compound index on customer_id + session_id). It then filters events to the current time window and checks whether any purchase event exists. If the threshold is exceeded with no purchase, it flags the session in MongoDB ($set: {flagged: True}) and INSERTs an alert into PostgreSQL — demonstrating cross-database coordination where the high-velocity event store (MongoDB) feeds the authoritative alert log (PostgreSQL).</w:t>
       </w:r>
     </w:p>
     <w:p>
@@ -2564,7 +3843,7 @@
         <w:rPr>
           <w:sz w:val="20"/>
         </w:rPr>
-        <w:t>Benchmarks were run using backend/benchmark/benchmark_runner.py inside the Docker environment. The suite measures 4 distinct workload types to highlight the strengths of each database:</w:t>
+        <w:t>Benchmarks were run via backend/benchmark/benchmark_runner.py inside Docker on 2026-06-30. The suite measures 4 distinct workload types to highlight the strengths of each database:</w:t>
       </w:r>
     </w:p>
     <w:tbl>
@@ -2575,15 +3854,17 @@
         <w:tblLook w:firstColumn="1" w:firstRow="1" w:lastColumn="0" w:lastRow="0" w:noHBand="0" w:noVBand="1" w:val="04A0"/>
       </w:tblPr>
       <w:tblGrid>
-        <w:gridCol w:w="2268"/>
-        <w:gridCol w:w="2268"/>
-        <w:gridCol w:w="2268"/>
-        <w:gridCol w:w="2268"/>
+        <w:gridCol w:w="1512"/>
+        <w:gridCol w:w="1512"/>
+        <w:gridCol w:w="1512"/>
+        <w:gridCol w:w="1512"/>
+        <w:gridCol w:w="1512"/>
+        <w:gridCol w:w="1512"/>
       </w:tblGrid>
       <w:tr>
         <w:tc>
           <w:tcPr>
-            <w:tcW w:type="dxa" w:w="567"/>
+            <w:tcW w:type="dxa" w:w="454"/>
             <w:shd w:fill="1976D2"/>
           </w:tcPr>
           <w:p>
@@ -2603,7 +3884,7 @@
         </w:tc>
         <w:tc>
           <w:tcPr>
-            <w:tcW w:type="dxa" w:w="1984"/>
+            <w:tcW w:type="dxa" w:w="1814"/>
             <w:shd w:fill="1976D2"/>
           </w:tcPr>
           <w:p>
@@ -2623,7 +3904,7 @@
         </w:tc>
         <w:tc>
           <w:tcPr>
-            <w:tcW w:type="dxa" w:w="1417"/>
+            <w:tcW w:type="dxa" w:w="1020"/>
             <w:shd w:fill="1976D2"/>
           </w:tcPr>
           <w:p>
@@ -2643,7 +3924,7 @@
         </w:tc>
         <w:tc>
           <w:tcPr>
-            <w:tcW w:type="dxa" w:w="3685"/>
+            <w:tcW w:type="dxa" w:w="850"/>
             <w:shd w:fill="1976D2"/>
           </w:tcPr>
           <w:p>
@@ -2657,7 +3938,47 @@
                 <w:color w:val="FFFFFF"/>
                 <w:sz w:val="18"/>
               </w:rPr>
-              <w:t>Operation</w:t>
+              <w:t>Time</w:t>
+            </w:r>
+          </w:p>
+        </w:tc>
+        <w:tc>
+          <w:tcPr>
+            <w:tcW w:type="dxa" w:w="1020"/>
+            <w:shd w:fill="1976D2"/>
+          </w:tcPr>
+          <w:p>
+            <w:pPr>
+              <w:jc w:val="center"/>
+            </w:pPr>
+            <w:r/>
+            <w:r>
+              <w:rPr>
+                <w:b/>
+                <w:color w:val="FFFFFF"/>
+                <w:sz w:val="18"/>
+              </w:rPr>
+              <w:t>Throughput</w:t>
+            </w:r>
+          </w:p>
+        </w:tc>
+        <w:tc>
+          <w:tcPr>
+            <w:tcW w:type="dxa" w:w="2551"/>
+            <w:shd w:fill="1976D2"/>
+          </w:tcPr>
+          <w:p>
+            <w:pPr>
+              <w:jc w:val="center"/>
+            </w:pPr>
+            <w:r/>
+            <w:r>
+              <w:rPr>
+                <w:b/>
+                <w:color w:val="FFFFFF"/>
+                <w:sz w:val="18"/>
+              </w:rPr>
+              <w:t>Insight</w:t>
             </w:r>
           </w:p>
         </w:tc>
@@ -2665,7 +3986,7 @@
       <w:tr>
         <w:tc>
           <w:tcPr>
-            <w:tcW w:type="dxa" w:w="567"/>
+            <w:tcW w:type="dxa" w:w="454"/>
           </w:tcPr>
           <w:p>
             <w:r/>
@@ -2680,7 +4001,7 @@
         </w:tc>
         <w:tc>
           <w:tcPr>
-            <w:tcW w:type="dxa" w:w="1984"/>
+            <w:tcW w:type="dxa" w:w="1814"/>
           </w:tcPr>
           <w:p>
             <w:r/>
@@ -2695,7 +4016,7 @@
         </w:tc>
         <w:tc>
           <w:tcPr>
-            <w:tcW w:type="dxa" w:w="1417"/>
+            <w:tcW w:type="dxa" w:w="1020"/>
           </w:tcPr>
           <w:p>
             <w:r/>
@@ -2710,7 +4031,7 @@
         </w:tc>
         <w:tc>
           <w:tcPr>
-            <w:tcW w:type="dxa" w:w="3685"/>
+            <w:tcW w:type="dxa" w:w="850"/>
           </w:tcPr>
           <w:p>
             <w:r/>
@@ -2719,7 +4040,37 @@
                 <w:color w:val="333333"/>
                 <w:sz w:val="18"/>
               </w:rPr>
-              <w:t>Bucket Pattern updateOne with $push + $inc + upsert</w:t>
+              <w:t>14.39s</w:t>
+            </w:r>
+          </w:p>
+        </w:tc>
+        <w:tc>
+          <w:tcPr>
+            <w:tcW w:type="dxa" w:w="1020"/>
+          </w:tcPr>
+          <w:p>
+            <w:r/>
+            <w:r>
+              <w:rPr>
+                <w:color w:val="333333"/>
+                <w:sz w:val="18"/>
+              </w:rPr>
+              <w:t>695 ops/sec</w:t>
+            </w:r>
+          </w:p>
+        </w:tc>
+        <w:tc>
+          <w:tcPr>
+            <w:tcW w:type="dxa" w:w="2551"/>
+          </w:tcPr>
+          <w:p>
+            <w:r/>
+            <w:r>
+              <w:rPr>
+                <w:color w:val="333333"/>
+                <w:sz w:val="18"/>
+              </w:rPr>
+              <w:t>Bucket Pattern avoids per-event overhead</w:t>
             </w:r>
           </w:p>
         </w:tc>
@@ -2727,7 +4078,7 @@
       <w:tr>
         <w:tc>
           <w:tcPr>
-            <w:tcW w:type="dxa" w:w="567"/>
+            <w:tcW w:type="dxa" w:w="454"/>
             <w:shd w:fill="F5F5F5"/>
           </w:tcPr>
           <w:p>
@@ -2743,7 +4094,7 @@
         </w:tc>
         <w:tc>
           <w:tcPr>
-            <w:tcW w:type="dxa" w:w="1984"/>
+            <w:tcW w:type="dxa" w:w="1814"/>
             <w:shd w:fill="F5F5F5"/>
           </w:tcPr>
           <w:p>
@@ -2759,7 +4110,7 @@
         </w:tc>
         <w:tc>
           <w:tcPr>
-            <w:tcW w:type="dxa" w:w="1417"/>
+            <w:tcW w:type="dxa" w:w="1020"/>
             <w:shd w:fill="F5F5F5"/>
           </w:tcPr>
           <w:p>
@@ -2775,7 +4126,7 @@
         </w:tc>
         <w:tc>
           <w:tcPr>
-            <w:tcW w:type="dxa" w:w="3685"/>
+            <w:tcW w:type="dxa" w:w="850"/>
             <w:shd w:fill="F5F5F5"/>
           </w:tcPr>
           <w:p>
@@ -2785,7 +4136,39 @@
                 <w:color w:val="333333"/>
                 <w:sz w:val="18"/>
               </w:rPr>
-              <w:t>Concurrent UPDATE under contention</w:t>
+              <w:t>0.53s</w:t>
+            </w:r>
+          </w:p>
+        </w:tc>
+        <w:tc>
+          <w:tcPr>
+            <w:tcW w:type="dxa" w:w="1020"/>
+            <w:shd w:fill="F5F5F5"/>
+          </w:tcPr>
+          <w:p>
+            <w:r/>
+            <w:r>
+              <w:rPr>
+                <w:color w:val="333333"/>
+                <w:sz w:val="18"/>
+              </w:rPr>
+              <w:t>378 txns/sec</w:t>
+            </w:r>
+          </w:p>
+        </w:tc>
+        <w:tc>
+          <w:tcPr>
+            <w:tcW w:type="dxa" w:w="2551"/>
+            <w:shd w:fill="F5F5F5"/>
+          </w:tcPr>
+          <w:p>
+            <w:r/>
+            <w:r>
+              <w:rPr>
+                <w:color w:val="333333"/>
+                <w:sz w:val="18"/>
+              </w:rPr>
+              <w:t>Row-level locking under contention</w:t>
             </w:r>
           </w:p>
         </w:tc>
@@ -2793,7 +4176,7 @@
       <w:tr>
         <w:tc>
           <w:tcPr>
-            <w:tcW w:type="dxa" w:w="567"/>
+            <w:tcW w:type="dxa" w:w="454"/>
           </w:tcPr>
           <w:p>
             <w:r/>
@@ -2808,7 +4191,7 @@
         </w:tc>
         <w:tc>
           <w:tcPr>
-            <w:tcW w:type="dxa" w:w="1984"/>
+            <w:tcW w:type="dxa" w:w="1814"/>
           </w:tcPr>
           <w:p>
             <w:r/>
@@ -2823,7 +4206,7 @@
         </w:tc>
         <w:tc>
           <w:tcPr>
-            <w:tcW w:type="dxa" w:w="1417"/>
+            <w:tcW w:type="dxa" w:w="1020"/>
           </w:tcPr>
           <w:p>
             <w:r/>
@@ -2838,7 +4221,7 @@
         </w:tc>
         <w:tc>
           <w:tcPr>
-            <w:tcW w:type="dxa" w:w="3685"/>
+            <w:tcW w:type="dxa" w:w="850"/>
           </w:tcPr>
           <w:p>
             <w:r/>
@@ -2847,7 +4230,37 @@
                 <w:color w:val="333333"/>
                 <w:sz w:val="18"/>
               </w:rPr>
-              <w:t>SELECT across orders + customers + items + products</w:t>
+              <w:t>0.019s</w:t>
+            </w:r>
+          </w:p>
+        </w:tc>
+        <w:tc>
+          <w:tcPr>
+            <w:tcW w:type="dxa" w:w="1020"/>
+          </w:tcPr>
+          <w:p>
+            <w:r/>
+            <w:r>
+              <w:rPr>
+                <w:color w:val="333333"/>
+                <w:sz w:val="18"/>
+              </w:rPr>
+              <w:t>—</w:t>
+            </w:r>
+          </w:p>
+        </w:tc>
+        <w:tc>
+          <w:tcPr>
+            <w:tcW w:type="dxa" w:w="2551"/>
+          </w:tcPr>
+          <w:p>
+            <w:r/>
+            <w:r>
+              <w:rPr>
+                <w:color w:val="333333"/>
+                <w:sz w:val="18"/>
+              </w:rPr>
+              <w:t>Query optimizer handles complex algebra</w:t>
             </w:r>
           </w:p>
         </w:tc>
@@ -2855,7 +4268,7 @@
       <w:tr>
         <w:tc>
           <w:tcPr>
-            <w:tcW w:type="dxa" w:w="567"/>
+            <w:tcW w:type="dxa" w:w="454"/>
             <w:shd w:fill="F5F5F5"/>
           </w:tcPr>
           <w:p>
@@ -2871,7 +4284,7 @@
         </w:tc>
         <w:tc>
           <w:tcPr>
-            <w:tcW w:type="dxa" w:w="1984"/>
+            <w:tcW w:type="dxa" w:w="1814"/>
             <w:shd w:fill="F5F5F5"/>
           </w:tcPr>
           <w:p>
@@ -2887,7 +4300,7 @@
         </w:tc>
         <w:tc>
           <w:tcPr>
-            <w:tcW w:type="dxa" w:w="1417"/>
+            <w:tcW w:type="dxa" w:w="1020"/>
             <w:shd w:fill="F5F5F5"/>
           </w:tcPr>
           <w:p>
@@ -2903,7 +4316,7 @@
         </w:tc>
         <w:tc>
           <w:tcPr>
-            <w:tcW w:type="dxa" w:w="3685"/>
+            <w:tcW w:type="dxa" w:w="850"/>
             <w:shd w:fill="F5F5F5"/>
           </w:tcPr>
           <w:p>
@@ -2913,7 +4326,39 @@
                 <w:color w:val="333333"/>
                 <w:sz w:val="18"/>
               </w:rPr>
-              <w:t>$unwind + $group equivalent of GROUP BY</w:t>
+              <w:t>0.117s</w:t>
+            </w:r>
+          </w:p>
+        </w:tc>
+        <w:tc>
+          <w:tcPr>
+            <w:tcW w:type="dxa" w:w="1020"/>
+            <w:shd w:fill="F5F5F5"/>
+          </w:tcPr>
+          <w:p>
+            <w:r/>
+            <w:r>
+              <w:rPr>
+                <w:color w:val="333333"/>
+                <w:sz w:val="18"/>
+              </w:rPr>
+              <w:t>—</w:t>
+            </w:r>
+          </w:p>
+        </w:tc>
+        <w:tc>
+          <w:tcPr>
+            <w:tcW w:type="dxa" w:w="2551"/>
+            <w:shd w:fill="F5F5F5"/>
+          </w:tcPr>
+          <w:p>
+            <w:r/>
+            <w:r>
+              <w:rPr>
+                <w:color w:val="333333"/>
+                <w:sz w:val="18"/>
+              </w:rPr>
+              <w:t>$facet: 4 parallel counts in single pass</w:t>
             </w:r>
           </w:p>
         </w:tc>
@@ -2926,7 +4371,58 @@
         <w:rPr>
           <w:sz w:val="20"/>
         </w:rPr>
-        <w:t>Key findings: MongoDB excels at bulk inserts (Bucket Pattern avoids per-event document overhead), while PostgreSQL handles concurrent transactional updates with row-level locking that prevents data corruption. The 5-table JOIN is only possible in PostgreSQL (MongoDB has no native JOIN support), demonstrating why a polyglot persistence approach is necessary for this use case. Results are plotted to benchmark_results.png using matplotlib.</w:t>
+        <w:t>Key finding: PostgreSQL's 5-table JOIN (0.019s) outperforms MongoDB's aggregation pipeline (0.117s) for complex relational queries — despite MongoDB not needing JOINs at all. This validates the polyglot persistence approach: PostgreSQL for structured queries with relationships, MongoDB for high-velocity clickstream writes (695 ops/sec via Bucket Pattern).</w:t>
+      </w:r>
+    </w:p>
+    <w:p>
+      <w:pPr>
+        <w:spacing w:after="80"/>
+      </w:pPr>
+      <w:r>
+        <w:rPr>
+          <w:b/>
+          <w:sz w:val="20"/>
+        </w:rPr>
+        <w:t>Benchmark Results Chart:</w:t>
+      </w:r>
+    </w:p>
+    <w:p>
+      <w:pPr>
+        <w:jc w:val="center"/>
+      </w:pPr>
+      <w:r>
+        <w:drawing>
+          <wp:inline xmlns:a="http://schemas.openxmlformats.org/drawingml/2006/main" xmlns:pic="http://schemas.openxmlformats.org/drawingml/2006/picture">
+            <wp:extent cx="5029200" cy="2145054"/>
+            <wp:docPr id="3" name="Picture 3"/>
+            <wp:cNvGraphicFramePr>
+              <a:graphicFrameLocks noChangeAspect="1"/>
+            </wp:cNvGraphicFramePr>
+            <a:graphic>
+              <a:graphicData uri="http://schemas.openxmlformats.org/drawingml/2006/picture">
+                <pic:pic>
+                  <pic:nvPicPr>
+                    <pic:cNvPr id="0" name="benchmark_results.png"/>
+                    <pic:cNvPicPr/>
+                  </pic:nvPicPr>
+                  <pic:blipFill>
+                    <a:blip r:embed="rId11"/>
+                    <a:stretch>
+                      <a:fillRect/>
+                    </a:stretch>
+                  </pic:blipFill>
+                  <pic:spPr>
+                    <a:xfrm>
+                      <a:off x="0" y="0"/>
+                      <a:ext cx="5029200" cy="2145054"/>
+                    </a:xfrm>
+                    <a:prstGeom prst="rect"/>
+                  </pic:spPr>
+                </pic:pic>
+              </a:graphicData>
+            </a:graphic>
+          </wp:inline>
+        </w:drawing>
       </w:r>
     </w:p>
     <w:p>
@@ -3826,6 +5322,66 @@
     </w:p>
     <w:p>
       <w:pPr>
+        <w:pStyle w:val="ListBullet"/>
+      </w:pPr>
+      <w:r>
+        <w:rPr>
+          <w:b/>
+          <w:color w:val="333333"/>
+          <w:sz w:val="20"/>
+        </w:rPr>
+        <w:t xml:space="preserve">Bcrypt password hashing was a significant bottleneck </w:t>
+      </w:r>
+      <w:r>
+        <w:rPr>
+          <w:color w:val="333333"/>
+          <w:sz w:val="20"/>
+        </w:rPr>
+        <w:t>— an early data loader version called pwd_ctx.hash() inside a loop, which would have taken ~83 minutes for 20,000 users. Fixed by computing the hash once outside the loop and reusing it. Additionally, a hardcoded bcrypt hash was incompatible with the container's bcrypt library version — resolved by switching to runtime hash generation via passlib.</w:t>
+      </w:r>
+    </w:p>
+    <w:p>
+      <w:pPr>
+        <w:pStyle w:val="ListBullet"/>
+      </w:pPr>
+      <w:r>
+        <w:rPr>
+          <w:b/>
+          <w:color w:val="333333"/>
+          <w:sz w:val="20"/>
+        </w:rPr>
+        <w:t xml:space="preserve">Product names contained trailing synthetic numbers </w:t>
+      </w:r>
+      <w:r>
+        <w:rPr>
+          <w:color w:val="333333"/>
+          <w:sz w:val="20"/>
+        </w:rPr>
+        <w:t>from the Kaggle dataset (e.g., 'SSD MediumBlue 149'). These were cleaned using regex (re.sub(r'\s+\d+$', '', name)) in the data loader. A name column was added to the products table and propagated through all API responses and the frontend.</w:t>
+      </w:r>
+    </w:p>
+    <w:p>
+      <w:pPr>
+        <w:pStyle w:val="ListBullet"/>
+      </w:pPr>
+      <w:r>
+        <w:rPr>
+          <w:b/>
+          <w:color w:val="333333"/>
+          <w:sz w:val="20"/>
+        </w:rPr>
+        <w:t xml:space="preserve">Vite HMR with Docker volumes was unreliable on Windows </w:t>
+      </w:r>
+      <w:r>
+        <w:rPr>
+          <w:color w:val="333333"/>
+          <w:sz w:val="20"/>
+        </w:rPr>
+        <w:t>— Vite's Hot Module Replacement did not consistently detect file changes on Docker volume mounts. Workaround: restart the frontend container (docker restart ecommerce-frontend) after code changes.</w:t>
+      </w:r>
+    </w:p>
+    <w:p>
+      <w:pPr>
         <w:pStyle w:val="Heading2"/>
         <w:spacing w:before="240" w:after="120"/>
       </w:pPr>
@@ -4006,7 +5562,176 @@
           <w:color w:val="1976D2"/>
           <w:sz w:val="36"/>
         </w:rPr>
-        <w:t>Appendix — Source Code &amp; Documentation Files</w:t>
+        <w:t>10. References</w:t>
+      </w:r>
+    </w:p>
+    <w:p>
+      <w:r>
+        <w:rPr>
+          <w:b/>
+          <w:sz w:val="18"/>
+        </w:rPr>
+        <w:t xml:space="preserve">[1] </w:t>
+      </w:r>
+      <w:r>
+        <w:rPr>
+          <w:sz w:val="18"/>
+        </w:rPr>
+        <w:t xml:space="preserve">Waqi (2024). "E-commerce Clickstream and Transaction Dataset." Kaggle. </w:t>
+      </w:r>
+    </w:p>
+    <w:p>
+      <w:r>
+        <w:rPr>
+          <w:sz w:val="18"/>
+        </w:rPr>
+        <w:t>https://www.kaggle.com/datasets/waqi786/e-commerce-clickstream-and-transaction-dataset</w:t>
+      </w:r>
+    </w:p>
+    <w:p>
+      <w:r>
+        <w:rPr>
+          <w:sz w:val="18"/>
+        </w:rPr>
+        <w:t>~200,000 clickstream events + transaction records used for the sessions.csv, clickstream_events.csv, and orders.csv base data.</w:t>
+      </w:r>
+    </w:p>
+    <w:p/>
+    <w:p>
+      <w:r>
+        <w:rPr>
+          <w:b/>
+          <w:sz w:val="18"/>
+        </w:rPr>
+        <w:t xml:space="preserve">[2] </w:t>
+      </w:r>
+      <w:r>
+        <w:rPr>
+          <w:sz w:val="18"/>
+        </w:rPr>
+        <w:t xml:space="preserve">Wafaa Elhusseini (2024). "Synthetic E-commerce Transactions + Clickstream 2020–2025." Kaggle. </w:t>
+      </w:r>
+    </w:p>
+    <w:p>
+      <w:r>
+        <w:rPr>
+          <w:sz w:val="18"/>
+        </w:rPr>
+        <w:t>https://www.kaggle.com/datasets/wafaaelhusseini/e-commerce-transactions-clickstream</w:t>
+      </w:r>
+    </w:p>
+    <w:p>
+      <w:r>
+        <w:rPr>
+          <w:sz w:val="18"/>
+        </w:rPr>
+        <w:t>~75,000 synthetic transactions used for customers.csv and products.csv base data.</w:t>
+      </w:r>
+    </w:p>
+    <w:p/>
+    <w:p>
+      <w:r>
+        <w:rPr>
+          <w:b/>
+          <w:sz w:val="18"/>
+        </w:rPr>
+        <w:t xml:space="preserve">[3] </w:t>
+      </w:r>
+      <w:r>
+        <w:rPr>
+          <w:sz w:val="18"/>
+        </w:rPr>
+        <w:t>Kleppmann, M. (2017). Designing Data-Intensive Applications. O'Reilly Media.</w:t>
+      </w:r>
+    </w:p>
+    <w:p>
+      <w:r>
+        <w:rPr>
+          <w:sz w:val="18"/>
+        </w:rPr>
+        <w:t>Reference for ACID vs BASE trade-offs, Outbox Pattern, and polyglot persistence architecture.</w:t>
+      </w:r>
+    </w:p>
+    <w:p/>
+    <w:p>
+      <w:r>
+        <w:rPr>
+          <w:b/>
+          <w:sz w:val="18"/>
+        </w:rPr>
+        <w:t xml:space="preserve">[4] </w:t>
+      </w:r>
+      <w:r>
+        <w:rPr>
+          <w:sz w:val="18"/>
+        </w:rPr>
+        <w:t>MongoDB, Inc. (2024). "Aggregation Pipeline." MongoDB Documentation.</w:t>
+      </w:r>
+    </w:p>
+    <w:p>
+      <w:r>
+        <w:rPr>
+          <w:sz w:val="18"/>
+        </w:rPr>
+        <w:t>https://www.mongodb.com/docs/manual/core/aggregation-pipeline/</w:t>
+      </w:r>
+    </w:p>
+    <w:p>
+      <w:r>
+        <w:rPr>
+          <w:sz w:val="18"/>
+        </w:rPr>
+        <w:t>Reference for $facet, $unwind, and Bucket Pattern implementation.</w:t>
+      </w:r>
+    </w:p>
+    <w:p/>
+    <w:p>
+      <w:r>
+        <w:rPr>
+          <w:b/>
+          <w:sz w:val="18"/>
+        </w:rPr>
+        <w:t xml:space="preserve">[5] </w:t>
+      </w:r>
+      <w:r>
+        <w:rPr>
+          <w:sz w:val="18"/>
+        </w:rPr>
+        <w:t>PostgreSQL Global Development Group. (2024). "CREATE TRIGGER." PostgreSQL Documentation.</w:t>
+      </w:r>
+    </w:p>
+    <w:p>
+      <w:r>
+        <w:rPr>
+          <w:sz w:val="18"/>
+        </w:rPr>
+        <w:t>https://www.postgresql.org/docs/15/sql-createtrigger.html</w:t>
+      </w:r>
+    </w:p>
+    <w:p>
+      <w:r>
+        <w:rPr>
+          <w:sz w:val="18"/>
+        </w:rPr>
+        <w:t>Reference for BEFORE/AFTER INSERT triggers, CHECK constraints, and CTE syntax.</w:t>
+      </w:r>
+    </w:p>
+    <w:p>
+      <w:r>
+        <w:br w:type="page"/>
+      </w:r>
+    </w:p>
+    <w:p>
+      <w:pPr>
+        <w:pStyle w:val="Heading1"/>
+        <w:spacing w:before="360" w:after="120"/>
+      </w:pPr>
+      <w:r>
+        <w:rPr>
+          <w:color w:val="1976D2"/>
+          <w:sz w:val="36"/>
+        </w:rPr>
+        <w:t>Appendix A — Complete Source Code Listing</w:t>
       </w:r>
     </w:p>
     <w:p>
@@ -4034,7 +5759,7 @@
       <w:tr>
         <w:tc>
           <w:tcPr>
-            <w:tcW w:type="dxa" w:w="3402"/>
+            <w:tcW w:type="dxa" w:w="3118"/>
             <w:shd w:fill="1976D2"/>
           </w:tcPr>
           <w:p>
@@ -4054,7 +5779,7 @@
         </w:tc>
         <w:tc>
           <w:tcPr>
-            <w:tcW w:type="dxa" w:w="4252"/>
+            <w:tcW w:type="dxa" w:w="4535"/>
             <w:shd w:fill="1976D2"/>
           </w:tcPr>
           <w:p>
@@ -4076,7 +5801,7 @@
       <w:tr>
         <w:tc>
           <w:tcPr>
-            <w:tcW w:type="dxa" w:w="3402"/>
+            <w:tcW w:type="dxa" w:w="3118"/>
           </w:tcPr>
           <w:p>
             <w:r/>
@@ -4085,13 +5810,13 @@
                 <w:color w:val="333333"/>
                 <w:sz w:val="18"/>
               </w:rPr>
-              <w:t>backend/triggers.sql</w:t>
-            </w:r>
-          </w:p>
-        </w:tc>
-        <w:tc>
-          <w:tcPr>
-            <w:tcW w:type="dxa" w:w="4252"/>
+              <w:t>backend/main.py</w:t>
+            </w:r>
+          </w:p>
+        </w:tc>
+        <w:tc>
+          <w:tcPr>
+            <w:tcW w:type="dxa" w:w="4535"/>
           </w:tcPr>
           <w:p>
             <w:r/>
@@ -4100,7 +5825,7 @@
                 <w:color w:val="333333"/>
                 <w:sz w:val="18"/>
               </w:rPr>
-              <w:t>4 PostgreSQL trigger definitions (stock check, inventory, outbox, audit)</w:t>
+              <w:t>FastAPI entry point: lifespan hooks, CORS, router registration</w:t>
             </w:r>
           </w:p>
         </w:tc>
@@ -4108,6 +5833,2644 @@
       <w:tr>
         <w:tc>
           <w:tcPr>
+            <w:tcW w:type="dxa" w:w="3118"/>
+            <w:shd w:fill="F5F5F5"/>
+          </w:tcPr>
+          <w:p>
+            <w:r/>
+            <w:r>
+              <w:rPr>
+                <w:color w:val="333333"/>
+                <w:sz w:val="18"/>
+              </w:rPr>
+              <w:t>backend/config.py</w:t>
+            </w:r>
+          </w:p>
+        </w:tc>
+        <w:tc>
+          <w:tcPr>
+            <w:tcW w:type="dxa" w:w="4535"/>
+            <w:shd w:fill="F5F5F5"/>
+          </w:tcPr>
+          <w:p>
+            <w:r/>
+            <w:r>
+              <w:rPr>
+                <w:color w:val="333333"/>
+                <w:sz w:val="18"/>
+              </w:rPr>
+              <w:t>Centralised settings from environment variables (12-Factor App)</w:t>
+            </w:r>
+          </w:p>
+        </w:tc>
+      </w:tr>
+      <w:tr>
+        <w:tc>
+          <w:tcPr>
+            <w:tcW w:type="dxa" w:w="3118"/>
+          </w:tcPr>
+          <w:p>
+            <w:r/>
+            <w:r>
+              <w:rPr>
+                <w:color w:val="333333"/>
+                <w:sz w:val="18"/>
+              </w:rPr>
+              <w:t>backend/data_loader.py</w:t>
+            </w:r>
+          </w:p>
+        </w:tc>
+        <w:tc>
+          <w:tcPr>
+            <w:tcW w:type="dxa" w:w="4535"/>
+          </w:tcPr>
+          <w:p>
+            <w:r/>
+            <w:r>
+              <w:rPr>
+                <w:color w:val="333333"/>
+                <w:sz w:val="18"/>
+              </w:rPr>
+              <w:t>Dual-database CSV ingestion: batch $push $each, nrows sampling, shared bcrypt</w:t>
+            </w:r>
+          </w:p>
+        </w:tc>
+      </w:tr>
+      <w:tr>
+        <w:tc>
+          <w:tcPr>
+            <w:tcW w:type="dxa" w:w="3118"/>
+            <w:shd w:fill="F5F5F5"/>
+          </w:tcPr>
+          <w:p>
+            <w:r/>
+            <w:r>
+              <w:rPr>
+                <w:color w:val="333333"/>
+                <w:sz w:val="18"/>
+              </w:rPr>
+              <w:t>backend/triggers.sql</w:t>
+            </w:r>
+          </w:p>
+        </w:tc>
+        <w:tc>
+          <w:tcPr>
+            <w:tcW w:type="dxa" w:w="4535"/>
+            <w:shd w:fill="F5F5F5"/>
+          </w:tcPr>
+          <w:p>
+            <w:r/>
+            <w:r>
+              <w:rPr>
+                <w:color w:val="333333"/>
+                <w:sz w:val="18"/>
+              </w:rPr>
+              <w:t>5 PostgreSQL table DDL + 4 trigger functions (stock, inventory, outbox, audit)</w:t>
+            </w:r>
+          </w:p>
+        </w:tc>
+      </w:tr>
+      <w:tr>
+        <w:tc>
+          <w:tcPr>
+            <w:tcW w:type="dxa" w:w="3118"/>
+          </w:tcPr>
+          <w:p>
+            <w:r/>
+            <w:r>
+              <w:rPr>
+                <w:color w:val="333333"/>
+                <w:sz w:val="18"/>
+              </w:rPr>
+              <w:t>backend/reset_db.py</w:t>
+            </w:r>
+          </w:p>
+        </w:tc>
+        <w:tc>
+          <w:tcPr>
+            <w:tcW w:type="dxa" w:w="4535"/>
+          </w:tcPr>
+          <w:p>
+            <w:r/>
+            <w:r>
+              <w:rPr>
+                <w:color w:val="333333"/>
+                <w:sz w:val="18"/>
+              </w:rPr>
+              <w:t>Database wipe &amp; recreate: drops all PG tables + MongoDB collections</w:t>
+            </w:r>
+          </w:p>
+        </w:tc>
+      </w:tr>
+      <w:tr>
+        <w:tc>
+          <w:tcPr>
+            <w:tcW w:type="dxa" w:w="3118"/>
+            <w:shd w:fill="F5F5F5"/>
+          </w:tcPr>
+          <w:p>
+            <w:r/>
+            <w:r>
+              <w:rPr>
+                <w:color w:val="333333"/>
+                <w:sz w:val="18"/>
+              </w:rPr>
+              <w:t>backend/promote_admin.py</w:t>
+            </w:r>
+          </w:p>
+        </w:tc>
+        <w:tc>
+          <w:tcPr>
+            <w:tcW w:type="dxa" w:w="4535"/>
+            <w:shd w:fill="F5F5F5"/>
+          </w:tcPr>
+          <w:p>
+            <w:r/>
+            <w:r>
+              <w:rPr>
+                <w:color w:val="333333"/>
+                <w:sz w:val="18"/>
+              </w:rPr>
+              <w:t>CLI tool to promote a user to admin role</w:t>
+            </w:r>
+          </w:p>
+        </w:tc>
+      </w:tr>
+      <w:tr>
+        <w:tc>
+          <w:tcPr>
+            <w:tcW w:type="dxa" w:w="3118"/>
+          </w:tcPr>
+          <w:p>
+            <w:r/>
+            <w:r>
+              <w:rPr>
+                <w:color w:val="333333"/>
+                <w:sz w:val="18"/>
+              </w:rPr>
+              <w:t>backend/models/relational.py</w:t>
+            </w:r>
+          </w:p>
+        </w:tc>
+        <w:tc>
+          <w:tcPr>
+            <w:tcW w:type="dxa" w:w="4535"/>
+          </w:tcPr>
+          <w:p>
+            <w:r/>
+            <w:r>
+              <w:rPr>
+                <w:color w:val="333333"/>
+                <w:sz w:val="18"/>
+              </w:rPr>
+              <w:t>8 SQLAlchemy ORM models: User, Customer, Product, Order, OrderItem, etc.</w:t>
+            </w:r>
+          </w:p>
+        </w:tc>
+      </w:tr>
+      <w:tr>
+        <w:tc>
+          <w:tcPr>
+            <w:tcW w:type="dxa" w:w="3118"/>
+            <w:shd w:fill="F5F5F5"/>
+          </w:tcPr>
+          <w:p>
+            <w:r/>
+            <w:r>
+              <w:rPr>
+                <w:color w:val="333333"/>
+                <w:sz w:val="18"/>
+              </w:rPr>
+              <w:t>backend/models/nosql_schemas.py</w:t>
+            </w:r>
+          </w:p>
+        </w:tc>
+        <w:tc>
+          <w:tcPr>
+            <w:tcW w:type="dxa" w:w="4535"/>
+            <w:shd w:fill="F5F5F5"/>
+          </w:tcPr>
+          <w:p>
+            <w:r/>
+            <w:r>
+              <w:rPr>
+                <w:color w:val="333333"/>
+                <w:sz w:val="18"/>
+              </w:rPr>
+              <w:t>Pydantic models: UserSession, ClickstreamEvent, ActionType enum</w:t>
+            </w:r>
+          </w:p>
+        </w:tc>
+      </w:tr>
+      <w:tr>
+        <w:tc>
+          <w:tcPr>
+            <w:tcW w:type="dxa" w:w="3118"/>
+          </w:tcPr>
+          <w:p>
+            <w:r/>
+            <w:r>
+              <w:rPr>
+                <w:color w:val="333333"/>
+                <w:sz w:val="18"/>
+              </w:rPr>
+              <w:t>backend/services/relational_service.py</w:t>
+            </w:r>
+          </w:p>
+        </w:tc>
+        <w:tc>
+          <w:tcPr>
+            <w:tcW w:type="dxa" w:w="4535"/>
+          </w:tcPr>
+          <w:p>
+            <w:r/>
+            <w:r>
+              <w:rPr>
+                <w:color w:val="333333"/>
+                <w:sz w:val="18"/>
+              </w:rPr>
+              <w:t>Complex SQL: RFM (CTE+NTILE), market basket (self-join), top products</w:t>
+            </w:r>
+          </w:p>
+        </w:tc>
+      </w:tr>
+      <w:tr>
+        <w:tc>
+          <w:tcPr>
+            <w:tcW w:type="dxa" w:w="3118"/>
+            <w:shd w:fill="F5F5F5"/>
+          </w:tcPr>
+          <w:p>
+            <w:r/>
+            <w:r>
+              <w:rPr>
+                <w:color w:val="333333"/>
+                <w:sz w:val="18"/>
+              </w:rPr>
+              <w:t>backend/services/nosql_service.py</w:t>
+            </w:r>
+          </w:p>
+        </w:tc>
+        <w:tc>
+          <w:tcPr>
+            <w:tcW w:type="dxa" w:w="4535"/>
+            <w:shd w:fill="F5F5F5"/>
+          </w:tcPr>
+          <w:p>
+            <w:r/>
+            <w:r>
+              <w:rPr>
+                <w:color w:val="333333"/>
+                <w:sz w:val="18"/>
+              </w:rPr>
+              <w:t>MongoDB: Bucket Pattern, $facet funnel, fraud detection, CDC target, indexes</w:t>
+            </w:r>
+          </w:p>
+        </w:tc>
+      </w:tr>
+      <w:tr>
+        <w:tc>
+          <w:tcPr>
+            <w:tcW w:type="dxa" w:w="3118"/>
+          </w:tcPr>
+          <w:p>
+            <w:r/>
+            <w:r>
+              <w:rPr>
+                <w:color w:val="333333"/>
+                <w:sz w:val="18"/>
+              </w:rPr>
+              <w:t>backend/services/sync_service.py</w:t>
+            </w:r>
+          </w:p>
+        </w:tc>
+        <w:tc>
+          <w:tcPr>
+            <w:tcW w:type="dxa" w:w="4535"/>
+          </w:tcPr>
+          <w:p>
+            <w:r/>
+            <w:r>
+              <w:rPr>
+                <w:color w:val="333333"/>
+                <w:sz w:val="18"/>
+              </w:rPr>
+              <w:t>CDC Outbox processor: async poller (5s) → PG outbox → MongoDB sync</w:t>
+            </w:r>
+          </w:p>
+        </w:tc>
+      </w:tr>
+      <w:tr>
+        <w:tc>
+          <w:tcPr>
+            <w:tcW w:type="dxa" w:w="3118"/>
+            <w:shd w:fill="F5F5F5"/>
+          </w:tcPr>
+          <w:p>
+            <w:r/>
+            <w:r>
+              <w:rPr>
+                <w:color w:val="333333"/>
+                <w:sz w:val="18"/>
+              </w:rPr>
+              <w:t>backend/api/auth.py</w:t>
+            </w:r>
+          </w:p>
+        </w:tc>
+        <w:tc>
+          <w:tcPr>
+            <w:tcW w:type="dxa" w:w="4535"/>
+            <w:shd w:fill="F5F5F5"/>
+          </w:tcPr>
+          <w:p>
+            <w:r/>
+            <w:r>
+              <w:rPr>
+                <w:color w:val="333333"/>
+                <w:sz w:val="18"/>
+              </w:rPr>
+              <w:t>JWT: registration, login, /me with bcrypt + OAuth2PasswordBearer</w:t>
+            </w:r>
+          </w:p>
+        </w:tc>
+      </w:tr>
+      <w:tr>
+        <w:tc>
+          <w:tcPr>
+            <w:tcW w:type="dxa" w:w="3118"/>
+          </w:tcPr>
+          <w:p>
+            <w:r/>
+            <w:r>
+              <w:rPr>
+                <w:color w:val="333333"/>
+                <w:sz w:val="18"/>
+              </w:rPr>
+              <w:t>backend/api/products.py</w:t>
+            </w:r>
+          </w:p>
+        </w:tc>
+        <w:tc>
+          <w:tcPr>
+            <w:tcW w:type="dxa" w:w="4535"/>
+          </w:tcPr>
+          <w:p>
+            <w:r/>
+            <w:r>
+              <w:rPr>
+                <w:color w:val="333333"/>
+                <w:sz w:val="18"/>
+              </w:rPr>
+              <w:t>Product catalog: paginated list, category filter, ILIKE search</w:t>
+            </w:r>
+          </w:p>
+        </w:tc>
+      </w:tr>
+      <w:tr>
+        <w:tc>
+          <w:tcPr>
+            <w:tcW w:type="dxa" w:w="3118"/>
+            <w:shd w:fill="F5F5F5"/>
+          </w:tcPr>
+          <w:p>
+            <w:r/>
+            <w:r>
+              <w:rPr>
+                <w:color w:val="333333"/>
+                <w:sz w:val="18"/>
+              </w:rPr>
+              <w:t>backend/api/cart.py</w:t>
+            </w:r>
+          </w:p>
+        </w:tc>
+        <w:tc>
+          <w:tcPr>
+            <w:tcW w:type="dxa" w:w="4535"/>
+            <w:shd w:fill="F5F5F5"/>
+          </w:tcPr>
+          <w:p>
+            <w:r/>
+            <w:r>
+              <w:rPr>
+                <w:color w:val="333333"/>
+                <w:sz w:val="18"/>
+              </w:rPr>
+              <w:t>Clickstream events: MongoDB Bucket Pattern writes + fraud detection</w:t>
+            </w:r>
+          </w:p>
+        </w:tc>
+      </w:tr>
+      <w:tr>
+        <w:tc>
+          <w:tcPr>
+            <w:tcW w:type="dxa" w:w="3118"/>
+          </w:tcPr>
+          <w:p>
+            <w:r/>
+            <w:r>
+              <w:rPr>
+                <w:color w:val="333333"/>
+                <w:sz w:val="18"/>
+              </w:rPr>
+              <w:t>backend/api/orders.py</w:t>
+            </w:r>
+          </w:p>
+        </w:tc>
+        <w:tc>
+          <w:tcPr>
+            <w:tcW w:type="dxa" w:w="4535"/>
+          </w:tcPr>
+          <w:p>
+            <w:r/>
+            <w:r>
+              <w:rPr>
+                <w:color w:val="333333"/>
+                <w:sz w:val="18"/>
+              </w:rPr>
+              <w:t>ACID order creation with 4-trigger cascade + order history</w:t>
+            </w:r>
+          </w:p>
+        </w:tc>
+      </w:tr>
+      <w:tr>
+        <w:tc>
+          <w:tcPr>
+            <w:tcW w:type="dxa" w:w="3118"/>
+            <w:shd w:fill="F5F5F5"/>
+          </w:tcPr>
+          <w:p>
+            <w:r/>
+            <w:r>
+              <w:rPr>
+                <w:color w:val="333333"/>
+                <w:sz w:val="18"/>
+              </w:rPr>
+              <w:t>backend/api/analytics.py</w:t>
+            </w:r>
+          </w:p>
+        </w:tc>
+        <w:tc>
+          <w:tcPr>
+            <w:tcW w:type="dxa" w:w="4535"/>
+            <w:shd w:fill="F5F5F5"/>
+          </w:tcPr>
+          <w:p>
+            <w:r/>
+            <w:r>
+              <w:rPr>
+                <w:color w:val="333333"/>
+                <w:sz w:val="18"/>
+              </w:rPr>
+              <w:t>9 analytics endpoints: RFM, funnel, market basket, alerts, audit</w:t>
+            </w:r>
+          </w:p>
+        </w:tc>
+      </w:tr>
+      <w:tr>
+        <w:tc>
+          <w:tcPr>
+            <w:tcW w:type="dxa" w:w="3118"/>
+          </w:tcPr>
+          <w:p>
+            <w:r/>
+            <w:r>
+              <w:rPr>
+                <w:color w:val="333333"/>
+                <w:sz w:val="18"/>
+              </w:rPr>
+              <w:t>backend/tests/test_suite.py</w:t>
+            </w:r>
+          </w:p>
+        </w:tc>
+        <w:tc>
+          <w:tcPr>
+            <w:tcW w:type="dxa" w:w="4535"/>
+          </w:tcPr>
+          <w:p>
+            <w:r/>
+            <w:r>
+              <w:rPr>
+                <w:color w:val="333333"/>
+                <w:sz w:val="18"/>
+              </w:rPr>
+              <w:t>161-test automated suite (10 sections, 100% pass rate)</w:t>
+            </w:r>
+          </w:p>
+        </w:tc>
+      </w:tr>
+      <w:tr>
+        <w:tc>
+          <w:tcPr>
+            <w:tcW w:type="dxa" w:w="3118"/>
+            <w:shd w:fill="F5F5F5"/>
+          </w:tcPr>
+          <w:p>
+            <w:r/>
+            <w:r>
+              <w:rPr>
+                <w:color w:val="333333"/>
+                <w:sz w:val="18"/>
+              </w:rPr>
+              <w:t>backend/benchmark/benchmark_runner.py</w:t>
+            </w:r>
+          </w:p>
+        </w:tc>
+        <w:tc>
+          <w:tcPr>
+            <w:tcW w:type="dxa" w:w="4535"/>
+            <w:shd w:fill="F5F5F5"/>
+          </w:tcPr>
+          <w:p>
+            <w:r/>
+            <w:r>
+              <w:rPr>
+                <w:color w:val="333333"/>
+                <w:sz w:val="18"/>
+              </w:rPr>
+              <w:t>4 database benchmarks + matplotlib chart generation</w:t>
+            </w:r>
+          </w:p>
+        </w:tc>
+      </w:tr>
+      <w:tr>
+        <w:tc>
+          <w:tcPr>
+            <w:tcW w:type="dxa" w:w="3118"/>
+          </w:tcPr>
+          <w:p>
+            <w:r/>
+            <w:r>
+              <w:rPr>
+                <w:color w:val="333333"/>
+                <w:sz w:val="18"/>
+              </w:rPr>
+              <w:t>frontend/src/App.jsx</w:t>
+            </w:r>
+          </w:p>
+        </w:tc>
+        <w:tc>
+          <w:tcPr>
+            <w:tcW w:type="dxa" w:w="4535"/>
+          </w:tcPr>
+          <w:p>
+            <w:r/>
+            <w:r>
+              <w:rPr>
+                <w:color w:val="333333"/>
+                <w:sz w:val="18"/>
+              </w:rPr>
+              <w:t>Root React component: routing, auth state, cart management</w:t>
+            </w:r>
+          </w:p>
+        </w:tc>
+      </w:tr>
+      <w:tr>
+        <w:tc>
+          <w:tcPr>
+            <w:tcW w:type="dxa" w:w="3118"/>
+            <w:shd w:fill="F5F5F5"/>
+          </w:tcPr>
+          <w:p>
+            <w:r/>
+            <w:r>
+              <w:rPr>
+                <w:color w:val="333333"/>
+                <w:sz w:val="18"/>
+              </w:rPr>
+              <w:t>frontend/src/api.js</w:t>
+            </w:r>
+          </w:p>
+        </w:tc>
+        <w:tc>
+          <w:tcPr>
+            <w:tcW w:type="dxa" w:w="4535"/>
+            <w:shd w:fill="F5F5F5"/>
+          </w:tcPr>
+          <w:p>
+            <w:r/>
+            <w:r>
+              <w:rPr>
+                <w:color w:val="333333"/>
+                <w:sz w:val="18"/>
+              </w:rPr>
+              <w:t>Axios API client: 13 endpoint functions + JWT header injection</w:t>
+            </w:r>
+          </w:p>
+        </w:tc>
+      </w:tr>
+      <w:tr>
+        <w:tc>
+          <w:tcPr>
+            <w:tcW w:type="dxa" w:w="3118"/>
+          </w:tcPr>
+          <w:p>
+            <w:r/>
+            <w:r>
+              <w:rPr>
+                <w:color w:val="333333"/>
+                <w:sz w:val="18"/>
+              </w:rPr>
+              <w:t>frontend/src/components/ProductList.jsx</w:t>
+            </w:r>
+          </w:p>
+        </w:tc>
+        <w:tc>
+          <w:tcPr>
+            <w:tcW w:type="dxa" w:w="4535"/>
+          </w:tcPr>
+          <w:p>
+            <w:r/>
+            <w:r>
+              <w:rPr>
+                <w:color w:val="333333"/>
+                <w:sz w:val="18"/>
+              </w:rPr>
+              <w:t>Product catalog: search, filter, pagination, add-to-cart</w:t>
+            </w:r>
+          </w:p>
+        </w:tc>
+      </w:tr>
+      <w:tr>
+        <w:tc>
+          <w:tcPr>
+            <w:tcW w:type="dxa" w:w="3118"/>
+            <w:shd w:fill="F5F5F5"/>
+          </w:tcPr>
+          <w:p>
+            <w:r/>
+            <w:r>
+              <w:rPr>
+                <w:color w:val="333333"/>
+                <w:sz w:val="18"/>
+              </w:rPr>
+              <w:t>frontend/src/components/Cart.jsx</w:t>
+            </w:r>
+          </w:p>
+        </w:tc>
+        <w:tc>
+          <w:tcPr>
+            <w:tcW w:type="dxa" w:w="4535"/>
+            <w:shd w:fill="F5F5F5"/>
+          </w:tcPr>
+          <w:p>
+            <w:r/>
+            <w:r>
+              <w:rPr>
+                <w:color w:val="333333"/>
+                <w:sz w:val="18"/>
+              </w:rPr>
+              <w:t>Shopping cart: quantity controls, checkout, clickstream debug</w:t>
+            </w:r>
+          </w:p>
+        </w:tc>
+      </w:tr>
+      <w:tr>
+        <w:tc>
+          <w:tcPr>
+            <w:tcW w:type="dxa" w:w="3118"/>
+          </w:tcPr>
+          <w:p>
+            <w:r/>
+            <w:r>
+              <w:rPr>
+                <w:color w:val="333333"/>
+                <w:sz w:val="18"/>
+              </w:rPr>
+              <w:t>frontend/src/components/Login.jsx</w:t>
+            </w:r>
+          </w:p>
+        </w:tc>
+        <w:tc>
+          <w:tcPr>
+            <w:tcW w:type="dxa" w:w="4535"/>
+          </w:tcPr>
+          <w:p>
+            <w:r/>
+            <w:r>
+              <w:rPr>
+                <w:color w:val="333333"/>
+                <w:sz w:val="18"/>
+              </w:rPr>
+              <w:t>Login/Register form with URL-based mode toggle</w:t>
+            </w:r>
+          </w:p>
+        </w:tc>
+      </w:tr>
+      <w:tr>
+        <w:tc>
+          <w:tcPr>
+            <w:tcW w:type="dxa" w:w="3118"/>
+            <w:shd w:fill="F5F5F5"/>
+          </w:tcPr>
+          <w:p>
+            <w:r/>
+            <w:r>
+              <w:rPr>
+                <w:color w:val="333333"/>
+                <w:sz w:val="18"/>
+              </w:rPr>
+              <w:t>frontend/src/components/AdminDashboard.jsx</w:t>
+            </w:r>
+          </w:p>
+        </w:tc>
+        <w:tc>
+          <w:tcPr>
+            <w:tcW w:type="dxa" w:w="4535"/>
+            <w:shd w:fill="F5F5F5"/>
+          </w:tcPr>
+          <w:p>
+            <w:r/>
+            <w:r>
+              <w:rPr>
+                <w:color w:val="333333"/>
+                <w:sz w:val="18"/>
+              </w:rPr>
+              <w:t>Admin analytics: RFM pie, funnel bar, market basket, alerts</w:t>
+            </w:r>
+          </w:p>
+        </w:tc>
+      </w:tr>
+      <w:tr>
+        <w:tc>
+          <w:tcPr>
+            <w:tcW w:type="dxa" w:w="3118"/>
+          </w:tcPr>
+          <w:p>
+            <w:r/>
+            <w:r>
+              <w:rPr>
+                <w:color w:val="333333"/>
+                <w:sz w:val="18"/>
+              </w:rPr>
+              <w:t>docker-compose.yml</w:t>
+            </w:r>
+          </w:p>
+        </w:tc>
+        <w:tc>
+          <w:tcPr>
+            <w:tcW w:type="dxa" w:w="4535"/>
+          </w:tcPr>
+          <w:p>
+            <w:r/>
+            <w:r>
+              <w:rPr>
+                <w:color w:val="333333"/>
+                <w:sz w:val="18"/>
+              </w:rPr>
+              <w:t>6-service orchestration with health checks, volumes, and profiles</w:t>
+            </w:r>
+          </w:p>
+        </w:tc>
+      </w:tr>
+      <w:tr>
+        <w:tc>
+          <w:tcPr>
+            <w:tcW w:type="dxa" w:w="3118"/>
+            <w:shd w:fill="F5F5F5"/>
+          </w:tcPr>
+          <w:p>
+            <w:r/>
+            <w:r>
+              <w:rPr>
+                <w:color w:val="333333"/>
+                <w:sz w:val="18"/>
+              </w:rPr>
+              <w:t>.env</w:t>
+            </w:r>
+          </w:p>
+        </w:tc>
+        <w:tc>
+          <w:tcPr>
+            <w:tcW w:type="dxa" w:w="4535"/>
+            <w:shd w:fill="F5F5F5"/>
+          </w:tcPr>
+          <w:p>
+            <w:r/>
+            <w:r>
+              <w:rPr>
+                <w:color w:val="333333"/>
+                <w:sz w:val="18"/>
+              </w:rPr>
+              <w:t>Environment variables template (not committed to git)</w:t>
+            </w:r>
+          </w:p>
+        </w:tc>
+      </w:tr>
+    </w:tbl>
+    <w:p/>
+    <w:p>
+      <w:r>
+        <w:br w:type="page"/>
+      </w:r>
+    </w:p>
+    <w:p>
+      <w:pPr>
+        <w:pStyle w:val="Heading1"/>
+        <w:spacing w:before="360" w:after="120"/>
+      </w:pPr>
+      <w:r>
+        <w:rPr>
+          <w:color w:val="1976D2"/>
+          <w:sz w:val="36"/>
+        </w:rPr>
+        <w:t>Appendix B — API Endpoint Reference</w:t>
+      </w:r>
+    </w:p>
+    <w:tbl>
+      <w:tblPr>
+        <w:tblStyle w:val="TableGrid"/>
+        <w:tblW w:type="auto" w:w="0"/>
+        <w:jc w:val="center"/>
+        <w:tblLook w:firstColumn="1" w:firstRow="1" w:lastColumn="0" w:lastRow="0" w:noHBand="0" w:noVBand="1" w:val="04A0"/>
+      </w:tblPr>
+      <w:tblGrid>
+        <w:gridCol w:w="1814"/>
+        <w:gridCol w:w="1814"/>
+        <w:gridCol w:w="1814"/>
+        <w:gridCol w:w="1814"/>
+        <w:gridCol w:w="1814"/>
+      </w:tblGrid>
+      <w:tr>
+        <w:tc>
+          <w:tcPr>
+            <w:tcW w:type="dxa" w:w="680"/>
+            <w:shd w:fill="1976D2"/>
+          </w:tcPr>
+          <w:p>
+            <w:pPr>
+              <w:jc w:val="center"/>
+            </w:pPr>
+            <w:r/>
+            <w:r>
+              <w:rPr>
+                <w:b/>
+                <w:color w:val="FFFFFF"/>
+                <w:sz w:val="18"/>
+              </w:rPr>
+              <w:t>Method</w:t>
+            </w:r>
+          </w:p>
+        </w:tc>
+        <w:tc>
+          <w:tcPr>
+            <w:tcW w:type="dxa" w:w="2551"/>
+            <w:shd w:fill="1976D2"/>
+          </w:tcPr>
+          <w:p>
+            <w:pPr>
+              <w:jc w:val="center"/>
+            </w:pPr>
+            <w:r/>
+            <w:r>
+              <w:rPr>
+                <w:b/>
+                <w:color w:val="FFFFFF"/>
+                <w:sz w:val="18"/>
+              </w:rPr>
+              <w:t>Endpoint</w:t>
+            </w:r>
+          </w:p>
+        </w:tc>
+        <w:tc>
+          <w:tcPr>
+            <w:tcW w:type="dxa" w:w="680"/>
+            <w:shd w:fill="1976D2"/>
+          </w:tcPr>
+          <w:p>
+            <w:pPr>
+              <w:jc w:val="center"/>
+            </w:pPr>
+            <w:r/>
+            <w:r>
+              <w:rPr>
+                <w:b/>
+                <w:color w:val="FFFFFF"/>
+                <w:sz w:val="18"/>
+              </w:rPr>
+              <w:t>Auth</w:t>
+            </w:r>
+          </w:p>
+        </w:tc>
+        <w:tc>
+          <w:tcPr>
+            <w:tcW w:type="dxa" w:w="680"/>
+            <w:shd w:fill="1976D2"/>
+          </w:tcPr>
+          <w:p>
+            <w:pPr>
+              <w:jc w:val="center"/>
+            </w:pPr>
+            <w:r/>
+            <w:r>
+              <w:rPr>
+                <w:b/>
+                <w:color w:val="FFFFFF"/>
+                <w:sz w:val="18"/>
+              </w:rPr>
+              <w:t>DB</w:t>
+            </w:r>
+          </w:p>
+        </w:tc>
+        <w:tc>
+          <w:tcPr>
+            <w:tcW w:type="dxa" w:w="3118"/>
+            <w:shd w:fill="1976D2"/>
+          </w:tcPr>
+          <w:p>
+            <w:pPr>
+              <w:jc w:val="center"/>
+            </w:pPr>
+            <w:r/>
+            <w:r>
+              <w:rPr>
+                <w:b/>
+                <w:color w:val="FFFFFF"/>
+                <w:sz w:val="18"/>
+              </w:rPr>
+              <w:t>Purpose</w:t>
+            </w:r>
+          </w:p>
+        </w:tc>
+      </w:tr>
+      <w:tr>
+        <w:tc>
+          <w:tcPr>
+            <w:tcW w:type="dxa" w:w="680"/>
+          </w:tcPr>
+          <w:p>
+            <w:r/>
+            <w:r>
+              <w:rPr>
+                <w:color w:val="333333"/>
+                <w:sz w:val="18"/>
+              </w:rPr>
+              <w:t>POST</w:t>
+            </w:r>
+          </w:p>
+        </w:tc>
+        <w:tc>
+          <w:tcPr>
+            <w:tcW w:type="dxa" w:w="2551"/>
+          </w:tcPr>
+          <w:p>
+            <w:r/>
+            <w:r>
+              <w:rPr>
+                <w:color w:val="333333"/>
+                <w:sz w:val="18"/>
+              </w:rPr>
+              <w:t>/api/auth/register</w:t>
+            </w:r>
+          </w:p>
+        </w:tc>
+        <w:tc>
+          <w:tcPr>
+            <w:tcW w:type="dxa" w:w="680"/>
+          </w:tcPr>
+          <w:p>
+            <w:r/>
+            <w:r>
+              <w:rPr>
+                <w:color w:val="333333"/>
+                <w:sz w:val="18"/>
+              </w:rPr>
+              <w:t>None</w:t>
+            </w:r>
+          </w:p>
+        </w:tc>
+        <w:tc>
+          <w:tcPr>
+            <w:tcW w:type="dxa" w:w="680"/>
+          </w:tcPr>
+          <w:p>
+            <w:r/>
+            <w:r>
+              <w:rPr>
+                <w:color w:val="333333"/>
+                <w:sz w:val="18"/>
+              </w:rPr>
+              <w:t>PG</w:t>
+            </w:r>
+          </w:p>
+        </w:tc>
+        <w:tc>
+          <w:tcPr>
+            <w:tcW w:type="dxa" w:w="3118"/>
+          </w:tcPr>
+          <w:p>
+            <w:r/>
+            <w:r>
+              <w:rPr>
+                <w:color w:val="333333"/>
+                <w:sz w:val="18"/>
+              </w:rPr>
+              <w:t>Create account (bcrypt hash)</w:t>
+            </w:r>
+          </w:p>
+        </w:tc>
+      </w:tr>
+      <w:tr>
+        <w:tc>
+          <w:tcPr>
+            <w:tcW w:type="dxa" w:w="680"/>
+            <w:shd w:fill="F5F5F5"/>
+          </w:tcPr>
+          <w:p>
+            <w:r/>
+            <w:r>
+              <w:rPr>
+                <w:color w:val="333333"/>
+                <w:sz w:val="18"/>
+              </w:rPr>
+              <w:t>POST</w:t>
+            </w:r>
+          </w:p>
+        </w:tc>
+        <w:tc>
+          <w:tcPr>
+            <w:tcW w:type="dxa" w:w="2551"/>
+            <w:shd w:fill="F5F5F5"/>
+          </w:tcPr>
+          <w:p>
+            <w:r/>
+            <w:r>
+              <w:rPr>
+                <w:color w:val="333333"/>
+                <w:sz w:val="18"/>
+              </w:rPr>
+              <w:t>/api/auth/login</w:t>
+            </w:r>
+          </w:p>
+        </w:tc>
+        <w:tc>
+          <w:tcPr>
+            <w:tcW w:type="dxa" w:w="680"/>
+            <w:shd w:fill="F5F5F5"/>
+          </w:tcPr>
+          <w:p>
+            <w:r/>
+            <w:r>
+              <w:rPr>
+                <w:color w:val="333333"/>
+                <w:sz w:val="18"/>
+              </w:rPr>
+              <w:t>None</w:t>
+            </w:r>
+          </w:p>
+        </w:tc>
+        <w:tc>
+          <w:tcPr>
+            <w:tcW w:type="dxa" w:w="680"/>
+            <w:shd w:fill="F5F5F5"/>
+          </w:tcPr>
+          <w:p>
+            <w:r/>
+            <w:r>
+              <w:rPr>
+                <w:color w:val="333333"/>
+                <w:sz w:val="18"/>
+              </w:rPr>
+              <w:t>PG</w:t>
+            </w:r>
+          </w:p>
+        </w:tc>
+        <w:tc>
+          <w:tcPr>
+            <w:tcW w:type="dxa" w:w="3118"/>
+            <w:shd w:fill="F5F5F5"/>
+          </w:tcPr>
+          <w:p>
+            <w:r/>
+            <w:r>
+              <w:rPr>
+                <w:color w:val="333333"/>
+                <w:sz w:val="18"/>
+              </w:rPr>
+              <w:t>Authenticate → JWT token</w:t>
+            </w:r>
+          </w:p>
+        </w:tc>
+      </w:tr>
+      <w:tr>
+        <w:tc>
+          <w:tcPr>
+            <w:tcW w:type="dxa" w:w="680"/>
+          </w:tcPr>
+          <w:p>
+            <w:r/>
+            <w:r>
+              <w:rPr>
+                <w:color w:val="333333"/>
+                <w:sz w:val="18"/>
+              </w:rPr>
+              <w:t>GET</w:t>
+            </w:r>
+          </w:p>
+        </w:tc>
+        <w:tc>
+          <w:tcPr>
+            <w:tcW w:type="dxa" w:w="2551"/>
+          </w:tcPr>
+          <w:p>
+            <w:r/>
+            <w:r>
+              <w:rPr>
+                <w:color w:val="333333"/>
+                <w:sz w:val="18"/>
+              </w:rPr>
+              <w:t>/api/auth/me</w:t>
+            </w:r>
+          </w:p>
+        </w:tc>
+        <w:tc>
+          <w:tcPr>
+            <w:tcW w:type="dxa" w:w="680"/>
+          </w:tcPr>
+          <w:p>
+            <w:r/>
+            <w:r>
+              <w:rPr>
+                <w:color w:val="333333"/>
+                <w:sz w:val="18"/>
+              </w:rPr>
+              <w:t>JWT</w:t>
+            </w:r>
+          </w:p>
+        </w:tc>
+        <w:tc>
+          <w:tcPr>
+            <w:tcW w:type="dxa" w:w="680"/>
+          </w:tcPr>
+          <w:p>
+            <w:r/>
+            <w:r>
+              <w:rPr>
+                <w:color w:val="333333"/>
+                <w:sz w:val="18"/>
+              </w:rPr>
+              <w:t>PG</w:t>
+            </w:r>
+          </w:p>
+        </w:tc>
+        <w:tc>
+          <w:tcPr>
+            <w:tcW w:type="dxa" w:w="3118"/>
+          </w:tcPr>
+          <w:p>
+            <w:r/>
+            <w:r>
+              <w:rPr>
+                <w:color w:val="333333"/>
+                <w:sz w:val="18"/>
+              </w:rPr>
+              <w:t>Current user profile</w:t>
+            </w:r>
+          </w:p>
+        </w:tc>
+      </w:tr>
+      <w:tr>
+        <w:tc>
+          <w:tcPr>
+            <w:tcW w:type="dxa" w:w="680"/>
+            <w:shd w:fill="F5F5F5"/>
+          </w:tcPr>
+          <w:p>
+            <w:r/>
+            <w:r>
+              <w:rPr>
+                <w:color w:val="333333"/>
+                <w:sz w:val="18"/>
+              </w:rPr>
+              <w:t>GET</w:t>
+            </w:r>
+          </w:p>
+        </w:tc>
+        <w:tc>
+          <w:tcPr>
+            <w:tcW w:type="dxa" w:w="2551"/>
+            <w:shd w:fill="F5F5F5"/>
+          </w:tcPr>
+          <w:p>
+            <w:r/>
+            <w:r>
+              <w:rPr>
+                <w:color w:val="333333"/>
+                <w:sz w:val="18"/>
+              </w:rPr>
+              <w:t>/api/products/</w:t>
+            </w:r>
+          </w:p>
+        </w:tc>
+        <w:tc>
+          <w:tcPr>
+            <w:tcW w:type="dxa" w:w="680"/>
+            <w:shd w:fill="F5F5F5"/>
+          </w:tcPr>
+          <w:p>
+            <w:r/>
+            <w:r>
+              <w:rPr>
+                <w:color w:val="333333"/>
+                <w:sz w:val="18"/>
+              </w:rPr>
+              <w:t>None</w:t>
+            </w:r>
+          </w:p>
+        </w:tc>
+        <w:tc>
+          <w:tcPr>
+            <w:tcW w:type="dxa" w:w="680"/>
+            <w:shd w:fill="F5F5F5"/>
+          </w:tcPr>
+          <w:p>
+            <w:r/>
+            <w:r>
+              <w:rPr>
+                <w:color w:val="333333"/>
+                <w:sz w:val="18"/>
+              </w:rPr>
+              <w:t>PG</w:t>
+            </w:r>
+          </w:p>
+        </w:tc>
+        <w:tc>
+          <w:tcPr>
+            <w:tcW w:type="dxa" w:w="3118"/>
+            <w:shd w:fill="F5F5F5"/>
+          </w:tcPr>
+          <w:p>
+            <w:r/>
+            <w:r>
+              <w:rPr>
+                <w:color w:val="333333"/>
+                <w:sz w:val="18"/>
+              </w:rPr>
+              <w:t>Paginated catalog (category, search)</w:t>
+            </w:r>
+          </w:p>
+        </w:tc>
+      </w:tr>
+      <w:tr>
+        <w:tc>
+          <w:tcPr>
+            <w:tcW w:type="dxa" w:w="680"/>
+          </w:tcPr>
+          <w:p>
+            <w:r/>
+            <w:r>
+              <w:rPr>
+                <w:color w:val="333333"/>
+                <w:sz w:val="18"/>
+              </w:rPr>
+              <w:t>GET</w:t>
+            </w:r>
+          </w:p>
+        </w:tc>
+        <w:tc>
+          <w:tcPr>
+            <w:tcW w:type="dxa" w:w="2551"/>
+          </w:tcPr>
+          <w:p>
+            <w:r/>
+            <w:r>
+              <w:rPr>
+                <w:color w:val="333333"/>
+                <w:sz w:val="18"/>
+              </w:rPr>
+              <w:t>/api/products/{id}</w:t>
+            </w:r>
+          </w:p>
+        </w:tc>
+        <w:tc>
+          <w:tcPr>
+            <w:tcW w:type="dxa" w:w="680"/>
+          </w:tcPr>
+          <w:p>
+            <w:r/>
+            <w:r>
+              <w:rPr>
+                <w:color w:val="333333"/>
+                <w:sz w:val="18"/>
+              </w:rPr>
+              <w:t>None</w:t>
+            </w:r>
+          </w:p>
+        </w:tc>
+        <w:tc>
+          <w:tcPr>
+            <w:tcW w:type="dxa" w:w="680"/>
+          </w:tcPr>
+          <w:p>
+            <w:r/>
+            <w:r>
+              <w:rPr>
+                <w:color w:val="333333"/>
+                <w:sz w:val="18"/>
+              </w:rPr>
+              <w:t>PG</w:t>
+            </w:r>
+          </w:p>
+        </w:tc>
+        <w:tc>
+          <w:tcPr>
+            <w:tcW w:type="dxa" w:w="3118"/>
+          </w:tcPr>
+          <w:p>
+            <w:r/>
+            <w:r>
+              <w:rPr>
+                <w:color w:val="333333"/>
+                <w:sz w:val="18"/>
+              </w:rPr>
+              <w:t>Single product detail</w:t>
+            </w:r>
+          </w:p>
+        </w:tc>
+      </w:tr>
+      <w:tr>
+        <w:tc>
+          <w:tcPr>
+            <w:tcW w:type="dxa" w:w="680"/>
+            <w:shd w:fill="F5F5F5"/>
+          </w:tcPr>
+          <w:p>
+            <w:r/>
+            <w:r>
+              <w:rPr>
+                <w:color w:val="333333"/>
+                <w:sz w:val="18"/>
+              </w:rPr>
+              <w:t>GET</w:t>
+            </w:r>
+          </w:p>
+        </w:tc>
+        <w:tc>
+          <w:tcPr>
+            <w:tcW w:type="dxa" w:w="2551"/>
+            <w:shd w:fill="F5F5F5"/>
+          </w:tcPr>
+          <w:p>
+            <w:r/>
+            <w:r>
+              <w:rPr>
+                <w:color w:val="333333"/>
+                <w:sz w:val="18"/>
+              </w:rPr>
+              <w:t>/api/products/categories/all</w:t>
+            </w:r>
+          </w:p>
+        </w:tc>
+        <w:tc>
+          <w:tcPr>
+            <w:tcW w:type="dxa" w:w="680"/>
+            <w:shd w:fill="F5F5F5"/>
+          </w:tcPr>
+          <w:p>
+            <w:r/>
+            <w:r>
+              <w:rPr>
+                <w:color w:val="333333"/>
+                <w:sz w:val="18"/>
+              </w:rPr>
+              <w:t>None</w:t>
+            </w:r>
+          </w:p>
+        </w:tc>
+        <w:tc>
+          <w:tcPr>
+            <w:tcW w:type="dxa" w:w="680"/>
+            <w:shd w:fill="F5F5F5"/>
+          </w:tcPr>
+          <w:p>
+            <w:r/>
+            <w:r>
+              <w:rPr>
+                <w:color w:val="333333"/>
+                <w:sz w:val="18"/>
+              </w:rPr>
+              <w:t>PG</w:t>
+            </w:r>
+          </w:p>
+        </w:tc>
+        <w:tc>
+          <w:tcPr>
+            <w:tcW w:type="dxa" w:w="3118"/>
+            <w:shd w:fill="F5F5F5"/>
+          </w:tcPr>
+          <w:p>
+            <w:r/>
+            <w:r>
+              <w:rPr>
+                <w:color w:val="333333"/>
+                <w:sz w:val="18"/>
+              </w:rPr>
+              <w:t>Distinct category list</w:t>
+            </w:r>
+          </w:p>
+        </w:tc>
+      </w:tr>
+      <w:tr>
+        <w:tc>
+          <w:tcPr>
+            <w:tcW w:type="dxa" w:w="680"/>
+          </w:tcPr>
+          <w:p>
+            <w:r/>
+            <w:r>
+              <w:rPr>
+                <w:color w:val="333333"/>
+                <w:sz w:val="18"/>
+              </w:rPr>
+              <w:t>POST</w:t>
+            </w:r>
+          </w:p>
+        </w:tc>
+        <w:tc>
+          <w:tcPr>
+            <w:tcW w:type="dxa" w:w="2551"/>
+          </w:tcPr>
+          <w:p>
+            <w:r/>
+            <w:r>
+              <w:rPr>
+                <w:color w:val="333333"/>
+                <w:sz w:val="18"/>
+              </w:rPr>
+              <w:t>/api/cart/event</w:t>
+            </w:r>
+          </w:p>
+        </w:tc>
+        <w:tc>
+          <w:tcPr>
+            <w:tcW w:type="dxa" w:w="680"/>
+          </w:tcPr>
+          <w:p>
+            <w:r/>
+            <w:r>
+              <w:rPr>
+                <w:color w:val="333333"/>
+                <w:sz w:val="18"/>
+              </w:rPr>
+              <w:t>JWT</w:t>
+            </w:r>
+          </w:p>
+        </w:tc>
+        <w:tc>
+          <w:tcPr>
+            <w:tcW w:type="dxa" w:w="680"/>
+          </w:tcPr>
+          <w:p>
+            <w:r/>
+            <w:r>
+              <w:rPr>
+                <w:color w:val="333333"/>
+                <w:sz w:val="18"/>
+              </w:rPr>
+              <w:t>Mongo</w:t>
+            </w:r>
+          </w:p>
+        </w:tc>
+        <w:tc>
+          <w:tcPr>
+            <w:tcW w:type="dxa" w:w="3118"/>
+          </w:tcPr>
+          <w:p>
+            <w:r/>
+            <w:r>
+              <w:rPr>
+                <w:color w:val="333333"/>
+                <w:sz w:val="18"/>
+              </w:rPr>
+              <w:t>Record clickstream event</w:t>
+            </w:r>
+          </w:p>
+        </w:tc>
+      </w:tr>
+      <w:tr>
+        <w:tc>
+          <w:tcPr>
+            <w:tcW w:type="dxa" w:w="680"/>
+            <w:shd w:fill="F5F5F5"/>
+          </w:tcPr>
+          <w:p>
+            <w:r/>
+            <w:r>
+              <w:rPr>
+                <w:color w:val="333333"/>
+                <w:sz w:val="18"/>
+              </w:rPr>
+              <w:t>GET</w:t>
+            </w:r>
+          </w:p>
+        </w:tc>
+        <w:tc>
+          <w:tcPr>
+            <w:tcW w:type="dxa" w:w="2551"/>
+            <w:shd w:fill="F5F5F5"/>
+          </w:tcPr>
+          <w:p>
+            <w:r/>
+            <w:r>
+              <w:rPr>
+                <w:color w:val="333333"/>
+                <w:sz w:val="18"/>
+              </w:rPr>
+              <w:t>/api/cart/session/{id}</w:t>
+            </w:r>
+          </w:p>
+        </w:tc>
+        <w:tc>
+          <w:tcPr>
+            <w:tcW w:type="dxa" w:w="680"/>
+            <w:shd w:fill="F5F5F5"/>
+          </w:tcPr>
+          <w:p>
+            <w:r/>
+            <w:r>
+              <w:rPr>
+                <w:color w:val="333333"/>
+                <w:sz w:val="18"/>
+              </w:rPr>
+              <w:t>JWT</w:t>
+            </w:r>
+          </w:p>
+        </w:tc>
+        <w:tc>
+          <w:tcPr>
+            <w:tcW w:type="dxa" w:w="680"/>
+            <w:shd w:fill="F5F5F5"/>
+          </w:tcPr>
+          <w:p>
+            <w:r/>
+            <w:r>
+              <w:rPr>
+                <w:color w:val="333333"/>
+                <w:sz w:val="18"/>
+              </w:rPr>
+              <w:t>Mongo</w:t>
+            </w:r>
+          </w:p>
+        </w:tc>
+        <w:tc>
+          <w:tcPr>
+            <w:tcW w:type="dxa" w:w="3118"/>
+            <w:shd w:fill="F5F5F5"/>
+          </w:tcPr>
+          <w:p>
+            <w:r/>
+            <w:r>
+              <w:rPr>
+                <w:color w:val="333333"/>
+                <w:sz w:val="18"/>
+              </w:rPr>
+              <w:t>Retrieve session events</w:t>
+            </w:r>
+          </w:p>
+        </w:tc>
+      </w:tr>
+      <w:tr>
+        <w:tc>
+          <w:tcPr>
+            <w:tcW w:type="dxa" w:w="680"/>
+          </w:tcPr>
+          <w:p>
+            <w:r/>
+            <w:r>
+              <w:rPr>
+                <w:color w:val="333333"/>
+                <w:sz w:val="18"/>
+              </w:rPr>
+              <w:t>POST</w:t>
+            </w:r>
+          </w:p>
+        </w:tc>
+        <w:tc>
+          <w:tcPr>
+            <w:tcW w:type="dxa" w:w="2551"/>
+          </w:tcPr>
+          <w:p>
+            <w:r/>
+            <w:r>
+              <w:rPr>
+                <w:color w:val="333333"/>
+                <w:sz w:val="18"/>
+              </w:rPr>
+              <w:t>/api/orders/</w:t>
+            </w:r>
+          </w:p>
+        </w:tc>
+        <w:tc>
+          <w:tcPr>
+            <w:tcW w:type="dxa" w:w="680"/>
+          </w:tcPr>
+          <w:p>
+            <w:r/>
+            <w:r>
+              <w:rPr>
+                <w:color w:val="333333"/>
+                <w:sz w:val="18"/>
+              </w:rPr>
+              <w:t>JWT</w:t>
+            </w:r>
+          </w:p>
+        </w:tc>
+        <w:tc>
+          <w:tcPr>
+            <w:tcW w:type="dxa" w:w="680"/>
+          </w:tcPr>
+          <w:p>
+            <w:r/>
+            <w:r>
+              <w:rPr>
+                <w:color w:val="333333"/>
+                <w:sz w:val="18"/>
+              </w:rPr>
+              <w:t>PG</w:t>
+            </w:r>
+          </w:p>
+        </w:tc>
+        <w:tc>
+          <w:tcPr>
+            <w:tcW w:type="dxa" w:w="3118"/>
+          </w:tcPr>
+          <w:p>
+            <w:r/>
+            <w:r>
+              <w:rPr>
+                <w:color w:val="333333"/>
+                <w:sz w:val="18"/>
+              </w:rPr>
+              <w:t>Create order (ACID + triggers)</w:t>
+            </w:r>
+          </w:p>
+        </w:tc>
+      </w:tr>
+      <w:tr>
+        <w:tc>
+          <w:tcPr>
+            <w:tcW w:type="dxa" w:w="680"/>
+            <w:shd w:fill="F5F5F5"/>
+          </w:tcPr>
+          <w:p>
+            <w:r/>
+            <w:r>
+              <w:rPr>
+                <w:color w:val="333333"/>
+                <w:sz w:val="18"/>
+              </w:rPr>
+              <w:t>GET</w:t>
+            </w:r>
+          </w:p>
+        </w:tc>
+        <w:tc>
+          <w:tcPr>
+            <w:tcW w:type="dxa" w:w="2551"/>
+            <w:shd w:fill="F5F5F5"/>
+          </w:tcPr>
+          <w:p>
+            <w:r/>
+            <w:r>
+              <w:rPr>
+                <w:color w:val="333333"/>
+                <w:sz w:val="18"/>
+              </w:rPr>
+              <w:t>/api/orders/{id}</w:t>
+            </w:r>
+          </w:p>
+        </w:tc>
+        <w:tc>
+          <w:tcPr>
+            <w:tcW w:type="dxa" w:w="680"/>
+            <w:shd w:fill="F5F5F5"/>
+          </w:tcPr>
+          <w:p>
+            <w:r/>
+            <w:r>
+              <w:rPr>
+                <w:color w:val="333333"/>
+                <w:sz w:val="18"/>
+              </w:rPr>
+              <w:t>JWT</w:t>
+            </w:r>
+          </w:p>
+        </w:tc>
+        <w:tc>
+          <w:tcPr>
+            <w:tcW w:type="dxa" w:w="680"/>
+            <w:shd w:fill="F5F5F5"/>
+          </w:tcPr>
+          <w:p>
+            <w:r/>
+            <w:r>
+              <w:rPr>
+                <w:color w:val="333333"/>
+                <w:sz w:val="18"/>
+              </w:rPr>
+              <w:t>PG</w:t>
+            </w:r>
+          </w:p>
+        </w:tc>
+        <w:tc>
+          <w:tcPr>
+            <w:tcW w:type="dxa" w:w="3118"/>
+            <w:shd w:fill="F5F5F5"/>
+          </w:tcPr>
+          <w:p>
+            <w:r/>
+            <w:r>
+              <w:rPr>
+                <w:color w:val="333333"/>
+                <w:sz w:val="18"/>
+              </w:rPr>
+              <w:t>Order detail by ID</w:t>
+            </w:r>
+          </w:p>
+        </w:tc>
+      </w:tr>
+      <w:tr>
+        <w:tc>
+          <w:tcPr>
+            <w:tcW w:type="dxa" w:w="680"/>
+          </w:tcPr>
+          <w:p>
+            <w:r/>
+            <w:r>
+              <w:rPr>
+                <w:color w:val="333333"/>
+                <w:sz w:val="18"/>
+              </w:rPr>
+              <w:t>GET</w:t>
+            </w:r>
+          </w:p>
+        </w:tc>
+        <w:tc>
+          <w:tcPr>
+            <w:tcW w:type="dxa" w:w="2551"/>
+          </w:tcPr>
+          <w:p>
+            <w:r/>
+            <w:r>
+              <w:rPr>
+                <w:color w:val="333333"/>
+                <w:sz w:val="18"/>
+              </w:rPr>
+              <w:t>/api/orders/</w:t>
+            </w:r>
+          </w:p>
+        </w:tc>
+        <w:tc>
+          <w:tcPr>
+            <w:tcW w:type="dxa" w:w="680"/>
+          </w:tcPr>
+          <w:p>
+            <w:r/>
+            <w:r>
+              <w:rPr>
+                <w:color w:val="333333"/>
+                <w:sz w:val="18"/>
+              </w:rPr>
+              <w:t>JWT</w:t>
+            </w:r>
+          </w:p>
+        </w:tc>
+        <w:tc>
+          <w:tcPr>
+            <w:tcW w:type="dxa" w:w="680"/>
+          </w:tcPr>
+          <w:p>
+            <w:r/>
+            <w:r>
+              <w:rPr>
+                <w:color w:val="333333"/>
+                <w:sz w:val="18"/>
+              </w:rPr>
+              <w:t>PG</w:t>
+            </w:r>
+          </w:p>
+        </w:tc>
+        <w:tc>
+          <w:tcPr>
+            <w:tcW w:type="dxa" w:w="3118"/>
+          </w:tcPr>
+          <w:p>
+            <w:r/>
+            <w:r>
+              <w:rPr>
+                <w:color w:val="333333"/>
+                <w:sz w:val="18"/>
+              </w:rPr>
+              <w:t>User's order history</w:t>
+            </w:r>
+          </w:p>
+        </w:tc>
+      </w:tr>
+      <w:tr>
+        <w:tc>
+          <w:tcPr>
+            <w:tcW w:type="dxa" w:w="680"/>
+            <w:shd w:fill="F5F5F5"/>
+          </w:tcPr>
+          <w:p>
+            <w:r/>
+            <w:r>
+              <w:rPr>
+                <w:color w:val="333333"/>
+                <w:sz w:val="18"/>
+              </w:rPr>
+              <w:t>GET</w:t>
+            </w:r>
+          </w:p>
+        </w:tc>
+        <w:tc>
+          <w:tcPr>
+            <w:tcW w:type="dxa" w:w="2551"/>
+            <w:shd w:fill="F5F5F5"/>
+          </w:tcPr>
+          <w:p>
+            <w:r/>
+            <w:r>
+              <w:rPr>
+                <w:color w:val="333333"/>
+                <w:sz w:val="18"/>
+              </w:rPr>
+              <w:t>/api/analytics/rfm</w:t>
+            </w:r>
+          </w:p>
+        </w:tc>
+        <w:tc>
+          <w:tcPr>
+            <w:tcW w:type="dxa" w:w="680"/>
+            <w:shd w:fill="F5F5F5"/>
+          </w:tcPr>
+          <w:p>
+            <w:r/>
+            <w:r>
+              <w:rPr>
+                <w:color w:val="333333"/>
+                <w:sz w:val="18"/>
+              </w:rPr>
+              <w:t>JWT</w:t>
+            </w:r>
+          </w:p>
+        </w:tc>
+        <w:tc>
+          <w:tcPr>
+            <w:tcW w:type="dxa" w:w="680"/>
+            <w:shd w:fill="F5F5F5"/>
+          </w:tcPr>
+          <w:p>
+            <w:r/>
+            <w:r>
+              <w:rPr>
+                <w:color w:val="333333"/>
+                <w:sz w:val="18"/>
+              </w:rPr>
+              <w:t>PG</w:t>
+            </w:r>
+          </w:p>
+        </w:tc>
+        <w:tc>
+          <w:tcPr>
+            <w:tcW w:type="dxa" w:w="3118"/>
+            <w:shd w:fill="F5F5F5"/>
+          </w:tcPr>
+          <w:p>
+            <w:r/>
+            <w:r>
+              <w:rPr>
+                <w:color w:val="333333"/>
+                <w:sz w:val="18"/>
+              </w:rPr>
+              <w:t>RFM customer segmentation</w:t>
+            </w:r>
+          </w:p>
+        </w:tc>
+      </w:tr>
+      <w:tr>
+        <w:tc>
+          <w:tcPr>
+            <w:tcW w:type="dxa" w:w="680"/>
+          </w:tcPr>
+          <w:p>
+            <w:r/>
+            <w:r>
+              <w:rPr>
+                <w:color w:val="333333"/>
+                <w:sz w:val="18"/>
+              </w:rPr>
+              <w:t>GET</w:t>
+            </w:r>
+          </w:p>
+        </w:tc>
+        <w:tc>
+          <w:tcPr>
+            <w:tcW w:type="dxa" w:w="2551"/>
+          </w:tcPr>
+          <w:p>
+            <w:r/>
+            <w:r>
+              <w:rPr>
+                <w:color w:val="333333"/>
+                <w:sz w:val="18"/>
+              </w:rPr>
+              <w:t>/api/analytics/market-basket</w:t>
+            </w:r>
+          </w:p>
+        </w:tc>
+        <w:tc>
+          <w:tcPr>
+            <w:tcW w:type="dxa" w:w="680"/>
+          </w:tcPr>
+          <w:p>
+            <w:r/>
+            <w:r>
+              <w:rPr>
+                <w:color w:val="333333"/>
+                <w:sz w:val="18"/>
+              </w:rPr>
+              <w:t>JWT</w:t>
+            </w:r>
+          </w:p>
+        </w:tc>
+        <w:tc>
+          <w:tcPr>
+            <w:tcW w:type="dxa" w:w="680"/>
+          </w:tcPr>
+          <w:p>
+            <w:r/>
+            <w:r>
+              <w:rPr>
+                <w:color w:val="333333"/>
+                <w:sz w:val="18"/>
+              </w:rPr>
+              <w:t>PG</w:t>
+            </w:r>
+          </w:p>
+        </w:tc>
+        <w:tc>
+          <w:tcPr>
+            <w:tcW w:type="dxa" w:w="3118"/>
+          </w:tcPr>
+          <w:p>
+            <w:r/>
+            <w:r>
+              <w:rPr>
+                <w:color w:val="333333"/>
+                <w:sz w:val="18"/>
+              </w:rPr>
+              <w:t>Product affinity pairs</w:t>
+            </w:r>
+          </w:p>
+        </w:tc>
+      </w:tr>
+      <w:tr>
+        <w:tc>
+          <w:tcPr>
+            <w:tcW w:type="dxa" w:w="680"/>
+            <w:shd w:fill="F5F5F5"/>
+          </w:tcPr>
+          <w:p>
+            <w:r/>
+            <w:r>
+              <w:rPr>
+                <w:color w:val="333333"/>
+                <w:sz w:val="18"/>
+              </w:rPr>
+              <w:t>GET</w:t>
+            </w:r>
+          </w:p>
+        </w:tc>
+        <w:tc>
+          <w:tcPr>
+            <w:tcW w:type="dxa" w:w="2551"/>
+            <w:shd w:fill="F5F5F5"/>
+          </w:tcPr>
+          <w:p>
+            <w:r/>
+            <w:r>
+              <w:rPr>
+                <w:color w:val="333333"/>
+                <w:sz w:val="18"/>
+              </w:rPr>
+              <w:t>/api/analytics/funnel</w:t>
+            </w:r>
+          </w:p>
+        </w:tc>
+        <w:tc>
+          <w:tcPr>
+            <w:tcW w:type="dxa" w:w="680"/>
+            <w:shd w:fill="F5F5F5"/>
+          </w:tcPr>
+          <w:p>
+            <w:r/>
+            <w:r>
+              <w:rPr>
+                <w:color w:val="333333"/>
+                <w:sz w:val="18"/>
+              </w:rPr>
+              <w:t>JWT</w:t>
+            </w:r>
+          </w:p>
+        </w:tc>
+        <w:tc>
+          <w:tcPr>
+            <w:tcW w:type="dxa" w:w="680"/>
+            <w:shd w:fill="F5F5F5"/>
+          </w:tcPr>
+          <w:p>
+            <w:r/>
+            <w:r>
+              <w:rPr>
+                <w:color w:val="333333"/>
+                <w:sz w:val="18"/>
+              </w:rPr>
+              <w:t>Mongo</w:t>
+            </w:r>
+          </w:p>
+        </w:tc>
+        <w:tc>
+          <w:tcPr>
+            <w:tcW w:type="dxa" w:w="3118"/>
+            <w:shd w:fill="F5F5F5"/>
+          </w:tcPr>
+          <w:p>
+            <w:r/>
+            <w:r>
+              <w:rPr>
+                <w:color w:val="333333"/>
+                <w:sz w:val="18"/>
+              </w:rPr>
+              <w:t>Conversion funnel (4-stage)</w:t>
+            </w:r>
+          </w:p>
+        </w:tc>
+      </w:tr>
+      <w:tr>
+        <w:tc>
+          <w:tcPr>
+            <w:tcW w:type="dxa" w:w="680"/>
+          </w:tcPr>
+          <w:p>
+            <w:r/>
+            <w:r>
+              <w:rPr>
+                <w:color w:val="333333"/>
+                <w:sz w:val="18"/>
+              </w:rPr>
+              <w:t>GET</w:t>
+            </w:r>
+          </w:p>
+        </w:tc>
+        <w:tc>
+          <w:tcPr>
+            <w:tcW w:type="dxa" w:w="2551"/>
+          </w:tcPr>
+          <w:p>
+            <w:r/>
+            <w:r>
+              <w:rPr>
+                <w:color w:val="333333"/>
+                <w:sz w:val="18"/>
+              </w:rPr>
+              <w:t>/api/analytics/cart-abandonment</w:t>
+            </w:r>
+          </w:p>
+        </w:tc>
+        <w:tc>
+          <w:tcPr>
+            <w:tcW w:type="dxa" w:w="680"/>
+          </w:tcPr>
+          <w:p>
+            <w:r/>
+            <w:r>
+              <w:rPr>
+                <w:color w:val="333333"/>
+                <w:sz w:val="18"/>
+              </w:rPr>
+              <w:t>JWT</w:t>
+            </w:r>
+          </w:p>
+        </w:tc>
+        <w:tc>
+          <w:tcPr>
+            <w:tcW w:type="dxa" w:w="680"/>
+          </w:tcPr>
+          <w:p>
+            <w:r/>
+            <w:r>
+              <w:rPr>
+                <w:color w:val="333333"/>
+                <w:sz w:val="18"/>
+              </w:rPr>
+              <w:t>Mongo</w:t>
+            </w:r>
+          </w:p>
+        </w:tc>
+        <w:tc>
+          <w:tcPr>
+            <w:tcW w:type="dxa" w:w="3118"/>
+          </w:tcPr>
+          <w:p>
+            <w:r/>
+            <w:r>
+              <w:rPr>
+                <w:color w:val="333333"/>
+                <w:sz w:val="18"/>
+              </w:rPr>
+              <w:t>Abandoned sessions</w:t>
+            </w:r>
+          </w:p>
+        </w:tc>
+      </w:tr>
+      <w:tr>
+        <w:tc>
+          <w:tcPr>
+            <w:tcW w:type="dxa" w:w="680"/>
+            <w:shd w:fill="F5F5F5"/>
+          </w:tcPr>
+          <w:p>
+            <w:r/>
+            <w:r>
+              <w:rPr>
+                <w:color w:val="333333"/>
+                <w:sz w:val="18"/>
+              </w:rPr>
+              <w:t>GET</w:t>
+            </w:r>
+          </w:p>
+        </w:tc>
+        <w:tc>
+          <w:tcPr>
+            <w:tcW w:type="dxa" w:w="2551"/>
+            <w:shd w:fill="F5F5F5"/>
+          </w:tcPr>
+          <w:p>
+            <w:r/>
+            <w:r>
+              <w:rPr>
+                <w:color w:val="333333"/>
+                <w:sz w:val="18"/>
+              </w:rPr>
+              <w:t>/api/analytics/top-products</w:t>
+            </w:r>
+          </w:p>
+        </w:tc>
+        <w:tc>
+          <w:tcPr>
+            <w:tcW w:type="dxa" w:w="680"/>
+            <w:shd w:fill="F5F5F5"/>
+          </w:tcPr>
+          <w:p>
+            <w:r/>
+            <w:r>
+              <w:rPr>
+                <w:color w:val="333333"/>
+                <w:sz w:val="18"/>
+              </w:rPr>
+              <w:t>JWT</w:t>
+            </w:r>
+          </w:p>
+        </w:tc>
+        <w:tc>
+          <w:tcPr>
+            <w:tcW w:type="dxa" w:w="680"/>
+            <w:shd w:fill="F5F5F5"/>
+          </w:tcPr>
+          <w:p>
+            <w:r/>
+            <w:r>
+              <w:rPr>
+                <w:color w:val="333333"/>
+                <w:sz w:val="18"/>
+              </w:rPr>
+              <w:t>PG</w:t>
+            </w:r>
+          </w:p>
+        </w:tc>
+        <w:tc>
+          <w:tcPr>
+            <w:tcW w:type="dxa" w:w="3118"/>
+            <w:shd w:fill="F5F5F5"/>
+          </w:tcPr>
+          <w:p>
+            <w:r/>
+            <w:r>
+              <w:rPr>
+                <w:color w:val="333333"/>
+                <w:sz w:val="18"/>
+              </w:rPr>
+              <w:t>Best-selling products</w:t>
+            </w:r>
+          </w:p>
+        </w:tc>
+      </w:tr>
+      <w:tr>
+        <w:tc>
+          <w:tcPr>
+            <w:tcW w:type="dxa" w:w="680"/>
+          </w:tcPr>
+          <w:p>
+            <w:r/>
+            <w:r>
+              <w:rPr>
+                <w:color w:val="333333"/>
+                <w:sz w:val="18"/>
+              </w:rPr>
+              <w:t>GET</w:t>
+            </w:r>
+          </w:p>
+        </w:tc>
+        <w:tc>
+          <w:tcPr>
+            <w:tcW w:type="dxa" w:w="2551"/>
+          </w:tcPr>
+          <w:p>
+            <w:r/>
+            <w:r>
+              <w:rPr>
+                <w:color w:val="333333"/>
+                <w:sz w:val="18"/>
+              </w:rPr>
+              <w:t>/api/analytics/sales-by-category</w:t>
+            </w:r>
+          </w:p>
+        </w:tc>
+        <w:tc>
+          <w:tcPr>
+            <w:tcW w:type="dxa" w:w="680"/>
+          </w:tcPr>
+          <w:p>
+            <w:r/>
+            <w:r>
+              <w:rPr>
+                <w:color w:val="333333"/>
+                <w:sz w:val="18"/>
+              </w:rPr>
+              <w:t>JWT</w:t>
+            </w:r>
+          </w:p>
+        </w:tc>
+        <w:tc>
+          <w:tcPr>
+            <w:tcW w:type="dxa" w:w="680"/>
+          </w:tcPr>
+          <w:p>
+            <w:r/>
+            <w:r>
+              <w:rPr>
+                <w:color w:val="333333"/>
+                <w:sz w:val="18"/>
+              </w:rPr>
+              <w:t>PG</w:t>
+            </w:r>
+          </w:p>
+        </w:tc>
+        <w:tc>
+          <w:tcPr>
+            <w:tcW w:type="dxa" w:w="3118"/>
+          </w:tcPr>
+          <w:p>
+            <w:r/>
+            <w:r>
+              <w:rPr>
+                <w:color w:val="333333"/>
+                <w:sz w:val="18"/>
+              </w:rPr>
+              <w:t>Revenue by category</w:t>
+            </w:r>
+          </w:p>
+        </w:tc>
+      </w:tr>
+      <w:tr>
+        <w:tc>
+          <w:tcPr>
+            <w:tcW w:type="dxa" w:w="680"/>
+            <w:shd w:fill="F5F5F5"/>
+          </w:tcPr>
+          <w:p>
+            <w:r/>
+            <w:r>
+              <w:rPr>
+                <w:color w:val="333333"/>
+                <w:sz w:val="18"/>
+              </w:rPr>
+              <w:t>GET</w:t>
+            </w:r>
+          </w:p>
+        </w:tc>
+        <w:tc>
+          <w:tcPr>
+            <w:tcW w:type="dxa" w:w="2551"/>
+            <w:shd w:fill="F5F5F5"/>
+          </w:tcPr>
+          <w:p>
+            <w:r/>
+            <w:r>
+              <w:rPr>
+                <w:color w:val="333333"/>
+                <w:sz w:val="18"/>
+              </w:rPr>
+              <w:t>/api/analytics/alerts</w:t>
+            </w:r>
+          </w:p>
+        </w:tc>
+        <w:tc>
+          <w:tcPr>
+            <w:tcW w:type="dxa" w:w="680"/>
+            <w:shd w:fill="F5F5F5"/>
+          </w:tcPr>
+          <w:p>
+            <w:r/>
+            <w:r>
+              <w:rPr>
+                <w:color w:val="333333"/>
+                <w:sz w:val="18"/>
+              </w:rPr>
+              <w:t>Admin</w:t>
+            </w:r>
+          </w:p>
+        </w:tc>
+        <w:tc>
+          <w:tcPr>
+            <w:tcW w:type="dxa" w:w="680"/>
+            <w:shd w:fill="F5F5F5"/>
+          </w:tcPr>
+          <w:p>
+            <w:r/>
+            <w:r>
+              <w:rPr>
+                <w:color w:val="333333"/>
+                <w:sz w:val="18"/>
+              </w:rPr>
+              <w:t>PG</w:t>
+            </w:r>
+          </w:p>
+        </w:tc>
+        <w:tc>
+          <w:tcPr>
+            <w:tcW w:type="dxa" w:w="3118"/>
+            <w:shd w:fill="F5F5F5"/>
+          </w:tcPr>
+          <w:p>
+            <w:r/>
+            <w:r>
+              <w:rPr>
+                <w:color w:val="333333"/>
+                <w:sz w:val="18"/>
+              </w:rPr>
+              <w:t>Fraud alerts (admin only)</w:t>
+            </w:r>
+          </w:p>
+        </w:tc>
+      </w:tr>
+      <w:tr>
+        <w:tc>
+          <w:tcPr>
+            <w:tcW w:type="dxa" w:w="680"/>
+          </w:tcPr>
+          <w:p>
+            <w:r/>
+            <w:r>
+              <w:rPr>
+                <w:color w:val="333333"/>
+                <w:sz w:val="18"/>
+              </w:rPr>
+              <w:t>GET</w:t>
+            </w:r>
+          </w:p>
+        </w:tc>
+        <w:tc>
+          <w:tcPr>
+            <w:tcW w:type="dxa" w:w="2551"/>
+          </w:tcPr>
+          <w:p>
+            <w:r/>
+            <w:r>
+              <w:rPr>
+                <w:color w:val="333333"/>
+                <w:sz w:val="18"/>
+              </w:rPr>
+              <w:t>/api/analytics/audit/{id}</w:t>
+            </w:r>
+          </w:p>
+        </w:tc>
+        <w:tc>
+          <w:tcPr>
+            <w:tcW w:type="dxa" w:w="680"/>
+          </w:tcPr>
+          <w:p>
+            <w:r/>
+            <w:r>
+              <w:rPr>
+                <w:color w:val="333333"/>
+                <w:sz w:val="18"/>
+              </w:rPr>
+              <w:t>Admin</w:t>
+            </w:r>
+          </w:p>
+        </w:tc>
+        <w:tc>
+          <w:tcPr>
+            <w:tcW w:type="dxa" w:w="680"/>
+          </w:tcPr>
+          <w:p>
+            <w:r/>
+            <w:r>
+              <w:rPr>
+                <w:color w:val="333333"/>
+                <w:sz w:val="18"/>
+              </w:rPr>
+              <w:t>PG</w:t>
+            </w:r>
+          </w:p>
+        </w:tc>
+        <w:tc>
+          <w:tcPr>
+            <w:tcW w:type="dxa" w:w="3118"/>
+          </w:tcPr>
+          <w:p>
+            <w:r/>
+            <w:r>
+              <w:rPr>
+                <w:color w:val="333333"/>
+                <w:sz w:val="18"/>
+              </w:rPr>
+              <w:t>Order change history (admin only)</w:t>
+            </w:r>
+          </w:p>
+        </w:tc>
+      </w:tr>
+    </w:tbl>
+    <w:p/>
+    <w:p>
+      <w:pPr>
+        <w:pStyle w:val="Heading1"/>
+        <w:spacing w:before="360" w:after="120"/>
+      </w:pPr>
+      <w:r>
+        <w:rPr>
+          <w:color w:val="1976D2"/>
+          <w:sz w:val="36"/>
+        </w:rPr>
+        <w:t>Appendix C — Environment Variables</w:t>
+      </w:r>
+    </w:p>
+    <w:tbl>
+      <w:tblPr>
+        <w:tblStyle w:val="TableGrid"/>
+        <w:tblW w:type="auto" w:w="0"/>
+        <w:jc w:val="center"/>
+        <w:tblLook w:firstColumn="1" w:firstRow="1" w:lastColumn="0" w:lastRow="0" w:noHBand="0" w:noVBand="1" w:val="04A0"/>
+      </w:tblPr>
+      <w:tblGrid>
+        <w:gridCol w:w="3024"/>
+        <w:gridCol w:w="3024"/>
+        <w:gridCol w:w="3024"/>
+      </w:tblGrid>
+      <w:tr>
+        <w:tc>
+          <w:tcPr>
+            <w:tcW w:type="dxa" w:w="2551"/>
+            <w:shd w:fill="1976D2"/>
+          </w:tcPr>
+          <w:p>
+            <w:pPr>
+              <w:jc w:val="center"/>
+            </w:pPr>
+            <w:r/>
+            <w:r>
+              <w:rPr>
+                <w:b/>
+                <w:color w:val="FFFFFF"/>
+                <w:sz w:val="18"/>
+              </w:rPr>
+              <w:t>Variable</w:t>
+            </w:r>
+          </w:p>
+        </w:tc>
+        <w:tc>
+          <w:tcPr>
+            <w:tcW w:type="dxa" w:w="1701"/>
+            <w:shd w:fill="1976D2"/>
+          </w:tcPr>
+          <w:p>
+            <w:pPr>
+              <w:jc w:val="center"/>
+            </w:pPr>
+            <w:r/>
+            <w:r>
+              <w:rPr>
+                <w:b/>
+                <w:color w:val="FFFFFF"/>
+                <w:sz w:val="18"/>
+              </w:rPr>
+              <w:t>Default</w:t>
+            </w:r>
+          </w:p>
+        </w:tc>
+        <w:tc>
+          <w:tcPr>
+            <w:tcW w:type="dxa" w:w="3402"/>
+            <w:shd w:fill="1976D2"/>
+          </w:tcPr>
+          <w:p>
+            <w:pPr>
+              <w:jc w:val="center"/>
+            </w:pPr>
+            <w:r/>
+            <w:r>
+              <w:rPr>
+                <w:b/>
+                <w:color w:val="FFFFFF"/>
+                <w:sz w:val="18"/>
+              </w:rPr>
+              <w:t>Purpose</w:t>
+            </w:r>
+          </w:p>
+        </w:tc>
+      </w:tr>
+      <w:tr>
+        <w:tc>
+          <w:tcPr>
+            <w:tcW w:type="dxa" w:w="2551"/>
+          </w:tcPr>
+          <w:p>
+            <w:r/>
+            <w:r>
+              <w:rPr>
+                <w:color w:val="333333"/>
+                <w:sz w:val="18"/>
+              </w:rPr>
+              <w:t>DATABASE_URL</w:t>
+            </w:r>
+          </w:p>
+        </w:tc>
+        <w:tc>
+          <w:tcPr>
+            <w:tcW w:type="dxa" w:w="1701"/>
+          </w:tcPr>
+          <w:p>
+            <w:r/>
+            <w:r>
+              <w:rPr>
+                <w:color w:val="333333"/>
+                <w:sz w:val="18"/>
+              </w:rPr>
+              <w:t>postgresql://...</w:t>
+            </w:r>
+          </w:p>
+        </w:tc>
+        <w:tc>
+          <w:tcPr>
+            <w:tcW w:type="dxa" w:w="3402"/>
+          </w:tcPr>
+          <w:p>
+            <w:r/>
+            <w:r>
+              <w:rPr>
+                <w:color w:val="333333"/>
+                <w:sz w:val="18"/>
+              </w:rPr>
+              <w:t>PostgreSQL connection string</w:t>
+            </w:r>
+          </w:p>
+        </w:tc>
+      </w:tr>
+      <w:tr>
+        <w:tc>
+          <w:tcPr>
+            <w:tcW w:type="dxa" w:w="2551"/>
+            <w:shd w:fill="F5F5F5"/>
+          </w:tcPr>
+          <w:p>
+            <w:r/>
+            <w:r>
+              <w:rPr>
+                <w:color w:val="333333"/>
+                <w:sz w:val="18"/>
+              </w:rPr>
+              <w:t>MONGO_URI</w:t>
+            </w:r>
+          </w:p>
+        </w:tc>
+        <w:tc>
+          <w:tcPr>
+            <w:tcW w:type="dxa" w:w="1701"/>
+            <w:shd w:fill="F5F5F5"/>
+          </w:tcPr>
+          <w:p>
+            <w:r/>
+            <w:r>
+              <w:rPr>
+                <w:color w:val="333333"/>
+                <w:sz w:val="18"/>
+              </w:rPr>
+              <w:t>mongodb://localhost:27017</w:t>
+            </w:r>
+          </w:p>
+        </w:tc>
+        <w:tc>
+          <w:tcPr>
             <w:tcW w:type="dxa" w:w="3402"/>
             <w:shd w:fill="F5F5F5"/>
           </w:tcPr>
@@ -4118,23 +8481,7 @@
                 <w:color w:val="333333"/>
                 <w:sz w:val="18"/>
               </w:rPr>
-              <w:t>backend/models/relational.py</w:t>
-            </w:r>
-          </w:p>
-        </w:tc>
-        <w:tc>
-          <w:tcPr>
-            <w:tcW w:type="dxa" w:w="4252"/>
-            <w:shd w:fill="F5F5F5"/>
-          </w:tcPr>
-          <w:p>
-            <w:r/>
-            <w:r>
-              <w:rPr>
-                <w:color w:val="333333"/>
-                <w:sz w:val="18"/>
-              </w:rPr>
-              <w:t>SQLAlchemy ORM models for all 8 PostgreSQL tables</w:t>
+              <w:t>MongoDB connection URI</w:t>
             </w:r>
           </w:p>
         </w:tc>
@@ -4142,6 +8489,36 @@
       <w:tr>
         <w:tc>
           <w:tcPr>
+            <w:tcW w:type="dxa" w:w="2551"/>
+          </w:tcPr>
+          <w:p>
+            <w:r/>
+            <w:r>
+              <w:rPr>
+                <w:color w:val="333333"/>
+                <w:sz w:val="18"/>
+              </w:rPr>
+              <w:t>MONGO_DB</w:t>
+            </w:r>
+          </w:p>
+        </w:tc>
+        <w:tc>
+          <w:tcPr>
+            <w:tcW w:type="dxa" w:w="1701"/>
+          </w:tcPr>
+          <w:p>
+            <w:r/>
+            <w:r>
+              <w:rPr>
+                <w:color w:val="333333"/>
+                <w:sz w:val="18"/>
+              </w:rPr>
+              <w:t>ecommerce_nosql</w:t>
+            </w:r>
+          </w:p>
+        </w:tc>
+        <w:tc>
+          <w:tcPr>
             <w:tcW w:type="dxa" w:w="3402"/>
           </w:tcPr>
           <w:p>
@@ -4151,22 +8528,7 @@
                 <w:color w:val="333333"/>
                 <w:sz w:val="18"/>
               </w:rPr>
-              <w:t>backend/services/nosql_service.py</w:t>
-            </w:r>
-          </w:p>
-        </w:tc>
-        <w:tc>
-          <w:tcPr>
-            <w:tcW w:type="dxa" w:w="4252"/>
-          </w:tcPr>
-          <w:p>
-            <w:r/>
-            <w:r>
-              <w:rPr>
-                <w:color w:val="333333"/>
-                <w:sz w:val="18"/>
-              </w:rPr>
-              <w:t>MongoDB operations: Bucket Pattern, funnel, fraud detection, indexes</w:t>
+              <w:t>MongoDB database name</w:t>
             </w:r>
           </w:p>
         </w:tc>
@@ -4174,6 +8536,38 @@
       <w:tr>
         <w:tc>
           <w:tcPr>
+            <w:tcW w:type="dxa" w:w="2551"/>
+            <w:shd w:fill="F5F5F5"/>
+          </w:tcPr>
+          <w:p>
+            <w:r/>
+            <w:r>
+              <w:rPr>
+                <w:color w:val="333333"/>
+                <w:sz w:val="18"/>
+              </w:rPr>
+              <w:t>JWT_SECRET_KEY</w:t>
+            </w:r>
+          </w:p>
+        </w:tc>
+        <w:tc>
+          <w:tcPr>
+            <w:tcW w:type="dxa" w:w="1701"/>
+            <w:shd w:fill="F5F5F5"/>
+          </w:tcPr>
+          <w:p>
+            <w:r/>
+            <w:r>
+              <w:rPr>
+                <w:color w:val="333333"/>
+                <w:sz w:val="18"/>
+              </w:rPr>
+              <w:t>(dev default)</w:t>
+            </w:r>
+          </w:p>
+        </w:tc>
+        <w:tc>
+          <w:tcPr>
             <w:tcW w:type="dxa" w:w="3402"/>
             <w:shd w:fill="F5F5F5"/>
           </w:tcPr>
@@ -4184,23 +8578,7 @@
                 <w:color w:val="333333"/>
                 <w:sz w:val="18"/>
               </w:rPr>
-              <w:t>backend/services/relational_service.py</w:t>
-            </w:r>
-          </w:p>
-        </w:tc>
-        <w:tc>
-          <w:tcPr>
-            <w:tcW w:type="dxa" w:w="4252"/>
-            <w:shd w:fill="F5F5F5"/>
-          </w:tcPr>
-          <w:p>
-            <w:r/>
-            <w:r>
-              <w:rPr>
-                <w:color w:val="333333"/>
-                <w:sz w:val="18"/>
-              </w:rPr>
-              <w:t>Complex SQL: RFM CTEs, market basket self-join, audit queries</w:t>
+              <w:t>HMAC-SHA256 signing key</w:t>
             </w:r>
           </w:p>
         </w:tc>
@@ -4208,6 +8586,36 @@
       <w:tr>
         <w:tc>
           <w:tcPr>
+            <w:tcW w:type="dxa" w:w="2551"/>
+          </w:tcPr>
+          <w:p>
+            <w:r/>
+            <w:r>
+              <w:rPr>
+                <w:color w:val="333333"/>
+                <w:sz w:val="18"/>
+              </w:rPr>
+              <w:t>JWT_ALGORITHM</w:t>
+            </w:r>
+          </w:p>
+        </w:tc>
+        <w:tc>
+          <w:tcPr>
+            <w:tcW w:type="dxa" w:w="1701"/>
+          </w:tcPr>
+          <w:p>
+            <w:r/>
+            <w:r>
+              <w:rPr>
+                <w:color w:val="333333"/>
+                <w:sz w:val="18"/>
+              </w:rPr>
+              <w:t>HS256</w:t>
+            </w:r>
+          </w:p>
+        </w:tc>
+        <w:tc>
+          <w:tcPr>
             <w:tcW w:type="dxa" w:w="3402"/>
           </w:tcPr>
           <w:p>
@@ -4217,22 +8625,7 @@
                 <w:color w:val="333333"/>
                 <w:sz w:val="18"/>
               </w:rPr>
-              <w:t>backend/services/sync_service.py</w:t>
-            </w:r>
-          </w:p>
-        </w:tc>
-        <w:tc>
-          <w:tcPr>
-            <w:tcW w:type="dxa" w:w="4252"/>
-          </w:tcPr>
-          <w:p>
-            <w:r/>
-            <w:r>
-              <w:rPr>
-                <w:color w:val="333333"/>
-                <w:sz w:val="18"/>
-              </w:rPr>
-              <w:t>CDC Outbox processor — async poller + MongoDB sync</w:t>
+              <w:t>JWT signing algorithm</w:t>
             </w:r>
           </w:p>
         </w:tc>
@@ -4240,6 +8633,38 @@
       <w:tr>
         <w:tc>
           <w:tcPr>
+            <w:tcW w:type="dxa" w:w="2551"/>
+            <w:shd w:fill="F5F5F5"/>
+          </w:tcPr>
+          <w:p>
+            <w:r/>
+            <w:r>
+              <w:rPr>
+                <w:color w:val="333333"/>
+                <w:sz w:val="18"/>
+              </w:rPr>
+              <w:t>JWT_EXPIRE_MINUTES</w:t>
+            </w:r>
+          </w:p>
+        </w:tc>
+        <w:tc>
+          <w:tcPr>
+            <w:tcW w:type="dxa" w:w="1701"/>
+            <w:shd w:fill="F5F5F5"/>
+          </w:tcPr>
+          <w:p>
+            <w:r/>
+            <w:r>
+              <w:rPr>
+                <w:color w:val="333333"/>
+                <w:sz w:val="18"/>
+              </w:rPr>
+              <w:t>60</w:t>
+            </w:r>
+          </w:p>
+        </w:tc>
+        <w:tc>
+          <w:tcPr>
             <w:tcW w:type="dxa" w:w="3402"/>
             <w:shd w:fill="F5F5F5"/>
           </w:tcPr>
@@ -4250,23 +8675,7 @@
                 <w:color w:val="333333"/>
                 <w:sz w:val="18"/>
               </w:rPr>
-              <w:t>backend/data_loader.py</w:t>
-            </w:r>
-          </w:p>
-        </w:tc>
-        <w:tc>
-          <w:tcPr>
-            <w:tcW w:type="dxa" w:w="4252"/>
-            <w:shd w:fill="F5F5F5"/>
-          </w:tcPr>
-          <w:p>
-            <w:r/>
-            <w:r>
-              <w:rPr>
-                <w:color w:val="333333"/>
-                <w:sz w:val="18"/>
-              </w:rPr>
-              <w:t>CSV ingestion pipeline (batch-optimized: ~50s demo, ~20 min full). DEMO_MODE env var, nrows sampling, bulk MongoDB writes.</w:t>
+              <w:t>Token expiry duration</w:t>
             </w:r>
           </w:p>
         </w:tc>
@@ -4274,6 +8683,36 @@
       <w:tr>
         <w:tc>
           <w:tcPr>
+            <w:tcW w:type="dxa" w:w="2551"/>
+          </w:tcPr>
+          <w:p>
+            <w:r/>
+            <w:r>
+              <w:rPr>
+                <w:color w:val="333333"/>
+                <w:sz w:val="18"/>
+              </w:rPr>
+              <w:t>FRAUD_EVENT_THRESHOLD</w:t>
+            </w:r>
+          </w:p>
+        </w:tc>
+        <w:tc>
+          <w:tcPr>
+            <w:tcW w:type="dxa" w:w="1701"/>
+          </w:tcPr>
+          <w:p>
+            <w:r/>
+            <w:r>
+              <w:rPr>
+                <w:color w:val="333333"/>
+                <w:sz w:val="18"/>
+              </w:rPr>
+              <w:t>10</w:t>
+            </w:r>
+          </w:p>
+        </w:tc>
+        <w:tc>
+          <w:tcPr>
             <w:tcW w:type="dxa" w:w="3402"/>
           </w:tcPr>
           <w:p>
@@ -4283,22 +8722,7 @@
                 <w:color w:val="333333"/>
                 <w:sz w:val="18"/>
               </w:rPr>
-              <w:t>backend/reset_db.py</w:t>
-            </w:r>
-          </w:p>
-        </w:tc>
-        <w:tc>
-          <w:tcPr>
-            <w:tcW w:type="dxa" w:w="4252"/>
-          </w:tcPr>
-          <w:p>
-            <w:r/>
-            <w:r>
-              <w:rPr>
-                <w:color w:val="333333"/>
-                <w:sz w:val="18"/>
-              </w:rPr>
-              <w:t>Database reset script (PostgreSQL + MongoDB wipe and recreate)</w:t>
+              <w:t>Cart events to trigger fraud alert</w:t>
             </w:r>
           </w:p>
         </w:tc>
@@ -4306,6 +8730,38 @@
       <w:tr>
         <w:tc>
           <w:tcPr>
+            <w:tcW w:type="dxa" w:w="2551"/>
+            <w:shd w:fill="F5F5F5"/>
+          </w:tcPr>
+          <w:p>
+            <w:r/>
+            <w:r>
+              <w:rPr>
+                <w:color w:val="333333"/>
+                <w:sz w:val="18"/>
+              </w:rPr>
+              <w:t>FRAUD_TIME_WINDOW_SECONDS</w:t>
+            </w:r>
+          </w:p>
+        </w:tc>
+        <w:tc>
+          <w:tcPr>
+            <w:tcW w:type="dxa" w:w="1701"/>
+            <w:shd w:fill="F5F5F5"/>
+          </w:tcPr>
+          <w:p>
+            <w:r/>
+            <w:r>
+              <w:rPr>
+                <w:color w:val="333333"/>
+                <w:sz w:val="18"/>
+              </w:rPr>
+              <w:t>60</w:t>
+            </w:r>
+          </w:p>
+        </w:tc>
+        <w:tc>
+          <w:tcPr>
             <w:tcW w:type="dxa" w:w="3402"/>
             <w:shd w:fill="F5F5F5"/>
           </w:tcPr>
@@ -4316,23 +8772,7 @@
                 <w:color w:val="333333"/>
                 <w:sz w:val="18"/>
               </w:rPr>
-              <w:t>backend/tests/test_suite.py</w:t>
-            </w:r>
-          </w:p>
-        </w:tc>
-        <w:tc>
-          <w:tcPr>
-            <w:tcW w:type="dxa" w:w="4252"/>
-            <w:shd w:fill="F5F5F5"/>
-          </w:tcPr>
-          <w:p>
-            <w:r/>
-            <w:r>
-              <w:rPr>
-                <w:color w:val="333333"/>
-                <w:sz w:val="18"/>
-              </w:rPr>
-              <w:t>161-test automated test suite (100% pass rate)</w:t>
+              <w:t>Fraud detection time window</w:t>
             </w:r>
           </w:p>
         </w:tc>
@@ -4340,6 +8780,36 @@
       <w:tr>
         <w:tc>
           <w:tcPr>
+            <w:tcW w:type="dxa" w:w="2551"/>
+          </w:tcPr>
+          <w:p>
+            <w:r/>
+            <w:r>
+              <w:rPr>
+                <w:color w:val="333333"/>
+                <w:sz w:val="18"/>
+              </w:rPr>
+              <w:t>OUTBOX_POLL_INTERVAL</w:t>
+            </w:r>
+          </w:p>
+        </w:tc>
+        <w:tc>
+          <w:tcPr>
+            <w:tcW w:type="dxa" w:w="1701"/>
+          </w:tcPr>
+          <w:p>
+            <w:r/>
+            <w:r>
+              <w:rPr>
+                <w:color w:val="333333"/>
+                <w:sz w:val="18"/>
+              </w:rPr>
+              <w:t>5</w:t>
+            </w:r>
+          </w:p>
+        </w:tc>
+        <w:tc>
+          <w:tcPr>
             <w:tcW w:type="dxa" w:w="3402"/>
           </w:tcPr>
           <w:p>
@@ -4349,22 +8819,7 @@
                 <w:color w:val="333333"/>
                 <w:sz w:val="18"/>
               </w:rPr>
-              <w:t>backend/benchmark/benchmark_runner.py</w:t>
-            </w:r>
-          </w:p>
-        </w:tc>
-        <w:tc>
-          <w:tcPr>
-            <w:tcW w:type="dxa" w:w="4252"/>
-          </w:tcPr>
-          <w:p>
-            <w:r/>
-            <w:r>
-              <w:rPr>
-                <w:color w:val="333333"/>
-                <w:sz w:val="18"/>
-              </w:rPr>
-              <w:t>Performance comparison: PostgreSQL vs MongoDB</w:t>
+              <w:t>CDC poller interval (seconds)</w:t>
             </w:r>
           </w:p>
         </w:tc>
@@ -4372,6 +8827,38 @@
       <w:tr>
         <w:tc>
           <w:tcPr>
+            <w:tcW w:type="dxa" w:w="2551"/>
+            <w:shd w:fill="F5F5F5"/>
+          </w:tcPr>
+          <w:p>
+            <w:r/>
+            <w:r>
+              <w:rPr>
+                <w:color w:val="333333"/>
+                <w:sz w:val="18"/>
+              </w:rPr>
+              <w:t>DEMO_MODE</w:t>
+            </w:r>
+          </w:p>
+        </w:tc>
+        <w:tc>
+          <w:tcPr>
+            <w:tcW w:type="dxa" w:w="1701"/>
+            <w:shd w:fill="F5F5F5"/>
+          </w:tcPr>
+          <w:p>
+            <w:r/>
+            <w:r>
+              <w:rPr>
+                <w:color w:val="333333"/>
+                <w:sz w:val="18"/>
+              </w:rPr>
+              <w:t>true</w:t>
+            </w:r>
+          </w:p>
+        </w:tc>
+        <w:tc>
+          <w:tcPr>
             <w:tcW w:type="dxa" w:w="3402"/>
             <w:shd w:fill="F5F5F5"/>
           </w:tcPr>
@@ -4382,23 +8869,7 @@
                 <w:color w:val="333333"/>
                 <w:sz w:val="18"/>
               </w:rPr>
-              <w:t>docker-compose.yml</w:t>
-            </w:r>
-          </w:p>
-        </w:tc>
-        <w:tc>
-          <w:tcPr>
-            <w:tcW w:type="dxa" w:w="4252"/>
-            <w:shd w:fill="F5F5F5"/>
-          </w:tcPr>
-          <w:p>
-            <w:r/>
-            <w:r>
-              <w:rPr>
-                <w:color w:val="333333"/>
-                <w:sz w:val="18"/>
-              </w:rPr>
-              <w:t>5-container orchestration with auto data loading and DB reset</w:t>
+              <w:t>Toggle demo/full dataset loading</w:t>
             </w:r>
           </w:p>
         </w:tc>
@@ -4406,6 +8877,36 @@
       <w:tr>
         <w:tc>
           <w:tcPr>
+            <w:tcW w:type="dxa" w:w="2551"/>
+          </w:tcPr>
+          <w:p>
+            <w:r/>
+            <w:r>
+              <w:rPr>
+                <w:color w:val="333333"/>
+                <w:sz w:val="18"/>
+              </w:rPr>
+              <w:t>DEBUG</w:t>
+            </w:r>
+          </w:p>
+        </w:tc>
+        <w:tc>
+          <w:tcPr>
+            <w:tcW w:type="dxa" w:w="1701"/>
+          </w:tcPr>
+          <w:p>
+            <w:r/>
+            <w:r>
+              <w:rPr>
+                <w:color w:val="333333"/>
+                <w:sz w:val="18"/>
+              </w:rPr>
+              <w:t>false</w:t>
+            </w:r>
+          </w:p>
+        </w:tc>
+        <w:tc>
+          <w:tcPr>
             <w:tcW w:type="dxa" w:w="3402"/>
           </w:tcPr>
           <w:p>
@@ -4415,22 +8916,96 @@
                 <w:color w:val="333333"/>
                 <w:sz w:val="18"/>
               </w:rPr>
-              <w:t>README.md</w:t>
-            </w:r>
-          </w:p>
-        </w:tc>
-        <w:tc>
-          <w:tcPr>
-            <w:tcW w:type="dxa" w:w="4252"/>
-          </w:tcPr>
-          <w:p>
-            <w:r/>
-            <w:r>
-              <w:rPr>
-                <w:color w:val="333333"/>
-                <w:sz w:val="18"/>
-              </w:rPr>
-              <w:t>Technical documentation with API reference and architecture diagram</w:t>
+              <w:t>SQLAlchemy query logging</w:t>
+            </w:r>
+          </w:p>
+        </w:tc>
+      </w:tr>
+    </w:tbl>
+    <w:p/>
+    <w:p>
+      <w:pPr>
+        <w:pStyle w:val="Heading1"/>
+        <w:spacing w:before="360" w:after="120"/>
+      </w:pPr>
+      <w:r>
+        <w:rPr>
+          <w:color w:val="1976D2"/>
+          <w:sz w:val="36"/>
+        </w:rPr>
+        <w:t>Appendix D — Technology Stack</w:t>
+      </w:r>
+    </w:p>
+    <w:tbl>
+      <w:tblPr>
+        <w:tblStyle w:val="TableGrid"/>
+        <w:tblW w:type="auto" w:w="0"/>
+        <w:jc w:val="center"/>
+        <w:tblLook w:firstColumn="1" w:firstRow="1" w:lastColumn="0" w:lastRow="0" w:noHBand="0" w:noVBand="1" w:val="04A0"/>
+      </w:tblPr>
+      <w:tblGrid>
+        <w:gridCol w:w="3024"/>
+        <w:gridCol w:w="3024"/>
+        <w:gridCol w:w="3024"/>
+      </w:tblGrid>
+      <w:tr>
+        <w:tc>
+          <w:tcPr>
+            <w:tcW w:type="dxa" w:w="1134"/>
+            <w:shd w:fill="1976D2"/>
+          </w:tcPr>
+          <w:p>
+            <w:pPr>
+              <w:jc w:val="center"/>
+            </w:pPr>
+            <w:r/>
+            <w:r>
+              <w:rPr>
+                <w:b/>
+                <w:color w:val="FFFFFF"/>
+                <w:sz w:val="18"/>
+              </w:rPr>
+              <w:t>Layer</w:t>
+            </w:r>
+          </w:p>
+        </w:tc>
+        <w:tc>
+          <w:tcPr>
+            <w:tcW w:type="dxa" w:w="3118"/>
+            <w:shd w:fill="1976D2"/>
+          </w:tcPr>
+          <w:p>
+            <w:pPr>
+              <w:jc w:val="center"/>
+            </w:pPr>
+            <w:r/>
+            <w:r>
+              <w:rPr>
+                <w:b/>
+                <w:color w:val="FFFFFF"/>
+                <w:sz w:val="18"/>
+              </w:rPr>
+              <w:t>Technologies</w:t>
+            </w:r>
+          </w:p>
+        </w:tc>
+        <w:tc>
+          <w:tcPr>
+            <w:tcW w:type="dxa" w:w="3402"/>
+            <w:shd w:fill="1976D2"/>
+          </w:tcPr>
+          <w:p>
+            <w:pPr>
+              <w:jc w:val="center"/>
+            </w:pPr>
+            <w:r/>
+            <w:r>
+              <w:rPr>
+                <w:b/>
+                <w:color w:val="FFFFFF"/>
+                <w:sz w:val="18"/>
+              </w:rPr>
+              <w:t>Purpose</w:t>
             </w:r>
           </w:p>
         </w:tc>
@@ -4438,6 +9013,85 @@
       <w:tr>
         <w:tc>
           <w:tcPr>
+            <w:tcW w:type="dxa" w:w="1134"/>
+          </w:tcPr>
+          <w:p>
+            <w:r/>
+            <w:r>
+              <w:rPr>
+                <w:color w:val="333333"/>
+                <w:sz w:val="18"/>
+              </w:rPr>
+              <w:t>Frontend</w:t>
+            </w:r>
+          </w:p>
+        </w:tc>
+        <w:tc>
+          <w:tcPr>
+            <w:tcW w:type="dxa" w:w="3118"/>
+          </w:tcPr>
+          <w:p>
+            <w:r/>
+            <w:r>
+              <w:rPr>
+                <w:color w:val="333333"/>
+                <w:sz w:val="18"/>
+              </w:rPr>
+              <w:t>React 18, Vite 5, Recharts 2, React Router 6, Axios 1</w:t>
+            </w:r>
+          </w:p>
+        </w:tc>
+        <w:tc>
+          <w:tcPr>
+            <w:tcW w:type="dxa" w:w="3402"/>
+          </w:tcPr>
+          <w:p>
+            <w:r/>
+            <w:r>
+              <w:rPr>
+                <w:color w:val="333333"/>
+                <w:sz w:val="18"/>
+              </w:rPr>
+              <w:t>SPA with 4 views, interactive charts, JWT interceptor</w:t>
+            </w:r>
+          </w:p>
+        </w:tc>
+      </w:tr>
+      <w:tr>
+        <w:tc>
+          <w:tcPr>
+            <w:tcW w:type="dxa" w:w="1134"/>
+            <w:shd w:fill="F5F5F5"/>
+          </w:tcPr>
+          <w:p>
+            <w:r/>
+            <w:r>
+              <w:rPr>
+                <w:color w:val="333333"/>
+                <w:sz w:val="18"/>
+              </w:rPr>
+              <w:t>Backend</w:t>
+            </w:r>
+          </w:p>
+        </w:tc>
+        <w:tc>
+          <w:tcPr>
+            <w:tcW w:type="dxa" w:w="3118"/>
+            <w:shd w:fill="F5F5F5"/>
+          </w:tcPr>
+          <w:p>
+            <w:r/>
+            <w:r>
+              <w:rPr>
+                <w:color w:val="333333"/>
+                <w:sz w:val="18"/>
+              </w:rPr>
+              <w:t>Python 3.11, FastAPI, SQLAlchemy 2, Motor 3, Pandas 2</w:t>
+            </w:r>
+          </w:p>
+        </w:tc>
+        <w:tc>
+          <w:tcPr>
             <w:tcW w:type="dxa" w:w="3402"/>
             <w:shd w:fill="F5F5F5"/>
           </w:tcPr>
@@ -4448,23 +9102,7 @@
                 <w:color w:val="333333"/>
                 <w:sz w:val="18"/>
               </w:rPr>
-              <w:t>walkthrough.md</w:t>
-            </w:r>
-          </w:p>
-        </w:tc>
-        <w:tc>
-          <w:tcPr>
-            <w:tcW w:type="dxa" w:w="4252"/>
-            <w:shd w:fill="F5F5F5"/>
-          </w:tcPr>
-          <w:p>
-            <w:r/>
-            <w:r>
-              <w:rPr>
-                <w:color w:val="333333"/>
-                <w:sz w:val="18"/>
-              </w:rPr>
-              <w:t>Non-technical guide with glossary and step-by-step instructions</w:t>
+              <w:t>Async REST API, ORM + raw SQL, async MongoDB driver</w:t>
             </w:r>
           </w:p>
         </w:tc>
@@ -4472,6 +9110,36 @@
       <w:tr>
         <w:tc>
           <w:tcPr>
+            <w:tcW w:type="dxa" w:w="1134"/>
+          </w:tcPr>
+          <w:p>
+            <w:r/>
+            <w:r>
+              <w:rPr>
+                <w:color w:val="333333"/>
+                <w:sz w:val="18"/>
+              </w:rPr>
+              <w:t>Auth</w:t>
+            </w:r>
+          </w:p>
+        </w:tc>
+        <w:tc>
+          <w:tcPr>
+            <w:tcW w:type="dxa" w:w="3118"/>
+          </w:tcPr>
+          <w:p>
+            <w:r/>
+            <w:r>
+              <w:rPr>
+                <w:color w:val="333333"/>
+                <w:sz w:val="18"/>
+              </w:rPr>
+              <w:t>python-jose 3, passlib 1, bcrypt</w:t>
+            </w:r>
+          </w:p>
+        </w:tc>
+        <w:tc>
+          <w:tcPr>
             <w:tcW w:type="dxa" w:w="3402"/>
           </w:tcPr>
           <w:p>
@@ -4481,22 +9149,7 @@
                 <w:color w:val="333333"/>
                 <w:sz w:val="18"/>
               </w:rPr>
-              <w:t>DOCKER_TROUBLESHOOTING.md</w:t>
-            </w:r>
-          </w:p>
-        </w:tc>
-        <w:tc>
-          <w:tcPr>
-            <w:tcW w:type="dxa" w:w="4252"/>
-          </w:tcPr>
-          <w:p>
-            <w:r/>
-            <w:r>
-              <w:rPr>
-                <w:color w:val="333333"/>
-                <w:sz w:val="18"/>
-              </w:rPr>
-              <w:t>12+ common Docker issues with diagnostic commands</w:t>
+              <w:t>JWT encode/decode, password hashing, OAuth2 flow</w:t>
             </w:r>
           </w:p>
         </w:tc>
@@ -4504,6 +9157,38 @@
       <w:tr>
         <w:tc>
           <w:tcPr>
+            <w:tcW w:type="dxa" w:w="1134"/>
+            <w:shd w:fill="F5F5F5"/>
+          </w:tcPr>
+          <w:p>
+            <w:r/>
+            <w:r>
+              <w:rPr>
+                <w:color w:val="333333"/>
+                <w:sz w:val="18"/>
+              </w:rPr>
+              <w:t>Databases</w:t>
+            </w:r>
+          </w:p>
+        </w:tc>
+        <w:tc>
+          <w:tcPr>
+            <w:tcW w:type="dxa" w:w="3118"/>
+            <w:shd w:fill="F5F5F5"/>
+          </w:tcPr>
+          <w:p>
+            <w:r/>
+            <w:r>
+              <w:rPr>
+                <w:color w:val="333333"/>
+                <w:sz w:val="18"/>
+              </w:rPr>
+              <w:t>PostgreSQL 15, MongoDB 7</w:t>
+            </w:r>
+          </w:p>
+        </w:tc>
+        <w:tc>
+          <w:tcPr>
             <w:tcW w:type="dxa" w:w="3402"/>
             <w:shd w:fill="F5F5F5"/>
           </w:tcPr>
@@ -4514,13 +9199,62 @@
                 <w:color w:val="333333"/>
                 <w:sz w:val="18"/>
               </w:rPr>
-              <w:t>docs/ER_Diagram.md</w:t>
-            </w:r>
-          </w:p>
-        </w:tc>
-        <w:tc>
-          <w:tcPr>
-            <w:tcW w:type="dxa" w:w="4252"/>
+              <w:t>Relational (ACID) + Document store (BASE)</w:t>
+            </w:r>
+          </w:p>
+        </w:tc>
+      </w:tr>
+      <w:tr>
+        <w:tc>
+          <w:tcPr>
+            <w:tcW w:type="dxa" w:w="1134"/>
+          </w:tcPr>
+          <w:p>
+            <w:r/>
+            <w:r>
+              <w:rPr>
+                <w:color w:val="333333"/>
+                <w:sz w:val="18"/>
+              </w:rPr>
+              <w:t>Infrastructure</w:t>
+            </w:r>
+          </w:p>
+        </w:tc>
+        <w:tc>
+          <w:tcPr>
+            <w:tcW w:type="dxa" w:w="3118"/>
+          </w:tcPr>
+          <w:p>
+            <w:r/>
+            <w:r>
+              <w:rPr>
+                <w:color w:val="333333"/>
+                <w:sz w:val="18"/>
+              </w:rPr>
+              <w:t>Docker 24, Docker Compose v2</w:t>
+            </w:r>
+          </w:p>
+        </w:tc>
+        <w:tc>
+          <w:tcPr>
+            <w:tcW w:type="dxa" w:w="3402"/>
+          </w:tcPr>
+          <w:p>
+            <w:r/>
+            <w:r>
+              <w:rPr>
+                <w:color w:val="333333"/>
+                <w:sz w:val="18"/>
+              </w:rPr>
+              <w:t>6-service orchestration, health checks, volumes</w:t>
+            </w:r>
+          </w:p>
+        </w:tc>
+      </w:tr>
+      <w:tr>
+        <w:tc>
+          <w:tcPr>
+            <w:tcW w:type="dxa" w:w="1134"/>
             <w:shd w:fill="F5F5F5"/>
           </w:tcPr>
           <w:p>
@@ -4530,7 +9264,39 @@
                 <w:color w:val="333333"/>
                 <w:sz w:val="18"/>
               </w:rPr>
-              <w:t>Complete ER diagram with 8 tables + 4 MongoDB collections</w:t>
+              <w:t>Testing</w:t>
+            </w:r>
+          </w:p>
+        </w:tc>
+        <w:tc>
+          <w:tcPr>
+            <w:tcW w:type="dxa" w:w="3118"/>
+            <w:shd w:fill="F5F5F5"/>
+          </w:tcPr>
+          <w:p>
+            <w:r/>
+            <w:r>
+              <w:rPr>
+                <w:color w:val="333333"/>
+                <w:sz w:val="18"/>
+              </w:rPr>
+              <w:t>Python requests, unittest-style</w:t>
+            </w:r>
+          </w:p>
+        </w:tc>
+        <w:tc>
+          <w:tcPr>
+            <w:tcW w:type="dxa" w:w="3402"/>
+            <w:shd w:fill="F5F5F5"/>
+          </w:tcPr>
+          <w:p>
+            <w:r/>
+            <w:r>
+              <w:rPr>
+                <w:color w:val="333333"/>
+                <w:sz w:val="18"/>
+              </w:rPr>
+              <w:t>161 automated tests, 10 sections, 100% pass rate</w:t>
             </w:r>
           </w:p>
         </w:tc>
